--- a/Jobsheet 3/Laporan Jobsheet 3.docx
+++ b/Jobsheet 3/Laporan Jobsheet 3.docx
@@ -83,12 +83,23 @@
           <w:p>
             <w:pPr>
               <w:pStyle w:val="IsiTabel"/>
+              <w:tabs>
+                <w:tab w:val="left" w:pos="1230"/>
+              </w:tabs>
               <w:rPr>
                 <w:sz w:val="24"/>
                 <w:szCs w:val="24"/>
                 <w:lang w:eastAsia="en-ID"/>
               </w:rPr>
             </w:pPr>
+            <w:r>
+              <w:rPr>
+                <w:sz w:val="24"/>
+                <w:szCs w:val="24"/>
+                <w:lang w:eastAsia="en-ID"/>
+              </w:rPr>
+              <w:t>Pemrograman Web Lanjut</w:t>
+            </w:r>
           </w:p>
         </w:tc>
       </w:tr>
@@ -243,6 +254,14 @@
                 <w:lang w:eastAsia="en-ID"/>
               </w:rPr>
             </w:pPr>
+            <w:r>
+              <w:rPr>
+                <w:sz w:val="24"/>
+                <w:szCs w:val="24"/>
+                <w:lang w:eastAsia="en-ID"/>
+              </w:rPr>
+              <w:t>4</w:t>
+            </w:r>
           </w:p>
         </w:tc>
       </w:tr>
@@ -547,6 +566,14 @@
                 <w:lang w:eastAsia="en-ID"/>
               </w:rPr>
             </w:pPr>
+            <w:r>
+              <w:rPr>
+                <w:sz w:val="24"/>
+                <w:szCs w:val="24"/>
+                <w:lang w:eastAsia="en-ID"/>
+              </w:rPr>
+              <w:t>3</w:t>
+            </w:r>
           </w:p>
         </w:tc>
       </w:tr>
@@ -740,12 +767,112 @@
               <w:spacing w:before="60" w:line="360" w:lineRule="auto"/>
               <w:ind w:firstLine="0"/>
               <w:rPr>
+                <w:rFonts w:eastAsia="Times New Roman" w:cs="Times New Roman"/>
+                <w:sz w:val="22"/>
+                <w:lang w:val="en-ID" w:eastAsia="en-ID"/>
+              </w:rPr>
+            </w:pPr>
+            <w:r>
+              <w:rPr>
+                <w:rFonts w:eastAsia="Times New Roman" w:cs="Times New Roman"/>
+                <w:sz w:val="22"/>
+                <w:lang w:val="en-ID" w:eastAsia="en-ID"/>
+              </w:rPr>
+              <w:t>B</w:t>
+            </w:r>
+            <w:r>
+              <w:rPr>
+                <w:rFonts w:eastAsia="Times New Roman" w:cs="Times New Roman"/>
+                <w:sz w:val="22"/>
+                <w:lang w:val="en-ID" w:eastAsia="en-ID"/>
+              </w:rPr>
+              <w:t>uat file migrasi untuk table m_level dengan perintah</w:t>
+            </w:r>
+          </w:p>
+          <w:p>
+            <w:pPr>
+              <w:spacing w:before="60" w:line="360" w:lineRule="auto"/>
+              <w:ind w:firstLine="0"/>
+              <w:rPr>
                 <w:rFonts w:ascii="Courier New" w:eastAsia="Times New Roman" w:hAnsi="Courier New" w:cs="Courier New"/>
                 <w:sz w:val="20"/>
                 <w:szCs w:val="20"/>
-                <w:lang w:eastAsia="en-ID"/>
-              </w:rPr>
-            </w:pPr>
+                <w:lang w:val="en-ID" w:eastAsia="en-ID"/>
+              </w:rPr>
+            </w:pPr>
+            <w:r>
+              <w:rPr>
+                <w:rFonts w:ascii="Courier New" w:eastAsia="Times New Roman" w:hAnsi="Courier New" w:cs="Courier New"/>
+                <w:sz w:val="20"/>
+                <w:szCs w:val="20"/>
+                <w:lang w:val="en-ID" w:eastAsia="en-ID"/>
+              </w:rPr>
+              <w:t>Php</w:t>
+            </w:r>
+            <w:r>
+              <w:rPr>
+                <w:rFonts w:ascii="Courier New" w:eastAsia="Times New Roman" w:hAnsi="Courier New" w:cs="Courier New"/>
+                <w:sz w:val="20"/>
+                <w:szCs w:val="20"/>
+                <w:lang w:val="en-ID" w:eastAsia="en-ID"/>
+              </w:rPr>
+              <w:t xml:space="preserve"> artisan make:migration create_m_level_table –create=m_level</w:t>
+            </w:r>
+          </w:p>
+          <w:p>
+            <w:pPr>
+              <w:spacing w:before="60" w:line="360" w:lineRule="auto"/>
+              <w:ind w:firstLine="0"/>
+              <w:rPr>
+                <w:rFonts w:ascii="Courier New" w:eastAsia="Times New Roman" w:hAnsi="Courier New" w:cs="Courier New"/>
+                <w:sz w:val="20"/>
+                <w:szCs w:val="20"/>
+                <w:lang w:eastAsia="en-ID"/>
+              </w:rPr>
+            </w:pPr>
+            <w:r>
+              <w:rPr>
+                <w:rFonts w:ascii="Courier New" w:eastAsia="Times New Roman" w:hAnsi="Courier New" w:cs="Courier New"/>
+                <w:sz w:val="20"/>
+                <w:szCs w:val="20"/>
+                <w:lang w:eastAsia="en-ID"/>
+              </w:rPr>
+              <w:drawing>
+                <wp:inline distT="0" distB="0" distL="0" distR="0" wp14:anchorId="6D1EE5FE" wp14:editId="556A2BF8">
+                  <wp:extent cx="4318222" cy="1670136"/>
+                  <wp:effectExtent l="0" t="0" r="6350" b="6350"/>
+                  <wp:docPr id="155841472" name="Picture 1"/>
+                  <wp:cNvGraphicFramePr>
+                    <a:graphicFrameLocks xmlns:a="http://schemas.openxmlformats.org/drawingml/2006/main" noChangeAspect="1"/>
+                  </wp:cNvGraphicFramePr>
+                  <a:graphic xmlns:a="http://schemas.openxmlformats.org/drawingml/2006/main">
+                    <a:graphicData uri="http://schemas.openxmlformats.org/drawingml/2006/picture">
+                      <pic:pic xmlns:pic="http://schemas.openxmlformats.org/drawingml/2006/picture">
+                        <pic:nvPicPr>
+                          <pic:cNvPr id="155841472" name=""/>
+                          <pic:cNvPicPr/>
+                        </pic:nvPicPr>
+                        <pic:blipFill>
+                          <a:blip r:embed="rId7"/>
+                          <a:stretch>
+                            <a:fillRect/>
+                          </a:stretch>
+                        </pic:blipFill>
+                        <pic:spPr>
+                          <a:xfrm>
+                            <a:off x="0" y="0"/>
+                            <a:ext cx="4318222" cy="1670136"/>
+                          </a:xfrm>
+                          <a:prstGeom prst="rect">
+                            <a:avLst/>
+                          </a:prstGeom>
+                        </pic:spPr>
+                      </pic:pic>
+                    </a:graphicData>
+                  </a:graphic>
+                </wp:inline>
+              </w:drawing>
+            </w:r>
           </w:p>
         </w:tc>
       </w:tr>
@@ -785,12 +912,500 @@
               <w:ind w:firstLine="0"/>
               <w:rPr>
                 <w:rFonts w:eastAsia="Times New Roman" w:cs="Times New Roman"/>
-                <w:b/>
-                <w:bCs/>
-                <w:szCs w:val="24"/>
-                <w:lang w:eastAsia="en-ID"/>
-              </w:rPr>
-            </w:pPr>
+                <w:szCs w:val="24"/>
+                <w:lang w:eastAsia="en-ID"/>
+              </w:rPr>
+            </w:pPr>
+            <w:r>
+              <w:rPr>
+                <w:rFonts w:eastAsia="Times New Roman" w:cs="Times New Roman"/>
+                <w:szCs w:val="24"/>
+                <w:lang w:eastAsia="en-ID"/>
+              </w:rPr>
+              <w:t xml:space="preserve">Modifikasi </w:t>
+            </w:r>
+            <w:r>
+              <w:rPr>
+                <w:rFonts w:eastAsia="Times New Roman" w:cs="Times New Roman"/>
+                <w:szCs w:val="24"/>
+                <w:lang w:eastAsia="en-ID"/>
+              </w:rPr>
+              <w:t>sesuai dengan desain database yang sudah ada</w:t>
+            </w:r>
+          </w:p>
+          <w:p>
+            <w:pPr>
+              <w:spacing w:before="60" w:line="360" w:lineRule="auto"/>
+              <w:ind w:firstLine="0"/>
+              <w:rPr>
+                <w:rFonts w:eastAsia="Times New Roman" w:cs="Times New Roman"/>
+                <w:szCs w:val="24"/>
+                <w:lang w:eastAsia="en-ID"/>
+              </w:rPr>
+            </w:pPr>
+            <w:r>
+              <w:rPr>
+                <w:rFonts w:eastAsia="Times New Roman" w:cs="Times New Roman"/>
+                <w:szCs w:val="24"/>
+                <w:lang w:eastAsia="en-ID"/>
+              </w:rPr>
+              <w:lastRenderedPageBreak/>
+              <w:drawing>
+                <wp:inline distT="0" distB="0" distL="0" distR="0" wp14:anchorId="3FF8DAAD" wp14:editId="7276F953">
+                  <wp:extent cx="3340258" cy="2882900"/>
+                  <wp:effectExtent l="0" t="0" r="0" b="0"/>
+                  <wp:docPr id="1720449313" name="Picture 1"/>
+                  <wp:cNvGraphicFramePr>
+                    <a:graphicFrameLocks xmlns:a="http://schemas.openxmlformats.org/drawingml/2006/main" noChangeAspect="1"/>
+                  </wp:cNvGraphicFramePr>
+                  <a:graphic xmlns:a="http://schemas.openxmlformats.org/drawingml/2006/main">
+                    <a:graphicData uri="http://schemas.openxmlformats.org/drawingml/2006/picture">
+                      <pic:pic xmlns:pic="http://schemas.openxmlformats.org/drawingml/2006/picture">
+                        <pic:nvPicPr>
+                          <pic:cNvPr id="1720449313" name=""/>
+                          <pic:cNvPicPr/>
+                        </pic:nvPicPr>
+                        <pic:blipFill>
+                          <a:blip r:embed="rId8"/>
+                          <a:stretch>
+                            <a:fillRect/>
+                          </a:stretch>
+                        </pic:blipFill>
+                        <pic:spPr>
+                          <a:xfrm>
+                            <a:off x="0" y="0"/>
+                            <a:ext cx="3346076" cy="2887922"/>
+                          </a:xfrm>
+                          <a:prstGeom prst="rect">
+                            <a:avLst/>
+                          </a:prstGeom>
+                        </pic:spPr>
+                      </pic:pic>
+                    </a:graphicData>
+                  </a:graphic>
+                </wp:inline>
+              </w:drawing>
+            </w:r>
+          </w:p>
+        </w:tc>
+      </w:tr>
+      <w:tr>
+        <w:tc>
+          <w:tcPr>
+            <w:tcW w:w="1129" w:type="dxa"/>
+          </w:tcPr>
+          <w:p>
+            <w:pPr>
+              <w:spacing w:before="60" w:line="360" w:lineRule="auto"/>
+              <w:ind w:firstLine="0"/>
+              <w:jc w:val="center"/>
+              <w:rPr>
+                <w:rFonts w:eastAsia="Times New Roman" w:cs="Times New Roman"/>
+                <w:szCs w:val="24"/>
+                <w:lang w:eastAsia="en-ID"/>
+              </w:rPr>
+            </w:pPr>
+            <w:r>
+              <w:rPr>
+                <w:rFonts w:eastAsia="Times New Roman" w:cs="Times New Roman"/>
+                <w:szCs w:val="24"/>
+                <w:lang w:eastAsia="en-ID"/>
+              </w:rPr>
+              <w:lastRenderedPageBreak/>
+              <w:t>3</w:t>
+            </w:r>
+          </w:p>
+        </w:tc>
+        <w:tc>
+          <w:tcPr>
+            <w:tcW w:w="8499" w:type="dxa"/>
+          </w:tcPr>
+          <w:p>
+            <w:pPr>
+              <w:spacing w:before="60" w:line="360" w:lineRule="auto"/>
+              <w:ind w:firstLine="0"/>
+              <w:rPr>
+                <w:rFonts w:eastAsia="Times New Roman" w:cs="Times New Roman"/>
+                <w:szCs w:val="24"/>
+                <w:lang w:val="sv-SE" w:eastAsia="en-ID"/>
+              </w:rPr>
+            </w:pPr>
+            <w:r>
+              <w:rPr>
+                <w:rFonts w:eastAsia="Times New Roman" w:cs="Times New Roman"/>
+                <w:szCs w:val="24"/>
+                <w:lang w:val="sv-SE" w:eastAsia="en-ID"/>
+              </w:rPr>
+              <w:t>kemudian jalankan perintah ini pada terminal VSCode untuk melakukan migrasi</w:t>
+            </w:r>
+          </w:p>
+          <w:p>
+            <w:pPr>
+              <w:spacing w:before="60" w:line="360" w:lineRule="auto"/>
+              <w:ind w:firstLine="0"/>
+              <w:rPr>
+                <w:rFonts w:eastAsia="Times New Roman" w:cs="Times New Roman"/>
+                <w:szCs w:val="24"/>
+                <w:lang w:eastAsia="en-ID"/>
+              </w:rPr>
+            </w:pPr>
+            <w:r>
+              <w:rPr>
+                <w:rFonts w:eastAsia="Times New Roman" w:cs="Times New Roman"/>
+                <w:szCs w:val="24"/>
+                <w:lang w:eastAsia="en-ID"/>
+              </w:rPr>
+              <w:drawing>
+                <wp:inline distT="0" distB="0" distL="0" distR="0" wp14:anchorId="5E47839D" wp14:editId="78910941">
+                  <wp:extent cx="5259705" cy="1440815"/>
+                  <wp:effectExtent l="0" t="0" r="0" b="6985"/>
+                  <wp:docPr id="1124433607" name="Picture 1"/>
+                  <wp:cNvGraphicFramePr>
+                    <a:graphicFrameLocks xmlns:a="http://schemas.openxmlformats.org/drawingml/2006/main" noChangeAspect="1"/>
+                  </wp:cNvGraphicFramePr>
+                  <a:graphic xmlns:a="http://schemas.openxmlformats.org/drawingml/2006/main">
+                    <a:graphicData uri="http://schemas.openxmlformats.org/drawingml/2006/picture">
+                      <pic:pic xmlns:pic="http://schemas.openxmlformats.org/drawingml/2006/picture">
+                        <pic:nvPicPr>
+                          <pic:cNvPr id="1124433607" name=""/>
+                          <pic:cNvPicPr/>
+                        </pic:nvPicPr>
+                        <pic:blipFill>
+                          <a:blip r:embed="rId9"/>
+                          <a:stretch>
+                            <a:fillRect/>
+                          </a:stretch>
+                        </pic:blipFill>
+                        <pic:spPr>
+                          <a:xfrm>
+                            <a:off x="0" y="0"/>
+                            <a:ext cx="5259705" cy="1440815"/>
+                          </a:xfrm>
+                          <a:prstGeom prst="rect">
+                            <a:avLst/>
+                          </a:prstGeom>
+                        </pic:spPr>
+                      </pic:pic>
+                    </a:graphicData>
+                  </a:graphic>
+                </wp:inline>
+              </w:drawing>
+            </w:r>
+          </w:p>
+        </w:tc>
+      </w:tr>
+      <w:tr>
+        <w:tc>
+          <w:tcPr>
+            <w:tcW w:w="1129" w:type="dxa"/>
+          </w:tcPr>
+          <w:p>
+            <w:pPr>
+              <w:spacing w:before="60" w:line="360" w:lineRule="auto"/>
+              <w:ind w:firstLine="0"/>
+              <w:jc w:val="center"/>
+              <w:rPr>
+                <w:rFonts w:eastAsia="Times New Roman" w:cs="Times New Roman"/>
+                <w:szCs w:val="24"/>
+                <w:lang w:eastAsia="en-ID"/>
+              </w:rPr>
+            </w:pPr>
+            <w:r>
+              <w:rPr>
+                <w:rFonts w:eastAsia="Times New Roman" w:cs="Times New Roman"/>
+                <w:szCs w:val="24"/>
+                <w:lang w:eastAsia="en-ID"/>
+              </w:rPr>
+              <w:t>4</w:t>
+            </w:r>
+          </w:p>
+        </w:tc>
+        <w:tc>
+          <w:tcPr>
+            <w:tcW w:w="8499" w:type="dxa"/>
+          </w:tcPr>
+          <w:p>
+            <w:pPr>
+              <w:spacing w:before="60" w:line="360" w:lineRule="auto"/>
+              <w:ind w:firstLine="0"/>
+              <w:rPr>
+                <w:rFonts w:eastAsia="Times New Roman" w:cs="Times New Roman"/>
+                <w:szCs w:val="24"/>
+                <w:lang w:val="sv-SE" w:eastAsia="en-ID"/>
+              </w:rPr>
+            </w:pPr>
+            <w:r>
+              <w:rPr>
+                <w:rFonts w:eastAsia="Times New Roman" w:cs="Times New Roman"/>
+                <w:szCs w:val="24"/>
+                <w:lang w:val="sv-SE" w:eastAsia="en-ID"/>
+              </w:rPr>
+              <w:t>Cek database di phpMyAdmin</w:t>
+            </w:r>
+          </w:p>
+          <w:p>
+            <w:pPr>
+              <w:spacing w:before="60" w:line="360" w:lineRule="auto"/>
+              <w:ind w:firstLine="0"/>
+              <w:rPr>
+                <w:rFonts w:eastAsia="Times New Roman" w:cs="Times New Roman"/>
+                <w:szCs w:val="24"/>
+                <w:lang w:val="sv-SE" w:eastAsia="en-ID"/>
+              </w:rPr>
+            </w:pPr>
+            <w:r>
+              <w:rPr>
+                <w:rFonts w:eastAsia="Times New Roman" w:cs="Times New Roman"/>
+                <w:szCs w:val="24"/>
+                <w:lang w:val="sv-SE" w:eastAsia="en-ID"/>
+              </w:rPr>
+              <w:drawing>
+                <wp:inline distT="0" distB="0" distL="0" distR="0" wp14:anchorId="6C2E0705" wp14:editId="3CD02FBF">
+                  <wp:extent cx="5259705" cy="696595"/>
+                  <wp:effectExtent l="0" t="0" r="0" b="8255"/>
+                  <wp:docPr id="1468601933" name="Picture 1"/>
+                  <wp:cNvGraphicFramePr>
+                    <a:graphicFrameLocks xmlns:a="http://schemas.openxmlformats.org/drawingml/2006/main" noChangeAspect="1"/>
+                  </wp:cNvGraphicFramePr>
+                  <a:graphic xmlns:a="http://schemas.openxmlformats.org/drawingml/2006/main">
+                    <a:graphicData uri="http://schemas.openxmlformats.org/drawingml/2006/picture">
+                      <pic:pic xmlns:pic="http://schemas.openxmlformats.org/drawingml/2006/picture">
+                        <pic:nvPicPr>
+                          <pic:cNvPr id="1468601933" name=""/>
+                          <pic:cNvPicPr/>
+                        </pic:nvPicPr>
+                        <pic:blipFill>
+                          <a:blip r:embed="rId10"/>
+                          <a:stretch>
+                            <a:fillRect/>
+                          </a:stretch>
+                        </pic:blipFill>
+                        <pic:spPr>
+                          <a:xfrm>
+                            <a:off x="0" y="0"/>
+                            <a:ext cx="5259705" cy="696595"/>
+                          </a:xfrm>
+                          <a:prstGeom prst="rect">
+                            <a:avLst/>
+                          </a:prstGeom>
+                        </pic:spPr>
+                      </pic:pic>
+                    </a:graphicData>
+                  </a:graphic>
+                </wp:inline>
+              </w:drawing>
+            </w:r>
+          </w:p>
+        </w:tc>
+      </w:tr>
+      <w:tr>
+        <w:tc>
+          <w:tcPr>
+            <w:tcW w:w="1129" w:type="dxa"/>
+          </w:tcPr>
+          <w:p>
+            <w:pPr>
+              <w:spacing w:before="60" w:line="360" w:lineRule="auto"/>
+              <w:ind w:firstLine="0"/>
+              <w:jc w:val="center"/>
+              <w:rPr>
+                <w:rFonts w:eastAsia="Times New Roman" w:cs="Times New Roman"/>
+                <w:szCs w:val="24"/>
+                <w:lang w:eastAsia="en-ID"/>
+              </w:rPr>
+            </w:pPr>
+            <w:r>
+              <w:rPr>
+                <w:rFonts w:eastAsia="Times New Roman" w:cs="Times New Roman"/>
+                <w:szCs w:val="24"/>
+                <w:lang w:eastAsia="en-ID"/>
+              </w:rPr>
+              <w:t>5</w:t>
+            </w:r>
+          </w:p>
+        </w:tc>
+        <w:tc>
+          <w:tcPr>
+            <w:tcW w:w="8499" w:type="dxa"/>
+          </w:tcPr>
+          <w:p>
+            <w:pPr>
+              <w:spacing w:before="60" w:line="360" w:lineRule="auto"/>
+              <w:ind w:firstLine="0"/>
+              <w:rPr>
+                <w:rFonts w:eastAsia="Times New Roman" w:cs="Times New Roman"/>
+                <w:szCs w:val="24"/>
+                <w:lang w:val="sv-SE" w:eastAsia="en-ID"/>
+              </w:rPr>
+            </w:pPr>
+            <w:r>
+              <w:rPr>
+                <w:rFonts w:eastAsia="Times New Roman" w:cs="Times New Roman"/>
+                <w:szCs w:val="24"/>
+                <w:lang w:val="sv-SE" w:eastAsia="en-ID"/>
+              </w:rPr>
+              <w:t>Buat table database dengan migration untuk table m_kategori yang sama-sama tidak memiliki foreign key</w:t>
+            </w:r>
+          </w:p>
+          <w:p>
+            <w:pPr>
+              <w:spacing w:before="60" w:line="360" w:lineRule="auto"/>
+              <w:ind w:firstLine="0"/>
+              <w:rPr>
+                <w:rFonts w:eastAsia="Times New Roman" w:cs="Times New Roman"/>
+                <w:szCs w:val="24"/>
+                <w:lang w:val="sv-SE" w:eastAsia="en-ID"/>
+              </w:rPr>
+            </w:pPr>
+            <w:r>
+              <w:rPr>
+                <w:rFonts w:eastAsia="Times New Roman" w:cs="Times New Roman"/>
+                <w:szCs w:val="24"/>
+                <w:lang w:val="sv-SE" w:eastAsia="en-ID"/>
+              </w:rPr>
+              <w:drawing>
+                <wp:inline distT="0" distB="0" distL="0" distR="0" wp14:anchorId="19F0450C" wp14:editId="31959841">
+                  <wp:extent cx="5259705" cy="353060"/>
+                  <wp:effectExtent l="0" t="0" r="0" b="8890"/>
+                  <wp:docPr id="4771049" name="Picture 1"/>
+                  <wp:cNvGraphicFramePr>
+                    <a:graphicFrameLocks xmlns:a="http://schemas.openxmlformats.org/drawingml/2006/main" noChangeAspect="1"/>
+                  </wp:cNvGraphicFramePr>
+                  <a:graphic xmlns:a="http://schemas.openxmlformats.org/drawingml/2006/main">
+                    <a:graphicData uri="http://schemas.openxmlformats.org/drawingml/2006/picture">
+                      <pic:pic xmlns:pic="http://schemas.openxmlformats.org/drawingml/2006/picture">
+                        <pic:nvPicPr>
+                          <pic:cNvPr id="4771049" name=""/>
+                          <pic:cNvPicPr/>
+                        </pic:nvPicPr>
+                        <pic:blipFill>
+                          <a:blip r:embed="rId11"/>
+                          <a:stretch>
+                            <a:fillRect/>
+                          </a:stretch>
+                        </pic:blipFill>
+                        <pic:spPr>
+                          <a:xfrm>
+                            <a:off x="0" y="0"/>
+                            <a:ext cx="5259705" cy="353060"/>
+                          </a:xfrm>
+                          <a:prstGeom prst="rect">
+                            <a:avLst/>
+                          </a:prstGeom>
+                        </pic:spPr>
+                      </pic:pic>
+                    </a:graphicData>
+                  </a:graphic>
+                </wp:inline>
+              </w:drawing>
+            </w:r>
+          </w:p>
+          <w:p>
+            <w:pPr>
+              <w:spacing w:before="60" w:line="360" w:lineRule="auto"/>
+              <w:ind w:firstLine="0"/>
+              <w:rPr>
+                <w:rFonts w:eastAsia="Times New Roman" w:cs="Times New Roman"/>
+                <w:szCs w:val="24"/>
+                <w:lang w:val="sv-SE" w:eastAsia="en-ID"/>
+              </w:rPr>
+            </w:pPr>
+            <w:r>
+              <w:rPr>
+                <w:rFonts w:eastAsia="Times New Roman" w:cs="Times New Roman"/>
+                <w:szCs w:val="24"/>
+                <w:lang w:val="sv-SE" w:eastAsia="en-ID"/>
+              </w:rPr>
+              <w:lastRenderedPageBreak/>
+              <w:drawing>
+                <wp:inline distT="0" distB="0" distL="0" distR="0" wp14:anchorId="61898228" wp14:editId="735330CA">
+                  <wp:extent cx="5259705" cy="3521075"/>
+                  <wp:effectExtent l="0" t="0" r="0" b="3175"/>
+                  <wp:docPr id="850370035" name="Picture 1"/>
+                  <wp:cNvGraphicFramePr>
+                    <a:graphicFrameLocks xmlns:a="http://schemas.openxmlformats.org/drawingml/2006/main" noChangeAspect="1"/>
+                  </wp:cNvGraphicFramePr>
+                  <a:graphic xmlns:a="http://schemas.openxmlformats.org/drawingml/2006/main">
+                    <a:graphicData uri="http://schemas.openxmlformats.org/drawingml/2006/picture">
+                      <pic:pic xmlns:pic="http://schemas.openxmlformats.org/drawingml/2006/picture">
+                        <pic:nvPicPr>
+                          <pic:cNvPr id="850370035" name=""/>
+                          <pic:cNvPicPr/>
+                        </pic:nvPicPr>
+                        <pic:blipFill>
+                          <a:blip r:embed="rId12"/>
+                          <a:stretch>
+                            <a:fillRect/>
+                          </a:stretch>
+                        </pic:blipFill>
+                        <pic:spPr>
+                          <a:xfrm>
+                            <a:off x="0" y="0"/>
+                            <a:ext cx="5259705" cy="3521075"/>
+                          </a:xfrm>
+                          <a:prstGeom prst="rect">
+                            <a:avLst/>
+                          </a:prstGeom>
+                        </pic:spPr>
+                      </pic:pic>
+                    </a:graphicData>
+                  </a:graphic>
+                </wp:inline>
+              </w:drawing>
+            </w:r>
+          </w:p>
+          <w:p>
+            <w:pPr>
+              <w:spacing w:before="60" w:line="360" w:lineRule="auto"/>
+              <w:ind w:firstLine="0"/>
+              <w:rPr>
+                <w:rFonts w:eastAsia="Times New Roman" w:cs="Times New Roman"/>
+                <w:szCs w:val="24"/>
+                <w:lang w:val="sv-SE" w:eastAsia="en-ID"/>
+              </w:rPr>
+            </w:pPr>
+            <w:r>
+              <w:rPr>
+                <w:rFonts w:eastAsia="Times New Roman" w:cs="Times New Roman"/>
+                <w:szCs w:val="24"/>
+                <w:lang w:val="sv-SE" w:eastAsia="en-ID"/>
+              </w:rPr>
+              <w:drawing>
+                <wp:inline distT="0" distB="0" distL="0" distR="0" wp14:anchorId="540317BC" wp14:editId="15B27957">
+                  <wp:extent cx="3854648" cy="863644"/>
+                  <wp:effectExtent l="0" t="0" r="0" b="0"/>
+                  <wp:docPr id="669138586" name="Picture 1"/>
+                  <wp:cNvGraphicFramePr>
+                    <a:graphicFrameLocks xmlns:a="http://schemas.openxmlformats.org/drawingml/2006/main" noChangeAspect="1"/>
+                  </wp:cNvGraphicFramePr>
+                  <a:graphic xmlns:a="http://schemas.openxmlformats.org/drawingml/2006/main">
+                    <a:graphicData uri="http://schemas.openxmlformats.org/drawingml/2006/picture">
+                      <pic:pic xmlns:pic="http://schemas.openxmlformats.org/drawingml/2006/picture">
+                        <pic:nvPicPr>
+                          <pic:cNvPr id="669138586" name=""/>
+                          <pic:cNvPicPr/>
+                        </pic:nvPicPr>
+                        <pic:blipFill>
+                          <a:blip r:embed="rId13"/>
+                          <a:stretch>
+                            <a:fillRect/>
+                          </a:stretch>
+                        </pic:blipFill>
+                        <pic:spPr>
+                          <a:xfrm>
+                            <a:off x="0" y="0"/>
+                            <a:ext cx="3854648" cy="863644"/>
+                          </a:xfrm>
+                          <a:prstGeom prst="rect">
+                            <a:avLst/>
+                          </a:prstGeom>
+                        </pic:spPr>
+                      </pic:pic>
+                    </a:graphicData>
+                  </a:graphic>
+                </wp:inline>
+              </w:drawing>
+            </w:r>
           </w:p>
         </w:tc>
       </w:tr>
@@ -805,7 +1420,7 @@
           <w:bCs/>
           <w:kern w:val="0"/>
           <w:szCs w:val="24"/>
-          <w:lang w:eastAsia="en-ID"/>
+          <w:lang w:val="sv-SE" w:eastAsia="en-ID"/>
           <w14:ligatures w14:val="none"/>
         </w:rPr>
       </w:pPr>
@@ -943,12 +1558,71 @@
               <w:ind w:firstLine="0"/>
               <w:rPr>
                 <w:rFonts w:eastAsia="Times New Roman" w:cs="Times New Roman"/>
-                <w:b/>
-                <w:bCs/>
-                <w:szCs w:val="24"/>
-                <w:lang w:eastAsia="en-ID"/>
-              </w:rPr>
-            </w:pPr>
+                <w:szCs w:val="24"/>
+                <w:lang w:val="sv-SE" w:eastAsia="en-ID"/>
+              </w:rPr>
+            </w:pPr>
+            <w:r>
+              <w:rPr>
+                <w:rFonts w:eastAsia="Times New Roman" w:cs="Times New Roman"/>
+                <w:szCs w:val="24"/>
+                <w:lang w:val="sv-SE" w:eastAsia="en-ID"/>
+              </w:rPr>
+              <w:t>Buka terminal VSCode kalian, dan buat file migrasi untuk table m_user</w:t>
+            </w:r>
+          </w:p>
+          <w:p>
+            <w:pPr>
+              <w:spacing w:before="60" w:line="360" w:lineRule="auto"/>
+              <w:ind w:firstLine="0"/>
+              <w:rPr>
+                <w:rFonts w:eastAsia="Times New Roman" w:cs="Times New Roman"/>
+                <w:szCs w:val="24"/>
+                <w:lang w:val="sv-SE" w:eastAsia="en-ID"/>
+              </w:rPr>
+            </w:pPr>
+            <w:r>
+              <w:rPr>
+                <w:rFonts w:eastAsia="Times New Roman" w:cs="Times New Roman"/>
+                <w:szCs w:val="24"/>
+                <w:lang w:val="sv-SE" w:eastAsia="en-ID"/>
+              </w:rPr>
+              <w:drawing>
+                <wp:inline distT="0" distB="0" distL="0" distR="0" wp14:anchorId="45A22E68" wp14:editId="79DB31C1">
+                  <wp:extent cx="5259705" cy="356235"/>
+                  <wp:effectExtent l="0" t="0" r="0" b="5715"/>
+                  <wp:docPr id="42899516" name="Picture 1"/>
+                  <wp:cNvGraphicFramePr>
+                    <a:graphicFrameLocks xmlns:a="http://schemas.openxmlformats.org/drawingml/2006/main" noChangeAspect="1"/>
+                  </wp:cNvGraphicFramePr>
+                  <a:graphic xmlns:a="http://schemas.openxmlformats.org/drawingml/2006/main">
+                    <a:graphicData uri="http://schemas.openxmlformats.org/drawingml/2006/picture">
+                      <pic:pic xmlns:pic="http://schemas.openxmlformats.org/drawingml/2006/picture">
+                        <pic:nvPicPr>
+                          <pic:cNvPr id="42899516" name=""/>
+                          <pic:cNvPicPr/>
+                        </pic:nvPicPr>
+                        <pic:blipFill>
+                          <a:blip r:embed="rId14"/>
+                          <a:stretch>
+                            <a:fillRect/>
+                          </a:stretch>
+                        </pic:blipFill>
+                        <pic:spPr>
+                          <a:xfrm>
+                            <a:off x="0" y="0"/>
+                            <a:ext cx="5259705" cy="356235"/>
+                          </a:xfrm>
+                          <a:prstGeom prst="rect">
+                            <a:avLst/>
+                          </a:prstGeom>
+                        </pic:spPr>
+                      </pic:pic>
+                    </a:graphicData>
+                  </a:graphic>
+                </wp:inline>
+              </w:drawing>
+            </w:r>
           </w:p>
         </w:tc>
       </w:tr>
@@ -988,16 +1662,701 @@
               <w:ind w:firstLine="0"/>
               <w:rPr>
                 <w:rFonts w:eastAsia="Times New Roman" w:cs="Times New Roman"/>
-                <w:b/>
-                <w:bCs/>
-                <w:szCs w:val="24"/>
-                <w:lang w:eastAsia="en-ID"/>
-              </w:rPr>
-            </w:pPr>
+                <w:szCs w:val="24"/>
+                <w:lang w:val="sv-SE" w:eastAsia="en-ID"/>
+              </w:rPr>
+            </w:pPr>
+            <w:r>
+              <w:rPr>
+                <w:rFonts w:eastAsia="Times New Roman" w:cs="Times New Roman"/>
+                <w:szCs w:val="24"/>
+                <w:lang w:val="sv-SE" w:eastAsia="en-ID"/>
+              </w:rPr>
+              <w:t>Buka file migrasi untuk table m_user, dan modifikasi seperti berikut</w:t>
+            </w:r>
+          </w:p>
+          <w:p>
+            <w:pPr>
+              <w:spacing w:before="60" w:line="360" w:lineRule="auto"/>
+              <w:ind w:firstLine="0"/>
+              <w:rPr>
+                <w:rFonts w:eastAsia="Times New Roman" w:cs="Times New Roman"/>
+                <w:szCs w:val="24"/>
+                <w:lang w:val="sv-SE" w:eastAsia="en-ID"/>
+              </w:rPr>
+            </w:pPr>
+            <w:r>
+              <w:rPr>
+                <w:rFonts w:eastAsia="Times New Roman" w:cs="Times New Roman"/>
+                <w:szCs w:val="24"/>
+                <w:lang w:val="sv-SE" w:eastAsia="en-ID"/>
+              </w:rPr>
+              <w:lastRenderedPageBreak/>
+              <w:drawing>
+                <wp:inline distT="0" distB="0" distL="0" distR="0" wp14:anchorId="06261544" wp14:editId="7E0A937D">
+                  <wp:extent cx="5137414" cy="1949550"/>
+                  <wp:effectExtent l="0" t="0" r="6350" b="0"/>
+                  <wp:docPr id="2029536175" name="Picture 1"/>
+                  <wp:cNvGraphicFramePr>
+                    <a:graphicFrameLocks xmlns:a="http://schemas.openxmlformats.org/drawingml/2006/main" noChangeAspect="1"/>
+                  </wp:cNvGraphicFramePr>
+                  <a:graphic xmlns:a="http://schemas.openxmlformats.org/drawingml/2006/main">
+                    <a:graphicData uri="http://schemas.openxmlformats.org/drawingml/2006/picture">
+                      <pic:pic xmlns:pic="http://schemas.openxmlformats.org/drawingml/2006/picture">
+                        <pic:nvPicPr>
+                          <pic:cNvPr id="2029536175" name=""/>
+                          <pic:cNvPicPr/>
+                        </pic:nvPicPr>
+                        <pic:blipFill>
+                          <a:blip r:embed="rId15"/>
+                          <a:stretch>
+                            <a:fillRect/>
+                          </a:stretch>
+                        </pic:blipFill>
+                        <pic:spPr>
+                          <a:xfrm>
+                            <a:off x="0" y="0"/>
+                            <a:ext cx="5137414" cy="1949550"/>
+                          </a:xfrm>
+                          <a:prstGeom prst="rect">
+                            <a:avLst/>
+                          </a:prstGeom>
+                        </pic:spPr>
+                      </pic:pic>
+                    </a:graphicData>
+                  </a:graphic>
+                </wp:inline>
+              </w:drawing>
+            </w:r>
+          </w:p>
+        </w:tc>
+      </w:tr>
+      <w:tr>
+        <w:tc>
+          <w:tcPr>
+            <w:tcW w:w="1129" w:type="dxa"/>
+          </w:tcPr>
+          <w:p>
+            <w:pPr>
+              <w:spacing w:before="60" w:line="360" w:lineRule="auto"/>
+              <w:ind w:firstLine="0"/>
+              <w:jc w:val="center"/>
+              <w:rPr>
+                <w:rFonts w:eastAsia="Times New Roman" w:cs="Times New Roman"/>
+                <w:szCs w:val="24"/>
+                <w:lang w:eastAsia="en-ID"/>
+              </w:rPr>
+            </w:pPr>
+            <w:r>
+              <w:rPr>
+                <w:rFonts w:eastAsia="Times New Roman" w:cs="Times New Roman"/>
+                <w:szCs w:val="24"/>
+                <w:lang w:eastAsia="en-ID"/>
+              </w:rPr>
+              <w:lastRenderedPageBreak/>
+              <w:t>3</w:t>
+            </w:r>
+          </w:p>
+        </w:tc>
+        <w:tc>
+          <w:tcPr>
+            <w:tcW w:w="8499" w:type="dxa"/>
+          </w:tcPr>
+          <w:p>
+            <w:pPr>
+              <w:spacing w:before="60" w:line="360" w:lineRule="auto"/>
+              <w:ind w:firstLine="0"/>
+              <w:rPr>
+                <w:rFonts w:eastAsia="Times New Roman" w:cs="Times New Roman"/>
+                <w:szCs w:val="24"/>
+                <w:lang w:val="sv-SE" w:eastAsia="en-ID"/>
+              </w:rPr>
+            </w:pPr>
+            <w:r>
+              <w:rPr>
+                <w:rFonts w:eastAsia="Times New Roman" w:cs="Times New Roman"/>
+                <w:szCs w:val="24"/>
+                <w:lang w:val="sv-SE" w:eastAsia="en-ID"/>
+              </w:rPr>
+              <w:t>J</w:t>
+            </w:r>
+            <w:r>
+              <w:rPr>
+                <w:rFonts w:eastAsia="Times New Roman" w:cs="Times New Roman"/>
+                <w:szCs w:val="24"/>
+                <w:lang w:val="sv-SE" w:eastAsia="en-ID"/>
+              </w:rPr>
+              <w:t>alankan perintah php artisan migrate</w:t>
+            </w:r>
+          </w:p>
+          <w:p>
+            <w:pPr>
+              <w:spacing w:before="60" w:line="360" w:lineRule="auto"/>
+              <w:ind w:firstLine="0"/>
+              <w:rPr>
+                <w:rFonts w:eastAsia="Times New Roman" w:cs="Times New Roman"/>
+                <w:szCs w:val="24"/>
+                <w:lang w:val="sv-SE" w:eastAsia="en-ID"/>
+              </w:rPr>
+            </w:pPr>
+            <w:r>
+              <w:rPr>
+                <w:rFonts w:eastAsia="Times New Roman" w:cs="Times New Roman"/>
+                <w:szCs w:val="24"/>
+                <w:lang w:val="sv-SE" w:eastAsia="en-ID"/>
+              </w:rPr>
+              <w:drawing>
+                <wp:inline distT="0" distB="0" distL="0" distR="0" wp14:anchorId="7E4CBF79" wp14:editId="615A8921">
+                  <wp:extent cx="5259705" cy="791845"/>
+                  <wp:effectExtent l="0" t="0" r="0" b="8255"/>
+                  <wp:docPr id="1927687401" name="Picture 1"/>
+                  <wp:cNvGraphicFramePr>
+                    <a:graphicFrameLocks xmlns:a="http://schemas.openxmlformats.org/drawingml/2006/main" noChangeAspect="1"/>
+                  </wp:cNvGraphicFramePr>
+                  <a:graphic xmlns:a="http://schemas.openxmlformats.org/drawingml/2006/main">
+                    <a:graphicData uri="http://schemas.openxmlformats.org/drawingml/2006/picture">
+                      <pic:pic xmlns:pic="http://schemas.openxmlformats.org/drawingml/2006/picture">
+                        <pic:nvPicPr>
+                          <pic:cNvPr id="1927687401" name=""/>
+                          <pic:cNvPicPr/>
+                        </pic:nvPicPr>
+                        <pic:blipFill>
+                          <a:blip r:embed="rId16"/>
+                          <a:stretch>
+                            <a:fillRect/>
+                          </a:stretch>
+                        </pic:blipFill>
+                        <pic:spPr>
+                          <a:xfrm>
+                            <a:off x="0" y="0"/>
+                            <a:ext cx="5259705" cy="791845"/>
+                          </a:xfrm>
+                          <a:prstGeom prst="rect">
+                            <a:avLst/>
+                          </a:prstGeom>
+                        </pic:spPr>
+                      </pic:pic>
+                    </a:graphicData>
+                  </a:graphic>
+                </wp:inline>
+              </w:drawing>
+            </w:r>
+          </w:p>
+        </w:tc>
+      </w:tr>
+      <w:tr>
+        <w:tc>
+          <w:tcPr>
+            <w:tcW w:w="1129" w:type="dxa"/>
+          </w:tcPr>
+          <w:p>
+            <w:pPr>
+              <w:spacing w:before="60" w:line="360" w:lineRule="auto"/>
+              <w:ind w:firstLine="0"/>
+              <w:jc w:val="center"/>
+              <w:rPr>
+                <w:rFonts w:eastAsia="Times New Roman" w:cs="Times New Roman"/>
+                <w:szCs w:val="24"/>
+                <w:lang w:eastAsia="en-ID"/>
+              </w:rPr>
+            </w:pPr>
+            <w:r>
+              <w:rPr>
+                <w:rFonts w:eastAsia="Times New Roman" w:cs="Times New Roman"/>
+                <w:szCs w:val="24"/>
+                <w:lang w:eastAsia="en-ID"/>
+              </w:rPr>
+              <w:t>4</w:t>
+            </w:r>
+          </w:p>
+        </w:tc>
+        <w:tc>
+          <w:tcPr>
+            <w:tcW w:w="8499" w:type="dxa"/>
+          </w:tcPr>
+          <w:p>
+            <w:pPr>
+              <w:spacing w:before="60" w:line="360" w:lineRule="auto"/>
+              <w:ind w:firstLine="0"/>
+              <w:rPr>
+                <w:rFonts w:eastAsia="Times New Roman" w:cs="Times New Roman"/>
+                <w:szCs w:val="24"/>
+                <w:lang w:val="en-ID" w:eastAsia="en-ID"/>
+              </w:rPr>
+            </w:pPr>
+            <w:r>
+              <w:rPr>
+                <w:rFonts w:eastAsia="Times New Roman" w:cs="Times New Roman"/>
+                <w:szCs w:val="24"/>
+                <w:lang w:val="en-ID" w:eastAsia="en-ID"/>
+              </w:rPr>
+              <w:t>Buat table database dengan migration untuk table-tabel yang memiliki foreign key</w:t>
+            </w:r>
+          </w:p>
+          <w:p>
+            <w:pPr>
+              <w:pStyle w:val="ListParagraph"/>
+              <w:numPr>
+                <w:ilvl w:val="0"/>
+                <w:numId w:val="32"/>
+              </w:numPr>
+              <w:spacing w:before="60" w:line="360" w:lineRule="auto"/>
+              <w:rPr>
+                <w:rFonts w:eastAsia="Times New Roman" w:cs="Times New Roman"/>
+                <w:szCs w:val="24"/>
+                <w:lang w:val="sv-SE" w:eastAsia="en-ID"/>
+              </w:rPr>
+            </w:pPr>
+            <w:r>
+              <w:rPr>
+                <w:rFonts w:eastAsia="Times New Roman" w:cs="Times New Roman"/>
+                <w:szCs w:val="24"/>
+                <w:lang w:val="sv-SE" w:eastAsia="en-ID"/>
+              </w:rPr>
+              <w:t>m_barang</w:t>
+            </w:r>
+          </w:p>
+          <w:p>
+            <w:pPr>
+              <w:pStyle w:val="ListParagraph"/>
+              <w:spacing w:before="60" w:line="360" w:lineRule="auto"/>
+              <w:ind w:firstLine="0"/>
+              <w:rPr>
+                <w:rFonts w:eastAsia="Times New Roman" w:cs="Times New Roman"/>
+                <w:szCs w:val="24"/>
+                <w:lang w:val="sv-SE" w:eastAsia="en-ID"/>
+              </w:rPr>
+            </w:pPr>
+            <w:r>
+              <w:rPr>
+                <w:rFonts w:eastAsia="Times New Roman" w:cs="Times New Roman"/>
+                <w:szCs w:val="24"/>
+                <w:lang w:val="sv-SE" w:eastAsia="en-ID"/>
+              </w:rPr>
+              <w:drawing>
+                <wp:inline distT="0" distB="0" distL="0" distR="0" wp14:anchorId="0C6CA3BE" wp14:editId="3ED257D0">
+                  <wp:extent cx="5259705" cy="3698240"/>
+                  <wp:effectExtent l="0" t="0" r="0" b="0"/>
+                  <wp:docPr id="1084632629" name="Picture 1"/>
+                  <wp:cNvGraphicFramePr>
+                    <a:graphicFrameLocks xmlns:a="http://schemas.openxmlformats.org/drawingml/2006/main" noChangeAspect="1"/>
+                  </wp:cNvGraphicFramePr>
+                  <a:graphic xmlns:a="http://schemas.openxmlformats.org/drawingml/2006/main">
+                    <a:graphicData uri="http://schemas.openxmlformats.org/drawingml/2006/picture">
+                      <pic:pic xmlns:pic="http://schemas.openxmlformats.org/drawingml/2006/picture">
+                        <pic:nvPicPr>
+                          <pic:cNvPr id="1084632629" name=""/>
+                          <pic:cNvPicPr/>
+                        </pic:nvPicPr>
+                        <pic:blipFill>
+                          <a:blip r:embed="rId17"/>
+                          <a:stretch>
+                            <a:fillRect/>
+                          </a:stretch>
+                        </pic:blipFill>
+                        <pic:spPr>
+                          <a:xfrm>
+                            <a:off x="0" y="0"/>
+                            <a:ext cx="5259705" cy="3698240"/>
+                          </a:xfrm>
+                          <a:prstGeom prst="rect">
+                            <a:avLst/>
+                          </a:prstGeom>
+                        </pic:spPr>
+                      </pic:pic>
+                    </a:graphicData>
+                  </a:graphic>
+                </wp:inline>
+              </w:drawing>
+            </w:r>
+          </w:p>
+          <w:p>
+            <w:pPr>
+              <w:pStyle w:val="ListParagraph"/>
+              <w:spacing w:before="60" w:line="360" w:lineRule="auto"/>
+              <w:ind w:firstLine="0"/>
+              <w:rPr>
+                <w:rFonts w:eastAsia="Times New Roman" w:cs="Times New Roman"/>
+                <w:szCs w:val="24"/>
+                <w:lang w:val="sv-SE" w:eastAsia="en-ID"/>
+              </w:rPr>
+            </w:pPr>
+          </w:p>
+          <w:p>
+            <w:pPr>
+              <w:pStyle w:val="ListParagraph"/>
+              <w:spacing w:before="60" w:line="360" w:lineRule="auto"/>
+              <w:ind w:firstLine="0"/>
+              <w:rPr>
+                <w:rFonts w:eastAsia="Times New Roman" w:cs="Times New Roman"/>
+                <w:szCs w:val="24"/>
+                <w:lang w:val="sv-SE" w:eastAsia="en-ID"/>
+              </w:rPr>
+            </w:pPr>
+          </w:p>
+          <w:p>
+            <w:pPr>
+              <w:pStyle w:val="ListParagraph"/>
+              <w:numPr>
+                <w:ilvl w:val="0"/>
+                <w:numId w:val="32"/>
+              </w:numPr>
+              <w:spacing w:before="60" w:line="360" w:lineRule="auto"/>
+              <w:rPr>
+                <w:rFonts w:eastAsia="Times New Roman" w:cs="Times New Roman"/>
+                <w:szCs w:val="24"/>
+                <w:lang w:val="sv-SE" w:eastAsia="en-ID"/>
+              </w:rPr>
+            </w:pPr>
+            <w:r>
+              <w:rPr>
+                <w:rFonts w:eastAsia="Times New Roman" w:cs="Times New Roman"/>
+                <w:szCs w:val="24"/>
+                <w:lang w:val="sv-SE" w:eastAsia="en-ID"/>
+              </w:rPr>
+              <w:lastRenderedPageBreak/>
+              <w:t>t_penjualan</w:t>
+            </w:r>
+          </w:p>
+          <w:p>
+            <w:pPr>
+              <w:pStyle w:val="ListParagraph"/>
+              <w:spacing w:before="60" w:line="360" w:lineRule="auto"/>
+              <w:ind w:firstLine="0"/>
+              <w:rPr>
+                <w:rFonts w:eastAsia="Times New Roman" w:cs="Times New Roman"/>
+                <w:szCs w:val="24"/>
+                <w:lang w:val="sv-SE" w:eastAsia="en-ID"/>
+              </w:rPr>
+            </w:pPr>
+            <w:r>
+              <w:rPr>
+                <w:rFonts w:eastAsia="Times New Roman" w:cs="Times New Roman"/>
+                <w:szCs w:val="24"/>
+                <w:lang w:val="sv-SE" w:eastAsia="en-ID"/>
+              </w:rPr>
+              <w:drawing>
+                <wp:inline distT="0" distB="0" distL="0" distR="0" wp14:anchorId="367F9FBE" wp14:editId="5EA7DD9B">
+                  <wp:extent cx="4484536" cy="3849029"/>
+                  <wp:effectExtent l="0" t="0" r="0" b="0"/>
+                  <wp:docPr id="733395145" name="Picture 1"/>
+                  <wp:cNvGraphicFramePr>
+                    <a:graphicFrameLocks xmlns:a="http://schemas.openxmlformats.org/drawingml/2006/main" noChangeAspect="1"/>
+                  </wp:cNvGraphicFramePr>
+                  <a:graphic xmlns:a="http://schemas.openxmlformats.org/drawingml/2006/main">
+                    <a:graphicData uri="http://schemas.openxmlformats.org/drawingml/2006/picture">
+                      <pic:pic xmlns:pic="http://schemas.openxmlformats.org/drawingml/2006/picture">
+                        <pic:nvPicPr>
+                          <pic:cNvPr id="733395145" name=""/>
+                          <pic:cNvPicPr/>
+                        </pic:nvPicPr>
+                        <pic:blipFill>
+                          <a:blip r:embed="rId18"/>
+                          <a:stretch>
+                            <a:fillRect/>
+                          </a:stretch>
+                        </pic:blipFill>
+                        <pic:spPr>
+                          <a:xfrm>
+                            <a:off x="0" y="0"/>
+                            <a:ext cx="4504954" cy="3866553"/>
+                          </a:xfrm>
+                          <a:prstGeom prst="rect">
+                            <a:avLst/>
+                          </a:prstGeom>
+                        </pic:spPr>
+                      </pic:pic>
+                    </a:graphicData>
+                  </a:graphic>
+                </wp:inline>
+              </w:drawing>
+            </w:r>
+          </w:p>
+          <w:p>
+            <w:pPr>
+              <w:pStyle w:val="ListParagraph"/>
+              <w:numPr>
+                <w:ilvl w:val="0"/>
+                <w:numId w:val="32"/>
+              </w:numPr>
+              <w:spacing w:before="60" w:line="360" w:lineRule="auto"/>
+              <w:rPr>
+                <w:rFonts w:eastAsia="Times New Roman" w:cs="Times New Roman"/>
+                <w:szCs w:val="24"/>
+                <w:lang w:val="sv-SE" w:eastAsia="en-ID"/>
+              </w:rPr>
+            </w:pPr>
+            <w:r>
+              <w:rPr>
+                <w:rFonts w:eastAsia="Times New Roman" w:cs="Times New Roman"/>
+                <w:szCs w:val="24"/>
+                <w:lang w:val="sv-SE" w:eastAsia="en-ID"/>
+              </w:rPr>
+              <w:t>t_stok</w:t>
+            </w:r>
+          </w:p>
+          <w:p>
+            <w:pPr>
+              <w:pStyle w:val="ListParagraph"/>
+              <w:spacing w:before="60" w:line="360" w:lineRule="auto"/>
+              <w:ind w:firstLine="0"/>
+              <w:rPr>
+                <w:rFonts w:eastAsia="Times New Roman" w:cs="Times New Roman"/>
+                <w:szCs w:val="24"/>
+                <w:lang w:val="sv-SE" w:eastAsia="en-ID"/>
+              </w:rPr>
+            </w:pPr>
+            <w:r>
+              <w:rPr>
+                <w:rFonts w:eastAsia="Times New Roman" w:cs="Times New Roman"/>
+                <w:szCs w:val="24"/>
+                <w:lang w:val="sv-SE" w:eastAsia="en-ID"/>
+              </w:rPr>
+              <w:drawing>
+                <wp:inline distT="0" distB="0" distL="0" distR="0" wp14:anchorId="2169B9F9" wp14:editId="2CC1FA1A">
+                  <wp:extent cx="4761011" cy="3673503"/>
+                  <wp:effectExtent l="0" t="0" r="1905" b="3175"/>
+                  <wp:docPr id="761053266" name="Picture 1"/>
+                  <wp:cNvGraphicFramePr>
+                    <a:graphicFrameLocks xmlns:a="http://schemas.openxmlformats.org/drawingml/2006/main" noChangeAspect="1"/>
+                  </wp:cNvGraphicFramePr>
+                  <a:graphic xmlns:a="http://schemas.openxmlformats.org/drawingml/2006/main">
+                    <a:graphicData uri="http://schemas.openxmlformats.org/drawingml/2006/picture">
+                      <pic:pic xmlns:pic="http://schemas.openxmlformats.org/drawingml/2006/picture">
+                        <pic:nvPicPr>
+                          <pic:cNvPr id="761053266" name=""/>
+                          <pic:cNvPicPr/>
+                        </pic:nvPicPr>
+                        <pic:blipFill>
+                          <a:blip r:embed="rId19"/>
+                          <a:stretch>
+                            <a:fillRect/>
+                          </a:stretch>
+                        </pic:blipFill>
+                        <pic:spPr>
+                          <a:xfrm>
+                            <a:off x="0" y="0"/>
+                            <a:ext cx="4781947" cy="3689657"/>
+                          </a:xfrm>
+                          <a:prstGeom prst="rect">
+                            <a:avLst/>
+                          </a:prstGeom>
+                        </pic:spPr>
+                      </pic:pic>
+                    </a:graphicData>
+                  </a:graphic>
+                </wp:inline>
+              </w:drawing>
+            </w:r>
+          </w:p>
+          <w:p>
+            <w:pPr>
+              <w:pStyle w:val="ListParagraph"/>
+              <w:numPr>
+                <w:ilvl w:val="0"/>
+                <w:numId w:val="32"/>
+              </w:numPr>
+              <w:spacing w:before="60" w:line="360" w:lineRule="auto"/>
+              <w:rPr>
+                <w:rFonts w:eastAsia="Times New Roman" w:cs="Times New Roman"/>
+                <w:szCs w:val="24"/>
+                <w:lang w:val="sv-SE" w:eastAsia="en-ID"/>
+              </w:rPr>
+            </w:pPr>
+            <w:r>
+              <w:rPr>
+                <w:rFonts w:eastAsia="Times New Roman" w:cs="Times New Roman"/>
+                <w:szCs w:val="24"/>
+                <w:lang w:val="sv-SE" w:eastAsia="en-ID"/>
+              </w:rPr>
+              <w:lastRenderedPageBreak/>
+              <w:t>t_penjualan_detail</w:t>
+            </w:r>
+          </w:p>
+          <w:p>
+            <w:pPr>
+              <w:spacing w:before="60" w:line="360" w:lineRule="auto"/>
+              <w:ind w:left="360" w:firstLine="0"/>
+              <w:rPr>
+                <w:rFonts w:eastAsia="Times New Roman" w:cs="Times New Roman"/>
+                <w:szCs w:val="24"/>
+                <w:lang w:val="sv-SE" w:eastAsia="en-ID"/>
+              </w:rPr>
+            </w:pPr>
+            <w:r>
+              <w:rPr>
+                <w:rFonts w:eastAsia="Times New Roman" w:cs="Times New Roman"/>
+                <w:szCs w:val="24"/>
+                <w:lang w:val="sv-SE" w:eastAsia="en-ID"/>
+              </w:rPr>
+              <w:drawing>
+                <wp:inline distT="0" distB="0" distL="0" distR="0" wp14:anchorId="00FDAAB0" wp14:editId="1E89D15F">
+                  <wp:extent cx="5259705" cy="3144520"/>
+                  <wp:effectExtent l="0" t="0" r="0" b="0"/>
+                  <wp:docPr id="261216892" name="Picture 1"/>
+                  <wp:cNvGraphicFramePr>
+                    <a:graphicFrameLocks xmlns:a="http://schemas.openxmlformats.org/drawingml/2006/main" noChangeAspect="1"/>
+                  </wp:cNvGraphicFramePr>
+                  <a:graphic xmlns:a="http://schemas.openxmlformats.org/drawingml/2006/main">
+                    <a:graphicData uri="http://schemas.openxmlformats.org/drawingml/2006/picture">
+                      <pic:pic xmlns:pic="http://schemas.openxmlformats.org/drawingml/2006/picture">
+                        <pic:nvPicPr>
+                          <pic:cNvPr id="261216892" name=""/>
+                          <pic:cNvPicPr/>
+                        </pic:nvPicPr>
+                        <pic:blipFill>
+                          <a:blip r:embed="rId20"/>
+                          <a:stretch>
+                            <a:fillRect/>
+                          </a:stretch>
+                        </pic:blipFill>
+                        <pic:spPr>
+                          <a:xfrm>
+                            <a:off x="0" y="0"/>
+                            <a:ext cx="5259705" cy="3144520"/>
+                          </a:xfrm>
+                          <a:prstGeom prst="rect">
+                            <a:avLst/>
+                          </a:prstGeom>
+                        </pic:spPr>
+                      </pic:pic>
+                    </a:graphicData>
+                  </a:graphic>
+                </wp:inline>
+              </w:drawing>
+            </w:r>
+          </w:p>
+        </w:tc>
+      </w:tr>
+      <w:tr>
+        <w:tc>
+          <w:tcPr>
+            <w:tcW w:w="1129" w:type="dxa"/>
+          </w:tcPr>
+          <w:p>
+            <w:pPr>
+              <w:spacing w:before="60" w:line="360" w:lineRule="auto"/>
+              <w:ind w:firstLine="0"/>
+              <w:jc w:val="center"/>
+              <w:rPr>
+                <w:rFonts w:eastAsia="Times New Roman" w:cs="Times New Roman"/>
+                <w:szCs w:val="24"/>
+                <w:lang w:eastAsia="en-ID"/>
+              </w:rPr>
+            </w:pPr>
+            <w:r>
+              <w:rPr>
+                <w:rFonts w:eastAsia="Times New Roman" w:cs="Times New Roman"/>
+                <w:szCs w:val="24"/>
+                <w:lang w:eastAsia="en-ID"/>
+              </w:rPr>
+              <w:lastRenderedPageBreak/>
+              <w:t>5</w:t>
+            </w:r>
+          </w:p>
+        </w:tc>
+        <w:tc>
+          <w:tcPr>
+            <w:tcW w:w="8499" w:type="dxa"/>
+          </w:tcPr>
+          <w:p>
+            <w:pPr>
+              <w:spacing w:before="60" w:line="360" w:lineRule="auto"/>
+              <w:ind w:firstLine="0"/>
+              <w:rPr>
+                <w:rFonts w:eastAsia="Times New Roman" w:cs="Times New Roman"/>
+                <w:szCs w:val="24"/>
+                <w:lang w:val="sv-SE" w:eastAsia="en-ID"/>
+              </w:rPr>
+            </w:pPr>
+            <w:r>
+              <w:rPr>
+                <w:rFonts w:eastAsia="Times New Roman" w:cs="Times New Roman"/>
+                <w:szCs w:val="24"/>
+                <w:lang w:val="sv-SE" w:eastAsia="en-ID"/>
+              </w:rPr>
+              <w:t>Jika semua file migrasi sudah di buat dan dijalankan maka bisa kita lihat tampilan designer pada phpMyAdmin seperti beriku</w:t>
+            </w:r>
+            <w:r>
+              <w:rPr>
+                <w:rFonts w:eastAsia="Times New Roman" w:cs="Times New Roman"/>
+                <w:szCs w:val="24"/>
+                <w:lang w:val="sv-SE" w:eastAsia="en-ID"/>
+              </w:rPr>
+              <w:t>t</w:t>
+            </w:r>
+          </w:p>
+          <w:p>
+            <w:pPr>
+              <w:spacing w:before="60" w:line="360" w:lineRule="auto"/>
+              <w:ind w:firstLine="0"/>
+              <w:rPr>
+                <w:rFonts w:eastAsia="Times New Roman" w:cs="Times New Roman"/>
+                <w:szCs w:val="24"/>
+                <w:lang w:eastAsia="en-ID"/>
+              </w:rPr>
+            </w:pPr>
+            <w:r>
+              <w:rPr>
+                <w:rFonts w:eastAsia="Times New Roman" w:cs="Times New Roman"/>
+                <w:szCs w:val="24"/>
+                <w:lang w:eastAsia="en-ID"/>
+              </w:rPr>
+              <w:drawing>
+                <wp:inline distT="0" distB="0" distL="0" distR="0" wp14:anchorId="6EE8A2DE" wp14:editId="6DBD1FAC">
+                  <wp:extent cx="5259705" cy="3795395"/>
+                  <wp:effectExtent l="0" t="0" r="0" b="0"/>
+                  <wp:docPr id="431160582" name="Picture 1"/>
+                  <wp:cNvGraphicFramePr>
+                    <a:graphicFrameLocks xmlns:a="http://schemas.openxmlformats.org/drawingml/2006/main" noChangeAspect="1"/>
+                  </wp:cNvGraphicFramePr>
+                  <a:graphic xmlns:a="http://schemas.openxmlformats.org/drawingml/2006/main">
+                    <a:graphicData uri="http://schemas.openxmlformats.org/drawingml/2006/picture">
+                      <pic:pic xmlns:pic="http://schemas.openxmlformats.org/drawingml/2006/picture">
+                        <pic:nvPicPr>
+                          <pic:cNvPr id="431160582" name=""/>
+                          <pic:cNvPicPr/>
+                        </pic:nvPicPr>
+                        <pic:blipFill>
+                          <a:blip r:embed="rId21"/>
+                          <a:stretch>
+                            <a:fillRect/>
+                          </a:stretch>
+                        </pic:blipFill>
+                        <pic:spPr>
+                          <a:xfrm>
+                            <a:off x="0" y="0"/>
+                            <a:ext cx="5259705" cy="3795395"/>
+                          </a:xfrm>
+                          <a:prstGeom prst="rect">
+                            <a:avLst/>
+                          </a:prstGeom>
+                        </pic:spPr>
+                      </pic:pic>
+                    </a:graphicData>
+                  </a:graphic>
+                </wp:inline>
+              </w:drawing>
+            </w:r>
           </w:p>
         </w:tc>
       </w:tr>
     </w:tbl>
+    <w:p>
+      <w:pPr>
+        <w:spacing w:before="60" w:line="360" w:lineRule="auto"/>
+        <w:ind w:firstLine="0"/>
+        <w:rPr>
+          <w:rFonts w:eastAsia="Times New Roman" w:cs="Times New Roman"/>
+          <w:b/>
+          <w:bCs/>
+          <w:kern w:val="0"/>
+          <w:szCs w:val="24"/>
+          <w:lang w:val="en-US" w:eastAsia="en-ID"/>
+          <w14:ligatures w14:val="none"/>
+        </w:rPr>
+      </w:pPr>
+    </w:p>
     <w:p>
       <w:pPr>
         <w:spacing w:before="60" w:line="360" w:lineRule="auto"/>
@@ -1012,21 +2371,6 @@
           <w14:ligatures w14:val="none"/>
         </w:rPr>
       </w:pPr>
-    </w:p>
-    <w:p>
-      <w:pPr>
-        <w:spacing w:before="60" w:line="360" w:lineRule="auto"/>
-        <w:ind w:firstLine="0"/>
-        <w:rPr>
-          <w:rFonts w:eastAsia="Times New Roman" w:cs="Times New Roman"/>
-          <w:b/>
-          <w:bCs/>
-          <w:kern w:val="0"/>
-          <w:szCs w:val="24"/>
-          <w:lang w:eastAsia="en-ID"/>
-          <w14:ligatures w14:val="none"/>
-        </w:rPr>
-      </w:pPr>
       <w:r>
         <w:rPr>
           <w:rFonts w:eastAsia="Times New Roman" w:cs="Times New Roman"/>
@@ -1037,6 +2381,7 @@
           <w:lang w:eastAsia="en-ID"/>
           <w14:ligatures w14:val="none"/>
         </w:rPr>
+        <w:lastRenderedPageBreak/>
         <w:t>Praktikum Ke-3</w:t>
       </w:r>
     </w:p>
@@ -1146,12 +2491,71 @@
               <w:ind w:firstLine="0"/>
               <w:rPr>
                 <w:rFonts w:eastAsia="Times New Roman" w:cs="Times New Roman"/>
-                <w:b/>
-                <w:bCs/>
-                <w:szCs w:val="24"/>
-                <w:lang w:eastAsia="en-ID"/>
-              </w:rPr>
-            </w:pPr>
+                <w:szCs w:val="24"/>
+                <w:lang w:val="en-ID" w:eastAsia="en-ID"/>
+              </w:rPr>
+            </w:pPr>
+            <w:r>
+              <w:rPr>
+                <w:rFonts w:eastAsia="Times New Roman" w:cs="Times New Roman"/>
+                <w:szCs w:val="24"/>
+                <w:lang w:val="en-ID" w:eastAsia="en-ID"/>
+              </w:rPr>
+              <w:t>Kita akan membuat file seeder untuk table m_level dengan mengetikkan perintah</w:t>
+            </w:r>
+          </w:p>
+          <w:p>
+            <w:pPr>
+              <w:spacing w:before="60" w:line="360" w:lineRule="auto"/>
+              <w:ind w:firstLine="0"/>
+              <w:rPr>
+                <w:rFonts w:eastAsia="Times New Roman" w:cs="Times New Roman"/>
+                <w:szCs w:val="24"/>
+                <w:lang w:eastAsia="en-ID"/>
+              </w:rPr>
+            </w:pPr>
+            <w:r>
+              <w:rPr>
+                <w:rFonts w:eastAsia="Times New Roman" w:cs="Times New Roman"/>
+                <w:szCs w:val="24"/>
+                <w:lang w:eastAsia="en-ID"/>
+              </w:rPr>
+              <w:drawing>
+                <wp:inline distT="0" distB="0" distL="0" distR="0" wp14:anchorId="3857162D" wp14:editId="7FFA9D01">
+                  <wp:extent cx="4134062" cy="647733"/>
+                  <wp:effectExtent l="0" t="0" r="0" b="0"/>
+                  <wp:docPr id="1538248104" name="Picture 1"/>
+                  <wp:cNvGraphicFramePr>
+                    <a:graphicFrameLocks xmlns:a="http://schemas.openxmlformats.org/drawingml/2006/main" noChangeAspect="1"/>
+                  </wp:cNvGraphicFramePr>
+                  <a:graphic xmlns:a="http://schemas.openxmlformats.org/drawingml/2006/main">
+                    <a:graphicData uri="http://schemas.openxmlformats.org/drawingml/2006/picture">
+                      <pic:pic xmlns:pic="http://schemas.openxmlformats.org/drawingml/2006/picture">
+                        <pic:nvPicPr>
+                          <pic:cNvPr id="1538248104" name=""/>
+                          <pic:cNvPicPr/>
+                        </pic:nvPicPr>
+                        <pic:blipFill>
+                          <a:blip r:embed="rId22"/>
+                          <a:stretch>
+                            <a:fillRect/>
+                          </a:stretch>
+                        </pic:blipFill>
+                        <pic:spPr>
+                          <a:xfrm>
+                            <a:off x="0" y="0"/>
+                            <a:ext cx="4134062" cy="647733"/>
+                          </a:xfrm>
+                          <a:prstGeom prst="rect">
+                            <a:avLst/>
+                          </a:prstGeom>
+                        </pic:spPr>
+                      </pic:pic>
+                    </a:graphicData>
+                  </a:graphic>
+                </wp:inline>
+              </w:drawing>
+            </w:r>
           </w:p>
         </w:tc>
       </w:tr>
@@ -1191,12 +2595,2003 @@
               <w:ind w:firstLine="0"/>
               <w:rPr>
                 <w:rFonts w:eastAsia="Times New Roman" w:cs="Times New Roman"/>
-                <w:b/>
-                <w:bCs/>
-                <w:szCs w:val="24"/>
-                <w:lang w:eastAsia="en-ID"/>
-              </w:rPr>
-            </w:pPr>
+                <w:szCs w:val="24"/>
+                <w:lang w:val="en-ID" w:eastAsia="en-ID"/>
+              </w:rPr>
+            </w:pPr>
+            <w:r>
+              <w:rPr>
+                <w:rFonts w:eastAsia="Times New Roman" w:cs="Times New Roman"/>
+                <w:szCs w:val="24"/>
+                <w:lang w:val="en-ID" w:eastAsia="en-ID"/>
+              </w:rPr>
+              <w:t>kita modifikasi file tersebut di dalam function run()</w:t>
+            </w:r>
+          </w:p>
+          <w:p>
+            <w:pPr>
+              <w:spacing w:before="60" w:line="360" w:lineRule="auto"/>
+              <w:ind w:firstLine="0"/>
+              <w:rPr>
+                <w:rFonts w:eastAsia="Times New Roman" w:cs="Times New Roman"/>
+                <w:szCs w:val="24"/>
+                <w:lang w:eastAsia="en-ID"/>
+              </w:rPr>
+            </w:pPr>
+            <w:r>
+              <w:rPr>
+                <w:rFonts w:eastAsia="Times New Roman" w:cs="Times New Roman"/>
+                <w:szCs w:val="24"/>
+                <w:lang w:eastAsia="en-ID"/>
+              </w:rPr>
+              <w:drawing>
+                <wp:inline distT="0" distB="0" distL="0" distR="0" wp14:anchorId="35AF7CE7" wp14:editId="28578C13">
+                  <wp:extent cx="5259705" cy="3207385"/>
+                  <wp:effectExtent l="0" t="0" r="0" b="0"/>
+                  <wp:docPr id="1628231677" name="Picture 1"/>
+                  <wp:cNvGraphicFramePr>
+                    <a:graphicFrameLocks xmlns:a="http://schemas.openxmlformats.org/drawingml/2006/main" noChangeAspect="1"/>
+                  </wp:cNvGraphicFramePr>
+                  <a:graphic xmlns:a="http://schemas.openxmlformats.org/drawingml/2006/main">
+                    <a:graphicData uri="http://schemas.openxmlformats.org/drawingml/2006/picture">
+                      <pic:pic xmlns:pic="http://schemas.openxmlformats.org/drawingml/2006/picture">
+                        <pic:nvPicPr>
+                          <pic:cNvPr id="1628231677" name=""/>
+                          <pic:cNvPicPr/>
+                        </pic:nvPicPr>
+                        <pic:blipFill>
+                          <a:blip r:embed="rId23"/>
+                          <a:stretch>
+                            <a:fillRect/>
+                          </a:stretch>
+                        </pic:blipFill>
+                        <pic:spPr>
+                          <a:xfrm>
+                            <a:off x="0" y="0"/>
+                            <a:ext cx="5259705" cy="3207385"/>
+                          </a:xfrm>
+                          <a:prstGeom prst="rect">
+                            <a:avLst/>
+                          </a:prstGeom>
+                        </pic:spPr>
+                      </pic:pic>
+                    </a:graphicData>
+                  </a:graphic>
+                </wp:inline>
+              </w:drawing>
+            </w:r>
+          </w:p>
+        </w:tc>
+      </w:tr>
+      <w:tr>
+        <w:tc>
+          <w:tcPr>
+            <w:tcW w:w="1129" w:type="dxa"/>
+          </w:tcPr>
+          <w:p>
+            <w:pPr>
+              <w:spacing w:before="60" w:line="360" w:lineRule="auto"/>
+              <w:ind w:firstLine="0"/>
+              <w:jc w:val="center"/>
+              <w:rPr>
+                <w:rFonts w:eastAsia="Times New Roman" w:cs="Times New Roman"/>
+                <w:szCs w:val="24"/>
+                <w:lang w:eastAsia="en-ID"/>
+              </w:rPr>
+            </w:pPr>
+            <w:r>
+              <w:rPr>
+                <w:rFonts w:eastAsia="Times New Roman" w:cs="Times New Roman"/>
+                <w:szCs w:val="24"/>
+                <w:lang w:eastAsia="en-ID"/>
+              </w:rPr>
+              <w:t>3</w:t>
+            </w:r>
+          </w:p>
+        </w:tc>
+        <w:tc>
+          <w:tcPr>
+            <w:tcW w:w="8499" w:type="dxa"/>
+          </w:tcPr>
+          <w:p>
+            <w:pPr>
+              <w:spacing w:before="60" w:line="360" w:lineRule="auto"/>
+              <w:ind w:firstLine="0"/>
+              <w:rPr>
+                <w:rFonts w:eastAsia="Times New Roman" w:cs="Times New Roman"/>
+                <w:szCs w:val="24"/>
+                <w:lang w:val="en-ID" w:eastAsia="en-ID"/>
+              </w:rPr>
+            </w:pPr>
+            <w:r>
+              <w:rPr>
+                <w:rFonts w:eastAsia="Times New Roman" w:cs="Times New Roman"/>
+                <w:szCs w:val="24"/>
+                <w:lang w:val="en-ID" w:eastAsia="en-ID"/>
+              </w:rPr>
+              <w:t>Selanjutnya, kita jalankan file seeder untuk table m_level pada terminal</w:t>
+            </w:r>
+          </w:p>
+          <w:p>
+            <w:pPr>
+              <w:spacing w:before="60" w:line="360" w:lineRule="auto"/>
+              <w:ind w:firstLine="0"/>
+              <w:rPr>
+                <w:rFonts w:eastAsia="Times New Roman" w:cs="Times New Roman"/>
+                <w:szCs w:val="24"/>
+                <w:lang w:eastAsia="en-ID"/>
+              </w:rPr>
+            </w:pPr>
+            <w:r>
+              <w:rPr>
+                <w:rFonts w:eastAsia="Times New Roman" w:cs="Times New Roman"/>
+                <w:szCs w:val="24"/>
+                <w:lang w:eastAsia="en-ID"/>
+              </w:rPr>
+              <w:drawing>
+                <wp:inline distT="0" distB="0" distL="0" distR="0" wp14:anchorId="501427F2" wp14:editId="304D5FD5">
+                  <wp:extent cx="4146763" cy="863644"/>
+                  <wp:effectExtent l="0" t="0" r="6350" b="0"/>
+                  <wp:docPr id="94734156" name="Picture 1"/>
+                  <wp:cNvGraphicFramePr>
+                    <a:graphicFrameLocks xmlns:a="http://schemas.openxmlformats.org/drawingml/2006/main" noChangeAspect="1"/>
+                  </wp:cNvGraphicFramePr>
+                  <a:graphic xmlns:a="http://schemas.openxmlformats.org/drawingml/2006/main">
+                    <a:graphicData uri="http://schemas.openxmlformats.org/drawingml/2006/picture">
+                      <pic:pic xmlns:pic="http://schemas.openxmlformats.org/drawingml/2006/picture">
+                        <pic:nvPicPr>
+                          <pic:cNvPr id="94734156" name=""/>
+                          <pic:cNvPicPr/>
+                        </pic:nvPicPr>
+                        <pic:blipFill>
+                          <a:blip r:embed="rId24"/>
+                          <a:stretch>
+                            <a:fillRect/>
+                          </a:stretch>
+                        </pic:blipFill>
+                        <pic:spPr>
+                          <a:xfrm>
+                            <a:off x="0" y="0"/>
+                            <a:ext cx="4146763" cy="863644"/>
+                          </a:xfrm>
+                          <a:prstGeom prst="rect">
+                            <a:avLst/>
+                          </a:prstGeom>
+                        </pic:spPr>
+                      </pic:pic>
+                    </a:graphicData>
+                  </a:graphic>
+                </wp:inline>
+              </w:drawing>
+            </w:r>
+          </w:p>
+        </w:tc>
+      </w:tr>
+      <w:tr>
+        <w:tc>
+          <w:tcPr>
+            <w:tcW w:w="1129" w:type="dxa"/>
+          </w:tcPr>
+          <w:p>
+            <w:pPr>
+              <w:spacing w:before="60" w:line="360" w:lineRule="auto"/>
+              <w:ind w:firstLine="0"/>
+              <w:jc w:val="center"/>
+              <w:rPr>
+                <w:rFonts w:eastAsia="Times New Roman" w:cs="Times New Roman"/>
+                <w:szCs w:val="24"/>
+                <w:lang w:eastAsia="en-ID"/>
+              </w:rPr>
+            </w:pPr>
+            <w:r>
+              <w:rPr>
+                <w:rFonts w:eastAsia="Times New Roman" w:cs="Times New Roman"/>
+                <w:szCs w:val="24"/>
+                <w:lang w:eastAsia="en-ID"/>
+              </w:rPr>
+              <w:t>4</w:t>
+            </w:r>
+          </w:p>
+        </w:tc>
+        <w:tc>
+          <w:tcPr>
+            <w:tcW w:w="8499" w:type="dxa"/>
+          </w:tcPr>
+          <w:p>
+            <w:pPr>
+              <w:spacing w:before="60" w:line="360" w:lineRule="auto"/>
+              <w:ind w:firstLine="0"/>
+              <w:rPr>
+                <w:rFonts w:eastAsia="Times New Roman" w:cs="Times New Roman"/>
+                <w:szCs w:val="24"/>
+                <w:lang w:val="sv-SE" w:eastAsia="en-ID"/>
+              </w:rPr>
+            </w:pPr>
+            <w:r>
+              <w:rPr>
+                <w:rFonts w:eastAsia="Times New Roman" w:cs="Times New Roman"/>
+                <w:szCs w:val="24"/>
+                <w:lang w:val="sv-SE" w:eastAsia="en-ID"/>
+              </w:rPr>
+              <w:t>Ketika seeder berhasil dijalankan maka akan tampil data pada table m_level</w:t>
+            </w:r>
+          </w:p>
+          <w:p>
+            <w:pPr>
+              <w:spacing w:before="60" w:line="360" w:lineRule="auto"/>
+              <w:ind w:firstLine="0"/>
+              <w:rPr>
+                <w:rFonts w:eastAsia="Times New Roman" w:cs="Times New Roman"/>
+                <w:szCs w:val="24"/>
+                <w:lang w:val="sv-SE" w:eastAsia="en-ID"/>
+              </w:rPr>
+            </w:pPr>
+            <w:r>
+              <w:rPr>
+                <w:rFonts w:eastAsia="Times New Roman" w:cs="Times New Roman"/>
+                <w:szCs w:val="24"/>
+                <w:lang w:val="sv-SE" w:eastAsia="en-ID"/>
+              </w:rPr>
+              <w:drawing>
+                <wp:inline distT="0" distB="0" distL="0" distR="0" wp14:anchorId="3D1CA92F" wp14:editId="0F93433F">
+                  <wp:extent cx="4940554" cy="933498"/>
+                  <wp:effectExtent l="0" t="0" r="0" b="0"/>
+                  <wp:docPr id="780925154" name="Picture 1"/>
+                  <wp:cNvGraphicFramePr>
+                    <a:graphicFrameLocks xmlns:a="http://schemas.openxmlformats.org/drawingml/2006/main" noChangeAspect="1"/>
+                  </wp:cNvGraphicFramePr>
+                  <a:graphic xmlns:a="http://schemas.openxmlformats.org/drawingml/2006/main">
+                    <a:graphicData uri="http://schemas.openxmlformats.org/drawingml/2006/picture">
+                      <pic:pic xmlns:pic="http://schemas.openxmlformats.org/drawingml/2006/picture">
+                        <pic:nvPicPr>
+                          <pic:cNvPr id="780925154" name=""/>
+                          <pic:cNvPicPr/>
+                        </pic:nvPicPr>
+                        <pic:blipFill>
+                          <a:blip r:embed="rId25"/>
+                          <a:stretch>
+                            <a:fillRect/>
+                          </a:stretch>
+                        </pic:blipFill>
+                        <pic:spPr>
+                          <a:xfrm>
+                            <a:off x="0" y="0"/>
+                            <a:ext cx="4940554" cy="933498"/>
+                          </a:xfrm>
+                          <a:prstGeom prst="rect">
+                            <a:avLst/>
+                          </a:prstGeom>
+                        </pic:spPr>
+                      </pic:pic>
+                    </a:graphicData>
+                  </a:graphic>
+                </wp:inline>
+              </w:drawing>
+            </w:r>
+          </w:p>
+        </w:tc>
+      </w:tr>
+      <w:tr>
+        <w:tc>
+          <w:tcPr>
+            <w:tcW w:w="1129" w:type="dxa"/>
+          </w:tcPr>
+          <w:p>
+            <w:pPr>
+              <w:spacing w:before="60" w:line="360" w:lineRule="auto"/>
+              <w:ind w:firstLine="0"/>
+              <w:jc w:val="center"/>
+              <w:rPr>
+                <w:rFonts w:eastAsia="Times New Roman" w:cs="Times New Roman"/>
+                <w:szCs w:val="24"/>
+                <w:lang w:eastAsia="en-ID"/>
+              </w:rPr>
+            </w:pPr>
+            <w:r>
+              <w:rPr>
+                <w:rFonts w:eastAsia="Times New Roman" w:cs="Times New Roman"/>
+                <w:szCs w:val="24"/>
+                <w:lang w:eastAsia="en-ID"/>
+              </w:rPr>
+              <w:t>5</w:t>
+            </w:r>
+          </w:p>
+        </w:tc>
+        <w:tc>
+          <w:tcPr>
+            <w:tcW w:w="8499" w:type="dxa"/>
+          </w:tcPr>
+          <w:p>
+            <w:pPr>
+              <w:spacing w:before="60" w:line="360" w:lineRule="auto"/>
+              <w:ind w:firstLine="0"/>
+              <w:rPr>
+                <w:rFonts w:eastAsia="Times New Roman" w:cs="Times New Roman"/>
+                <w:szCs w:val="24"/>
+                <w:lang w:val="en-ID" w:eastAsia="en-ID"/>
+              </w:rPr>
+            </w:pPr>
+            <w:r>
+              <w:rPr>
+                <w:rFonts w:eastAsia="Times New Roman" w:cs="Times New Roman"/>
+                <w:szCs w:val="24"/>
+                <w:lang w:val="en-ID" w:eastAsia="en-ID"/>
+              </w:rPr>
+              <w:t>Sekarang kita buat file seeder untuk table m_user yang me-refer ke table m_level</w:t>
+            </w:r>
+          </w:p>
+          <w:p>
+            <w:pPr>
+              <w:spacing w:before="60" w:line="360" w:lineRule="auto"/>
+              <w:ind w:firstLine="0"/>
+              <w:rPr>
+                <w:rFonts w:eastAsia="Times New Roman" w:cs="Times New Roman"/>
+                <w:szCs w:val="24"/>
+                <w:lang w:val="en-US" w:eastAsia="en-ID"/>
+              </w:rPr>
+            </w:pPr>
+            <w:r>
+              <w:rPr>
+                <w:rFonts w:eastAsia="Times New Roman" w:cs="Times New Roman"/>
+                <w:szCs w:val="24"/>
+                <w:lang w:val="en-US" w:eastAsia="en-ID"/>
+              </w:rPr>
+              <w:lastRenderedPageBreak/>
+              <w:drawing>
+                <wp:inline distT="0" distB="0" distL="0" distR="0" wp14:anchorId="6E162738" wp14:editId="62EB868E">
+                  <wp:extent cx="3848298" cy="266714"/>
+                  <wp:effectExtent l="0" t="0" r="0" b="0"/>
+                  <wp:docPr id="1871819728" name="Picture 1"/>
+                  <wp:cNvGraphicFramePr>
+                    <a:graphicFrameLocks xmlns:a="http://schemas.openxmlformats.org/drawingml/2006/main" noChangeAspect="1"/>
+                  </wp:cNvGraphicFramePr>
+                  <a:graphic xmlns:a="http://schemas.openxmlformats.org/drawingml/2006/main">
+                    <a:graphicData uri="http://schemas.openxmlformats.org/drawingml/2006/picture">
+                      <pic:pic xmlns:pic="http://schemas.openxmlformats.org/drawingml/2006/picture">
+                        <pic:nvPicPr>
+                          <pic:cNvPr id="1871819728" name=""/>
+                          <pic:cNvPicPr/>
+                        </pic:nvPicPr>
+                        <pic:blipFill>
+                          <a:blip r:embed="rId26"/>
+                          <a:stretch>
+                            <a:fillRect/>
+                          </a:stretch>
+                        </pic:blipFill>
+                        <pic:spPr>
+                          <a:xfrm>
+                            <a:off x="0" y="0"/>
+                            <a:ext cx="3848298" cy="266714"/>
+                          </a:xfrm>
+                          <a:prstGeom prst="rect">
+                            <a:avLst/>
+                          </a:prstGeom>
+                        </pic:spPr>
+                      </pic:pic>
+                    </a:graphicData>
+                  </a:graphic>
+                </wp:inline>
+              </w:drawing>
+            </w:r>
+          </w:p>
+        </w:tc>
+      </w:tr>
+      <w:tr>
+        <w:tc>
+          <w:tcPr>
+            <w:tcW w:w="1129" w:type="dxa"/>
+          </w:tcPr>
+          <w:p>
+            <w:pPr>
+              <w:spacing w:before="60" w:line="360" w:lineRule="auto"/>
+              <w:ind w:firstLine="0"/>
+              <w:jc w:val="center"/>
+              <w:rPr>
+                <w:rFonts w:eastAsia="Times New Roman" w:cs="Times New Roman"/>
+                <w:szCs w:val="24"/>
+                <w:lang w:eastAsia="en-ID"/>
+              </w:rPr>
+            </w:pPr>
+            <w:r>
+              <w:rPr>
+                <w:rFonts w:eastAsia="Times New Roman" w:cs="Times New Roman"/>
+                <w:szCs w:val="24"/>
+                <w:lang w:eastAsia="en-ID"/>
+              </w:rPr>
+              <w:lastRenderedPageBreak/>
+              <w:t>6</w:t>
+            </w:r>
+          </w:p>
+        </w:tc>
+        <w:tc>
+          <w:tcPr>
+            <w:tcW w:w="8499" w:type="dxa"/>
+          </w:tcPr>
+          <w:p>
+            <w:pPr>
+              <w:spacing w:before="60" w:line="360" w:lineRule="auto"/>
+              <w:ind w:firstLine="0"/>
+              <w:rPr>
+                <w:rFonts w:eastAsia="Times New Roman" w:cs="Times New Roman"/>
+                <w:szCs w:val="24"/>
+                <w:lang w:val="en-ID" w:eastAsia="en-ID"/>
+              </w:rPr>
+            </w:pPr>
+            <w:r>
+              <w:rPr>
+                <w:rFonts w:eastAsia="Times New Roman" w:cs="Times New Roman"/>
+                <w:szCs w:val="24"/>
+                <w:lang w:val="en-ID" w:eastAsia="en-ID"/>
+              </w:rPr>
+              <w:t>Modifikasi file class UserSeeder seperti berikut</w:t>
+            </w:r>
+          </w:p>
+          <w:p>
+            <w:pPr>
+              <w:spacing w:before="60" w:line="360" w:lineRule="auto"/>
+              <w:ind w:firstLine="0"/>
+              <w:rPr>
+                <w:rFonts w:eastAsia="Times New Roman" w:cs="Times New Roman"/>
+                <w:szCs w:val="24"/>
+                <w:lang w:eastAsia="en-ID"/>
+              </w:rPr>
+            </w:pPr>
+            <w:r>
+              <w:rPr>
+                <w:rFonts w:eastAsia="Times New Roman" w:cs="Times New Roman"/>
+                <w:szCs w:val="24"/>
+                <w:lang w:eastAsia="en-ID"/>
+              </w:rPr>
+              <w:drawing>
+                <wp:inline distT="0" distB="0" distL="0" distR="0" wp14:anchorId="2EF61BD9" wp14:editId="50EB36AF">
+                  <wp:extent cx="3283889" cy="4499519"/>
+                  <wp:effectExtent l="0" t="0" r="0" b="0"/>
+                  <wp:docPr id="797825100" name="Picture 1"/>
+                  <wp:cNvGraphicFramePr>
+                    <a:graphicFrameLocks xmlns:a="http://schemas.openxmlformats.org/drawingml/2006/main" noChangeAspect="1"/>
+                  </wp:cNvGraphicFramePr>
+                  <a:graphic xmlns:a="http://schemas.openxmlformats.org/drawingml/2006/main">
+                    <a:graphicData uri="http://schemas.openxmlformats.org/drawingml/2006/picture">
+                      <pic:pic xmlns:pic="http://schemas.openxmlformats.org/drawingml/2006/picture">
+                        <pic:nvPicPr>
+                          <pic:cNvPr id="797825100" name=""/>
+                          <pic:cNvPicPr/>
+                        </pic:nvPicPr>
+                        <pic:blipFill>
+                          <a:blip r:embed="rId27"/>
+                          <a:stretch>
+                            <a:fillRect/>
+                          </a:stretch>
+                        </pic:blipFill>
+                        <pic:spPr>
+                          <a:xfrm>
+                            <a:off x="0" y="0"/>
+                            <a:ext cx="3298265" cy="4519216"/>
+                          </a:xfrm>
+                          <a:prstGeom prst="rect">
+                            <a:avLst/>
+                          </a:prstGeom>
+                        </pic:spPr>
+                      </pic:pic>
+                    </a:graphicData>
+                  </a:graphic>
+                </wp:inline>
+              </w:drawing>
+            </w:r>
+          </w:p>
+        </w:tc>
+      </w:tr>
+      <w:tr>
+        <w:tc>
+          <w:tcPr>
+            <w:tcW w:w="1129" w:type="dxa"/>
+          </w:tcPr>
+          <w:p>
+            <w:pPr>
+              <w:spacing w:before="60" w:line="360" w:lineRule="auto"/>
+              <w:ind w:firstLine="0"/>
+              <w:jc w:val="center"/>
+              <w:rPr>
+                <w:rFonts w:eastAsia="Times New Roman" w:cs="Times New Roman"/>
+                <w:szCs w:val="24"/>
+                <w:lang w:eastAsia="en-ID"/>
+              </w:rPr>
+            </w:pPr>
+            <w:r>
+              <w:rPr>
+                <w:rFonts w:eastAsia="Times New Roman" w:cs="Times New Roman"/>
+                <w:szCs w:val="24"/>
+                <w:lang w:eastAsia="en-ID"/>
+              </w:rPr>
+              <w:t>7</w:t>
+            </w:r>
+          </w:p>
+        </w:tc>
+        <w:tc>
+          <w:tcPr>
+            <w:tcW w:w="8499" w:type="dxa"/>
+          </w:tcPr>
+          <w:p>
+            <w:pPr>
+              <w:spacing w:before="60" w:line="360" w:lineRule="auto"/>
+              <w:ind w:firstLine="0"/>
+              <w:rPr>
+                <w:rFonts w:eastAsia="Times New Roman" w:cs="Times New Roman"/>
+                <w:szCs w:val="24"/>
+                <w:lang w:val="en-ID" w:eastAsia="en-ID"/>
+              </w:rPr>
+            </w:pPr>
+            <w:r>
+              <w:rPr>
+                <w:rFonts w:eastAsia="Times New Roman" w:cs="Times New Roman"/>
+                <w:szCs w:val="24"/>
+                <w:lang w:val="en-ID" w:eastAsia="en-ID"/>
+              </w:rPr>
+              <w:t>Jalankan perintah untuk mengeksekusi class UserSeeder</w:t>
+            </w:r>
+          </w:p>
+          <w:p>
+            <w:pPr>
+              <w:spacing w:before="60" w:line="360" w:lineRule="auto"/>
+              <w:ind w:firstLine="0"/>
+              <w:rPr>
+                <w:rFonts w:eastAsia="Times New Roman" w:cs="Times New Roman"/>
+                <w:szCs w:val="24"/>
+                <w:lang w:eastAsia="en-ID"/>
+              </w:rPr>
+            </w:pPr>
+            <w:r>
+              <w:rPr>
+                <w:rFonts w:eastAsia="Times New Roman" w:cs="Times New Roman"/>
+                <w:szCs w:val="24"/>
+                <w:lang w:eastAsia="en-ID"/>
+              </w:rPr>
+              <w:drawing>
+                <wp:inline distT="0" distB="0" distL="0" distR="0" wp14:anchorId="429B78C5" wp14:editId="6174E33F">
+                  <wp:extent cx="3949903" cy="565179"/>
+                  <wp:effectExtent l="0" t="0" r="0" b="6350"/>
+                  <wp:docPr id="2134113402" name="Picture 1"/>
+                  <wp:cNvGraphicFramePr>
+                    <a:graphicFrameLocks xmlns:a="http://schemas.openxmlformats.org/drawingml/2006/main" noChangeAspect="1"/>
+                  </wp:cNvGraphicFramePr>
+                  <a:graphic xmlns:a="http://schemas.openxmlformats.org/drawingml/2006/main">
+                    <a:graphicData uri="http://schemas.openxmlformats.org/drawingml/2006/picture">
+                      <pic:pic xmlns:pic="http://schemas.openxmlformats.org/drawingml/2006/picture">
+                        <pic:nvPicPr>
+                          <pic:cNvPr id="2134113402" name=""/>
+                          <pic:cNvPicPr/>
+                        </pic:nvPicPr>
+                        <pic:blipFill>
+                          <a:blip r:embed="rId28"/>
+                          <a:stretch>
+                            <a:fillRect/>
+                          </a:stretch>
+                        </pic:blipFill>
+                        <pic:spPr>
+                          <a:xfrm>
+                            <a:off x="0" y="0"/>
+                            <a:ext cx="3949903" cy="565179"/>
+                          </a:xfrm>
+                          <a:prstGeom prst="rect">
+                            <a:avLst/>
+                          </a:prstGeom>
+                        </pic:spPr>
+                      </pic:pic>
+                    </a:graphicData>
+                  </a:graphic>
+                </wp:inline>
+              </w:drawing>
+            </w:r>
+          </w:p>
+        </w:tc>
+      </w:tr>
+      <w:tr>
+        <w:tc>
+          <w:tcPr>
+            <w:tcW w:w="1129" w:type="dxa"/>
+          </w:tcPr>
+          <w:p>
+            <w:pPr>
+              <w:spacing w:before="60" w:line="360" w:lineRule="auto"/>
+              <w:ind w:firstLine="0"/>
+              <w:jc w:val="center"/>
+              <w:rPr>
+                <w:rFonts w:eastAsia="Times New Roman" w:cs="Times New Roman"/>
+                <w:szCs w:val="24"/>
+                <w:lang w:eastAsia="en-ID"/>
+              </w:rPr>
+            </w:pPr>
+            <w:r>
+              <w:rPr>
+                <w:rFonts w:eastAsia="Times New Roman" w:cs="Times New Roman"/>
+                <w:szCs w:val="24"/>
+                <w:lang w:eastAsia="en-ID"/>
+              </w:rPr>
+              <w:t>8</w:t>
+            </w:r>
+          </w:p>
+        </w:tc>
+        <w:tc>
+          <w:tcPr>
+            <w:tcW w:w="8499" w:type="dxa"/>
+          </w:tcPr>
+          <w:p>
+            <w:pPr>
+              <w:spacing w:before="60" w:line="360" w:lineRule="auto"/>
+              <w:ind w:firstLine="0"/>
+              <w:rPr>
+                <w:rFonts w:eastAsia="Times New Roman" w:cs="Times New Roman"/>
+                <w:szCs w:val="24"/>
+                <w:lang w:val="en-ID" w:eastAsia="en-ID"/>
+              </w:rPr>
+            </w:pPr>
+            <w:r>
+              <w:rPr>
+                <w:rFonts w:eastAsia="Times New Roman" w:cs="Times New Roman"/>
+                <w:szCs w:val="24"/>
+                <w:lang w:val="en-ID" w:eastAsia="en-ID"/>
+              </w:rPr>
+              <w:t>Perhatikan hasil seeder pada table m_user</w:t>
+            </w:r>
+          </w:p>
+          <w:p>
+            <w:pPr>
+              <w:spacing w:before="60" w:line="360" w:lineRule="auto"/>
+              <w:ind w:firstLine="0"/>
+              <w:rPr>
+                <w:rFonts w:eastAsia="Times New Roman" w:cs="Times New Roman"/>
+                <w:szCs w:val="24"/>
+                <w:lang w:eastAsia="en-ID"/>
+              </w:rPr>
+            </w:pPr>
+            <w:r>
+              <w:rPr>
+                <w:rFonts w:eastAsia="Times New Roman" w:cs="Times New Roman"/>
+                <w:szCs w:val="24"/>
+                <w:lang w:eastAsia="en-ID"/>
+              </w:rPr>
+              <w:drawing>
+                <wp:inline distT="0" distB="0" distL="0" distR="0" wp14:anchorId="46089858" wp14:editId="52C938E4">
+                  <wp:extent cx="5259705" cy="876935"/>
+                  <wp:effectExtent l="0" t="0" r="0" b="0"/>
+                  <wp:docPr id="772081041" name="Picture 1"/>
+                  <wp:cNvGraphicFramePr>
+                    <a:graphicFrameLocks xmlns:a="http://schemas.openxmlformats.org/drawingml/2006/main" noChangeAspect="1"/>
+                  </wp:cNvGraphicFramePr>
+                  <a:graphic xmlns:a="http://schemas.openxmlformats.org/drawingml/2006/main">
+                    <a:graphicData uri="http://schemas.openxmlformats.org/drawingml/2006/picture">
+                      <pic:pic xmlns:pic="http://schemas.openxmlformats.org/drawingml/2006/picture">
+                        <pic:nvPicPr>
+                          <pic:cNvPr id="772081041" name=""/>
+                          <pic:cNvPicPr/>
+                        </pic:nvPicPr>
+                        <pic:blipFill>
+                          <a:blip r:embed="rId29"/>
+                          <a:stretch>
+                            <a:fillRect/>
+                          </a:stretch>
+                        </pic:blipFill>
+                        <pic:spPr>
+                          <a:xfrm>
+                            <a:off x="0" y="0"/>
+                            <a:ext cx="5259705" cy="876935"/>
+                          </a:xfrm>
+                          <a:prstGeom prst="rect">
+                            <a:avLst/>
+                          </a:prstGeom>
+                        </pic:spPr>
+                      </pic:pic>
+                    </a:graphicData>
+                  </a:graphic>
+                </wp:inline>
+              </w:drawing>
+            </w:r>
+          </w:p>
+          <w:p>
+            <w:pPr>
+              <w:spacing w:before="60" w:line="360" w:lineRule="auto"/>
+              <w:ind w:firstLine="0"/>
+              <w:rPr>
+                <w:rFonts w:eastAsia="Times New Roman" w:cs="Times New Roman"/>
+                <w:szCs w:val="24"/>
+                <w:lang w:eastAsia="en-ID"/>
+              </w:rPr>
+            </w:pPr>
+          </w:p>
+        </w:tc>
+      </w:tr>
+      <w:tr>
+        <w:tc>
+          <w:tcPr>
+            <w:tcW w:w="1129" w:type="dxa"/>
+          </w:tcPr>
+          <w:p>
+            <w:pPr>
+              <w:spacing w:before="60" w:line="360" w:lineRule="auto"/>
+              <w:ind w:firstLine="0"/>
+              <w:jc w:val="center"/>
+              <w:rPr>
+                <w:rFonts w:eastAsia="Times New Roman" w:cs="Times New Roman"/>
+                <w:szCs w:val="24"/>
+                <w:lang w:eastAsia="en-ID"/>
+              </w:rPr>
+            </w:pPr>
+            <w:r>
+              <w:rPr>
+                <w:rFonts w:eastAsia="Times New Roman" w:cs="Times New Roman"/>
+                <w:szCs w:val="24"/>
+                <w:lang w:eastAsia="en-ID"/>
+              </w:rPr>
+              <w:lastRenderedPageBreak/>
+              <w:t>9</w:t>
+            </w:r>
+          </w:p>
+        </w:tc>
+        <w:tc>
+          <w:tcPr>
+            <w:tcW w:w="8499" w:type="dxa"/>
+          </w:tcPr>
+          <w:p>
+            <w:pPr>
+              <w:spacing w:before="60" w:line="360" w:lineRule="auto"/>
+              <w:ind w:firstLine="0"/>
+              <w:rPr>
+                <w:rFonts w:eastAsia="Times New Roman" w:cs="Times New Roman"/>
+                <w:szCs w:val="24"/>
+                <w:lang w:val="en-ID" w:eastAsia="en-ID"/>
+              </w:rPr>
+            </w:pPr>
+            <w:r>
+              <w:rPr>
+                <w:rFonts w:eastAsia="Times New Roman" w:cs="Times New Roman"/>
+                <w:szCs w:val="24"/>
+                <w:lang w:val="en-ID" w:eastAsia="en-ID"/>
+              </w:rPr>
+              <w:t>masukkan data seeder untuk table yang lain, dengan ketentuan seperti berikut</w:t>
+            </w:r>
+          </w:p>
+          <w:p>
+            <w:pPr>
+              <w:spacing w:before="60" w:line="360" w:lineRule="auto"/>
+              <w:ind w:firstLine="0"/>
+              <w:rPr>
+                <w:rFonts w:eastAsia="Times New Roman" w:cs="Times New Roman"/>
+                <w:szCs w:val="24"/>
+                <w:lang w:val="en-ID" w:eastAsia="en-ID"/>
+              </w:rPr>
+            </w:pPr>
+            <w:r>
+              <w:rPr>
+                <w:rFonts w:eastAsia="Times New Roman" w:cs="Times New Roman"/>
+                <w:szCs w:val="24"/>
+                <w:lang w:val="en-ID" w:eastAsia="en-ID"/>
+              </w:rPr>
+              <w:drawing>
+                <wp:inline distT="0" distB="0" distL="0" distR="0" wp14:anchorId="5A023EAB" wp14:editId="3EEA7AF8">
+                  <wp:extent cx="5152445" cy="1047750"/>
+                  <wp:effectExtent l="0" t="0" r="0" b="0"/>
+                  <wp:docPr id="1890283205" name="Picture 1"/>
+                  <wp:cNvGraphicFramePr>
+                    <a:graphicFrameLocks xmlns:a="http://schemas.openxmlformats.org/drawingml/2006/main" noChangeAspect="1"/>
+                  </wp:cNvGraphicFramePr>
+                  <a:graphic xmlns:a="http://schemas.openxmlformats.org/drawingml/2006/main">
+                    <a:graphicData uri="http://schemas.openxmlformats.org/drawingml/2006/picture">
+                      <pic:pic xmlns:pic="http://schemas.openxmlformats.org/drawingml/2006/picture">
+                        <pic:nvPicPr>
+                          <pic:cNvPr id="1890283205" name=""/>
+                          <pic:cNvPicPr/>
+                        </pic:nvPicPr>
+                        <pic:blipFill>
+                          <a:blip r:embed="rId30"/>
+                          <a:stretch>
+                            <a:fillRect/>
+                          </a:stretch>
+                        </pic:blipFill>
+                        <pic:spPr>
+                          <a:xfrm>
+                            <a:off x="0" y="0"/>
+                            <a:ext cx="5161370" cy="1049565"/>
+                          </a:xfrm>
+                          <a:prstGeom prst="rect">
+                            <a:avLst/>
+                          </a:prstGeom>
+                        </pic:spPr>
+                      </pic:pic>
+                    </a:graphicData>
+                  </a:graphic>
+                </wp:inline>
+              </w:drawing>
+            </w:r>
+          </w:p>
+          <w:p>
+            <w:pPr>
+              <w:pStyle w:val="ListParagraph"/>
+              <w:numPr>
+                <w:ilvl w:val="0"/>
+                <w:numId w:val="33"/>
+              </w:numPr>
+              <w:spacing w:before="60" w:line="360" w:lineRule="auto"/>
+              <w:rPr>
+                <w:rFonts w:eastAsia="Times New Roman" w:cs="Times New Roman"/>
+                <w:szCs w:val="24"/>
+                <w:lang w:eastAsia="en-ID"/>
+              </w:rPr>
+            </w:pPr>
+            <w:r>
+              <w:rPr>
+                <w:rFonts w:eastAsia="Times New Roman" w:cs="Times New Roman"/>
+                <w:szCs w:val="24"/>
+                <w:lang w:eastAsia="en-ID"/>
+              </w:rPr>
+              <w:t>m_kategori</w:t>
+            </w:r>
+          </w:p>
+          <w:p>
+            <w:pPr>
+              <w:spacing w:before="60" w:line="360" w:lineRule="auto"/>
+              <w:ind w:left="360" w:firstLine="0"/>
+              <w:rPr>
+                <w:rFonts w:eastAsia="Times New Roman" w:cs="Times New Roman"/>
+                <w:szCs w:val="24"/>
+                <w:lang w:eastAsia="en-ID"/>
+              </w:rPr>
+            </w:pPr>
+            <w:r>
+              <w:rPr>
+                <w:lang w:eastAsia="en-ID"/>
+              </w:rPr>
+              <w:drawing>
+                <wp:inline distT="0" distB="0" distL="0" distR="0" wp14:anchorId="2C1DF799" wp14:editId="14B073AA">
+                  <wp:extent cx="5259705" cy="499745"/>
+                  <wp:effectExtent l="0" t="0" r="0" b="0"/>
+                  <wp:docPr id="1716870924" name="Picture 1"/>
+                  <wp:cNvGraphicFramePr>
+                    <a:graphicFrameLocks xmlns:a="http://schemas.openxmlformats.org/drawingml/2006/main" noChangeAspect="1"/>
+                  </wp:cNvGraphicFramePr>
+                  <a:graphic xmlns:a="http://schemas.openxmlformats.org/drawingml/2006/main">
+                    <a:graphicData uri="http://schemas.openxmlformats.org/drawingml/2006/picture">
+                      <pic:pic xmlns:pic="http://schemas.openxmlformats.org/drawingml/2006/picture">
+                        <pic:nvPicPr>
+                          <pic:cNvPr id="1716870924" name=""/>
+                          <pic:cNvPicPr/>
+                        </pic:nvPicPr>
+                        <pic:blipFill>
+                          <a:blip r:embed="rId31"/>
+                          <a:stretch>
+                            <a:fillRect/>
+                          </a:stretch>
+                        </pic:blipFill>
+                        <pic:spPr>
+                          <a:xfrm>
+                            <a:off x="0" y="0"/>
+                            <a:ext cx="5259705" cy="499745"/>
+                          </a:xfrm>
+                          <a:prstGeom prst="rect">
+                            <a:avLst/>
+                          </a:prstGeom>
+                        </pic:spPr>
+                      </pic:pic>
+                    </a:graphicData>
+                  </a:graphic>
+                </wp:inline>
+              </w:drawing>
+            </w:r>
+          </w:p>
+          <w:p>
+            <w:pPr>
+              <w:spacing w:before="60" w:line="360" w:lineRule="auto"/>
+              <w:ind w:firstLine="0"/>
+              <w:rPr>
+                <w:rFonts w:eastAsia="Times New Roman" w:cs="Times New Roman"/>
+                <w:szCs w:val="24"/>
+                <w:lang w:eastAsia="en-ID"/>
+              </w:rPr>
+            </w:pPr>
+            <w:r>
+              <w:rPr>
+                <w:rFonts w:eastAsia="Times New Roman" w:cs="Times New Roman"/>
+                <w:szCs w:val="24"/>
+                <w:lang w:eastAsia="en-ID"/>
+              </w:rPr>
+              <w:t xml:space="preserve">      </w:t>
+            </w:r>
+            <w:r>
+              <w:rPr>
+                <w:lang w:eastAsia="en-ID"/>
+              </w:rPr>
+              <w:drawing>
+                <wp:inline distT="0" distB="0" distL="0" distR="0" wp14:anchorId="4FCD4476" wp14:editId="10C85596">
+                  <wp:extent cx="4692891" cy="2216264"/>
+                  <wp:effectExtent l="0" t="0" r="0" b="0"/>
+                  <wp:docPr id="506535232" name="Picture 1"/>
+                  <wp:cNvGraphicFramePr>
+                    <a:graphicFrameLocks xmlns:a="http://schemas.openxmlformats.org/drawingml/2006/main" noChangeAspect="1"/>
+                  </wp:cNvGraphicFramePr>
+                  <a:graphic xmlns:a="http://schemas.openxmlformats.org/drawingml/2006/main">
+                    <a:graphicData uri="http://schemas.openxmlformats.org/drawingml/2006/picture">
+                      <pic:pic xmlns:pic="http://schemas.openxmlformats.org/drawingml/2006/picture">
+                        <pic:nvPicPr>
+                          <pic:cNvPr id="506535232" name=""/>
+                          <pic:cNvPicPr/>
+                        </pic:nvPicPr>
+                        <pic:blipFill>
+                          <a:blip r:embed="rId32"/>
+                          <a:stretch>
+                            <a:fillRect/>
+                          </a:stretch>
+                        </pic:blipFill>
+                        <pic:spPr>
+                          <a:xfrm>
+                            <a:off x="0" y="0"/>
+                            <a:ext cx="4692891" cy="2216264"/>
+                          </a:xfrm>
+                          <a:prstGeom prst="rect">
+                            <a:avLst/>
+                          </a:prstGeom>
+                        </pic:spPr>
+                      </pic:pic>
+                    </a:graphicData>
+                  </a:graphic>
+                </wp:inline>
+              </w:drawing>
+            </w:r>
+          </w:p>
+          <w:p>
+            <w:pPr>
+              <w:spacing w:before="60" w:line="360" w:lineRule="auto"/>
+              <w:ind w:firstLine="0"/>
+              <w:rPr>
+                <w:rFonts w:eastAsia="Times New Roman" w:cs="Times New Roman"/>
+                <w:szCs w:val="24"/>
+                <w:lang w:eastAsia="en-ID"/>
+              </w:rPr>
+            </w:pPr>
+            <w:r>
+              <w:rPr>
+                <w:rFonts w:eastAsia="Times New Roman" w:cs="Times New Roman"/>
+                <w:szCs w:val="24"/>
+                <w:lang w:eastAsia="en-ID"/>
+              </w:rPr>
+              <w:t xml:space="preserve">      </w:t>
+            </w:r>
+            <w:r>
+              <w:rPr>
+                <w:rFonts w:eastAsia="Times New Roman" w:cs="Times New Roman"/>
+                <w:szCs w:val="24"/>
+                <w:lang w:eastAsia="en-ID"/>
+              </w:rPr>
+              <w:drawing>
+                <wp:inline distT="0" distB="0" distL="0" distR="0" wp14:anchorId="79704B89" wp14:editId="640EB91C">
+                  <wp:extent cx="4261069" cy="527077"/>
+                  <wp:effectExtent l="0" t="0" r="6350" b="6350"/>
+                  <wp:docPr id="497184321" name="Picture 1"/>
+                  <wp:cNvGraphicFramePr>
+                    <a:graphicFrameLocks xmlns:a="http://schemas.openxmlformats.org/drawingml/2006/main" noChangeAspect="1"/>
+                  </wp:cNvGraphicFramePr>
+                  <a:graphic xmlns:a="http://schemas.openxmlformats.org/drawingml/2006/main">
+                    <a:graphicData uri="http://schemas.openxmlformats.org/drawingml/2006/picture">
+                      <pic:pic xmlns:pic="http://schemas.openxmlformats.org/drawingml/2006/picture">
+                        <pic:nvPicPr>
+                          <pic:cNvPr id="497184321" name=""/>
+                          <pic:cNvPicPr/>
+                        </pic:nvPicPr>
+                        <pic:blipFill>
+                          <a:blip r:embed="rId33"/>
+                          <a:stretch>
+                            <a:fillRect/>
+                          </a:stretch>
+                        </pic:blipFill>
+                        <pic:spPr>
+                          <a:xfrm>
+                            <a:off x="0" y="0"/>
+                            <a:ext cx="4261069" cy="527077"/>
+                          </a:xfrm>
+                          <a:prstGeom prst="rect">
+                            <a:avLst/>
+                          </a:prstGeom>
+                        </pic:spPr>
+                      </pic:pic>
+                    </a:graphicData>
+                  </a:graphic>
+                </wp:inline>
+              </w:drawing>
+            </w:r>
+          </w:p>
+          <w:p>
+            <w:pPr>
+              <w:spacing w:before="60" w:line="360" w:lineRule="auto"/>
+              <w:ind w:firstLine="0"/>
+              <w:rPr>
+                <w:rFonts w:eastAsia="Times New Roman" w:cs="Times New Roman"/>
+                <w:szCs w:val="24"/>
+                <w:lang w:eastAsia="en-ID"/>
+              </w:rPr>
+            </w:pPr>
+            <w:r>
+              <w:rPr>
+                <w:rFonts w:eastAsia="Times New Roman" w:cs="Times New Roman"/>
+                <w:szCs w:val="24"/>
+                <w:lang w:eastAsia="en-ID"/>
+              </w:rPr>
+              <w:drawing>
+                <wp:inline distT="0" distB="0" distL="0" distR="0" wp14:anchorId="44B3CCDE" wp14:editId="40C730E6">
+                  <wp:extent cx="5259705" cy="1239520"/>
+                  <wp:effectExtent l="0" t="0" r="0" b="0"/>
+                  <wp:docPr id="615511764" name="Picture 1"/>
+                  <wp:cNvGraphicFramePr>
+                    <a:graphicFrameLocks xmlns:a="http://schemas.openxmlformats.org/drawingml/2006/main" noChangeAspect="1"/>
+                  </wp:cNvGraphicFramePr>
+                  <a:graphic xmlns:a="http://schemas.openxmlformats.org/drawingml/2006/main">
+                    <a:graphicData uri="http://schemas.openxmlformats.org/drawingml/2006/picture">
+                      <pic:pic xmlns:pic="http://schemas.openxmlformats.org/drawingml/2006/picture">
+                        <pic:nvPicPr>
+                          <pic:cNvPr id="615511764" name=""/>
+                          <pic:cNvPicPr/>
+                        </pic:nvPicPr>
+                        <pic:blipFill>
+                          <a:blip r:embed="rId34"/>
+                          <a:stretch>
+                            <a:fillRect/>
+                          </a:stretch>
+                        </pic:blipFill>
+                        <pic:spPr>
+                          <a:xfrm>
+                            <a:off x="0" y="0"/>
+                            <a:ext cx="5259705" cy="1239520"/>
+                          </a:xfrm>
+                          <a:prstGeom prst="rect">
+                            <a:avLst/>
+                          </a:prstGeom>
+                        </pic:spPr>
+                      </pic:pic>
+                    </a:graphicData>
+                  </a:graphic>
+                </wp:inline>
+              </w:drawing>
+            </w:r>
+          </w:p>
+          <w:p>
+            <w:pPr>
+              <w:pStyle w:val="ListParagraph"/>
+              <w:numPr>
+                <w:ilvl w:val="0"/>
+                <w:numId w:val="33"/>
+              </w:numPr>
+              <w:spacing w:before="60" w:line="360" w:lineRule="auto"/>
+              <w:rPr>
+                <w:rFonts w:eastAsia="Times New Roman" w:cs="Times New Roman"/>
+                <w:szCs w:val="24"/>
+                <w:lang w:eastAsia="en-ID"/>
+              </w:rPr>
+            </w:pPr>
+            <w:r>
+              <w:rPr>
+                <w:rFonts w:eastAsia="Times New Roman" w:cs="Times New Roman"/>
+                <w:szCs w:val="24"/>
+                <w:lang w:eastAsia="en-ID"/>
+              </w:rPr>
+              <w:t>m_barang</w:t>
+            </w:r>
+          </w:p>
+          <w:p>
+            <w:pPr>
+              <w:spacing w:before="60" w:line="360" w:lineRule="auto"/>
+              <w:ind w:left="360" w:firstLine="0"/>
+              <w:rPr>
+                <w:rFonts w:eastAsia="Times New Roman" w:cs="Times New Roman"/>
+                <w:szCs w:val="24"/>
+                <w:lang w:eastAsia="en-ID"/>
+              </w:rPr>
+            </w:pPr>
+            <w:r>
+              <w:rPr>
+                <w:lang w:eastAsia="en-ID"/>
+              </w:rPr>
+              <w:drawing>
+                <wp:inline distT="0" distB="0" distL="0" distR="0" wp14:anchorId="18ED37D0" wp14:editId="5F82F011">
+                  <wp:extent cx="5259705" cy="501650"/>
+                  <wp:effectExtent l="0" t="0" r="0" b="0"/>
+                  <wp:docPr id="1454727006" name="Picture 1"/>
+                  <wp:cNvGraphicFramePr>
+                    <a:graphicFrameLocks xmlns:a="http://schemas.openxmlformats.org/drawingml/2006/main" noChangeAspect="1"/>
+                  </wp:cNvGraphicFramePr>
+                  <a:graphic xmlns:a="http://schemas.openxmlformats.org/drawingml/2006/main">
+                    <a:graphicData uri="http://schemas.openxmlformats.org/drawingml/2006/picture">
+                      <pic:pic xmlns:pic="http://schemas.openxmlformats.org/drawingml/2006/picture">
+                        <pic:nvPicPr>
+                          <pic:cNvPr id="1454727006" name=""/>
+                          <pic:cNvPicPr/>
+                        </pic:nvPicPr>
+                        <pic:blipFill>
+                          <a:blip r:embed="rId35"/>
+                          <a:stretch>
+                            <a:fillRect/>
+                          </a:stretch>
+                        </pic:blipFill>
+                        <pic:spPr>
+                          <a:xfrm>
+                            <a:off x="0" y="0"/>
+                            <a:ext cx="5259705" cy="501650"/>
+                          </a:xfrm>
+                          <a:prstGeom prst="rect">
+                            <a:avLst/>
+                          </a:prstGeom>
+                        </pic:spPr>
+                      </pic:pic>
+                    </a:graphicData>
+                  </a:graphic>
+                </wp:inline>
+              </w:drawing>
+            </w:r>
+          </w:p>
+          <w:p>
+            <w:pPr>
+              <w:spacing w:before="60" w:line="360" w:lineRule="auto"/>
+              <w:ind w:left="360" w:firstLine="0"/>
+              <w:rPr>
+                <w:rFonts w:eastAsia="Times New Roman" w:cs="Times New Roman"/>
+                <w:szCs w:val="24"/>
+                <w:lang w:eastAsia="en-ID"/>
+              </w:rPr>
+            </w:pPr>
+            <w:r>
+              <w:rPr>
+                <w:rFonts w:eastAsia="Times New Roman" w:cs="Times New Roman"/>
+                <w:szCs w:val="24"/>
+                <w:lang w:eastAsia="en-ID"/>
+              </w:rPr>
+              <w:lastRenderedPageBreak/>
+              <w:drawing>
+                <wp:inline distT="0" distB="0" distL="0" distR="0" wp14:anchorId="705B4C4A" wp14:editId="798A9BEE">
+                  <wp:extent cx="4927853" cy="2876698"/>
+                  <wp:effectExtent l="0" t="0" r="6350" b="0"/>
+                  <wp:docPr id="777654649" name="Picture 1"/>
+                  <wp:cNvGraphicFramePr>
+                    <a:graphicFrameLocks xmlns:a="http://schemas.openxmlformats.org/drawingml/2006/main" noChangeAspect="1"/>
+                  </wp:cNvGraphicFramePr>
+                  <a:graphic xmlns:a="http://schemas.openxmlformats.org/drawingml/2006/main">
+                    <a:graphicData uri="http://schemas.openxmlformats.org/drawingml/2006/picture">
+                      <pic:pic xmlns:pic="http://schemas.openxmlformats.org/drawingml/2006/picture">
+                        <pic:nvPicPr>
+                          <pic:cNvPr id="777654649" name=""/>
+                          <pic:cNvPicPr/>
+                        </pic:nvPicPr>
+                        <pic:blipFill>
+                          <a:blip r:embed="rId36"/>
+                          <a:stretch>
+                            <a:fillRect/>
+                          </a:stretch>
+                        </pic:blipFill>
+                        <pic:spPr>
+                          <a:xfrm>
+                            <a:off x="0" y="0"/>
+                            <a:ext cx="4927853" cy="2876698"/>
+                          </a:xfrm>
+                          <a:prstGeom prst="rect">
+                            <a:avLst/>
+                          </a:prstGeom>
+                        </pic:spPr>
+                      </pic:pic>
+                    </a:graphicData>
+                  </a:graphic>
+                </wp:inline>
+              </w:drawing>
+            </w:r>
+          </w:p>
+          <w:p>
+            <w:pPr>
+              <w:spacing w:before="60" w:line="360" w:lineRule="auto"/>
+              <w:ind w:left="360" w:firstLine="0"/>
+              <w:rPr>
+                <w:rFonts w:eastAsia="Times New Roman" w:cs="Times New Roman"/>
+                <w:szCs w:val="24"/>
+                <w:lang w:eastAsia="en-ID"/>
+              </w:rPr>
+            </w:pPr>
+            <w:r>
+              <w:rPr>
+                <w:rFonts w:eastAsia="Times New Roman" w:cs="Times New Roman"/>
+                <w:szCs w:val="24"/>
+                <w:lang w:eastAsia="en-ID"/>
+              </w:rPr>
+              <w:drawing>
+                <wp:inline distT="0" distB="0" distL="0" distR="0" wp14:anchorId="7CAEB0B5" wp14:editId="54BE0F0E">
+                  <wp:extent cx="4191215" cy="825542"/>
+                  <wp:effectExtent l="0" t="0" r="0" b="0"/>
+                  <wp:docPr id="1037813418" name="Picture 1"/>
+                  <wp:cNvGraphicFramePr>
+                    <a:graphicFrameLocks xmlns:a="http://schemas.openxmlformats.org/drawingml/2006/main" noChangeAspect="1"/>
+                  </wp:cNvGraphicFramePr>
+                  <a:graphic xmlns:a="http://schemas.openxmlformats.org/drawingml/2006/main">
+                    <a:graphicData uri="http://schemas.openxmlformats.org/drawingml/2006/picture">
+                      <pic:pic xmlns:pic="http://schemas.openxmlformats.org/drawingml/2006/picture">
+                        <pic:nvPicPr>
+                          <pic:cNvPr id="1037813418" name=""/>
+                          <pic:cNvPicPr/>
+                        </pic:nvPicPr>
+                        <pic:blipFill>
+                          <a:blip r:embed="rId37"/>
+                          <a:stretch>
+                            <a:fillRect/>
+                          </a:stretch>
+                        </pic:blipFill>
+                        <pic:spPr>
+                          <a:xfrm>
+                            <a:off x="0" y="0"/>
+                            <a:ext cx="4191215" cy="825542"/>
+                          </a:xfrm>
+                          <a:prstGeom prst="rect">
+                            <a:avLst/>
+                          </a:prstGeom>
+                        </pic:spPr>
+                      </pic:pic>
+                    </a:graphicData>
+                  </a:graphic>
+                </wp:inline>
+              </w:drawing>
+            </w:r>
+          </w:p>
+          <w:p>
+            <w:pPr>
+              <w:spacing w:before="60" w:line="360" w:lineRule="auto"/>
+              <w:ind w:left="360" w:firstLine="0"/>
+              <w:rPr>
+                <w:rFonts w:eastAsia="Times New Roman" w:cs="Times New Roman"/>
+                <w:szCs w:val="24"/>
+                <w:lang w:eastAsia="en-ID"/>
+              </w:rPr>
+            </w:pPr>
+            <w:r>
+              <w:rPr>
+                <w:rFonts w:eastAsia="Times New Roman" w:cs="Times New Roman"/>
+                <w:szCs w:val="24"/>
+                <w:lang w:eastAsia="en-ID"/>
+              </w:rPr>
+              <w:drawing>
+                <wp:inline distT="0" distB="0" distL="0" distR="0" wp14:anchorId="2512B0AA" wp14:editId="59103103">
+                  <wp:extent cx="5259705" cy="1711325"/>
+                  <wp:effectExtent l="0" t="0" r="0" b="3175"/>
+                  <wp:docPr id="1024109265" name="Picture 1"/>
+                  <wp:cNvGraphicFramePr>
+                    <a:graphicFrameLocks xmlns:a="http://schemas.openxmlformats.org/drawingml/2006/main" noChangeAspect="1"/>
+                  </wp:cNvGraphicFramePr>
+                  <a:graphic xmlns:a="http://schemas.openxmlformats.org/drawingml/2006/main">
+                    <a:graphicData uri="http://schemas.openxmlformats.org/drawingml/2006/picture">
+                      <pic:pic xmlns:pic="http://schemas.openxmlformats.org/drawingml/2006/picture">
+                        <pic:nvPicPr>
+                          <pic:cNvPr id="1024109265" name=""/>
+                          <pic:cNvPicPr/>
+                        </pic:nvPicPr>
+                        <pic:blipFill>
+                          <a:blip r:embed="rId38"/>
+                          <a:stretch>
+                            <a:fillRect/>
+                          </a:stretch>
+                        </pic:blipFill>
+                        <pic:spPr>
+                          <a:xfrm>
+                            <a:off x="0" y="0"/>
+                            <a:ext cx="5259705" cy="1711325"/>
+                          </a:xfrm>
+                          <a:prstGeom prst="rect">
+                            <a:avLst/>
+                          </a:prstGeom>
+                        </pic:spPr>
+                      </pic:pic>
+                    </a:graphicData>
+                  </a:graphic>
+                </wp:inline>
+              </w:drawing>
+            </w:r>
+          </w:p>
+          <w:p>
+            <w:pPr>
+              <w:pStyle w:val="ListParagraph"/>
+              <w:numPr>
+                <w:ilvl w:val="0"/>
+                <w:numId w:val="33"/>
+              </w:numPr>
+              <w:spacing w:before="60" w:line="360" w:lineRule="auto"/>
+              <w:rPr>
+                <w:rFonts w:eastAsia="Times New Roman" w:cs="Times New Roman"/>
+                <w:szCs w:val="24"/>
+                <w:lang w:eastAsia="en-ID"/>
+              </w:rPr>
+            </w:pPr>
+            <w:r>
+              <w:rPr>
+                <w:rFonts w:eastAsia="Times New Roman" w:cs="Times New Roman"/>
+                <w:szCs w:val="24"/>
+                <w:lang w:eastAsia="en-ID"/>
+              </w:rPr>
+              <w:t>t_stok</w:t>
+            </w:r>
+          </w:p>
+          <w:p>
+            <w:pPr>
+              <w:spacing w:before="60" w:line="360" w:lineRule="auto"/>
+              <w:ind w:left="360" w:firstLine="0"/>
+              <w:rPr>
+                <w:rFonts w:eastAsia="Times New Roman" w:cs="Times New Roman"/>
+                <w:szCs w:val="24"/>
+                <w:lang w:eastAsia="en-ID"/>
+              </w:rPr>
+            </w:pPr>
+            <w:r>
+              <w:rPr>
+                <w:lang w:eastAsia="en-ID"/>
+              </w:rPr>
+              <w:drawing>
+                <wp:inline distT="0" distB="0" distL="0" distR="0" wp14:anchorId="24C4C3A2" wp14:editId="2B91E961">
+                  <wp:extent cx="5259705" cy="558800"/>
+                  <wp:effectExtent l="0" t="0" r="0" b="0"/>
+                  <wp:docPr id="535383413" name="Picture 1"/>
+                  <wp:cNvGraphicFramePr>
+                    <a:graphicFrameLocks xmlns:a="http://schemas.openxmlformats.org/drawingml/2006/main" noChangeAspect="1"/>
+                  </wp:cNvGraphicFramePr>
+                  <a:graphic xmlns:a="http://schemas.openxmlformats.org/drawingml/2006/main">
+                    <a:graphicData uri="http://schemas.openxmlformats.org/drawingml/2006/picture">
+                      <pic:pic xmlns:pic="http://schemas.openxmlformats.org/drawingml/2006/picture">
+                        <pic:nvPicPr>
+                          <pic:cNvPr id="535383413" name=""/>
+                          <pic:cNvPicPr/>
+                        </pic:nvPicPr>
+                        <pic:blipFill>
+                          <a:blip r:embed="rId39"/>
+                          <a:stretch>
+                            <a:fillRect/>
+                          </a:stretch>
+                        </pic:blipFill>
+                        <pic:spPr>
+                          <a:xfrm>
+                            <a:off x="0" y="0"/>
+                            <a:ext cx="5259705" cy="558800"/>
+                          </a:xfrm>
+                          <a:prstGeom prst="rect">
+                            <a:avLst/>
+                          </a:prstGeom>
+                        </pic:spPr>
+                      </pic:pic>
+                    </a:graphicData>
+                  </a:graphic>
+                </wp:inline>
+              </w:drawing>
+            </w:r>
+          </w:p>
+          <w:p>
+            <w:pPr>
+              <w:spacing w:before="60" w:line="360" w:lineRule="auto"/>
+              <w:ind w:left="360" w:firstLine="0"/>
+              <w:rPr>
+                <w:rFonts w:eastAsia="Times New Roman" w:cs="Times New Roman"/>
+                <w:szCs w:val="24"/>
+                <w:lang w:eastAsia="en-ID"/>
+              </w:rPr>
+            </w:pPr>
+            <w:r>
+              <w:rPr>
+                <w:rFonts w:eastAsia="Times New Roman" w:cs="Times New Roman"/>
+                <w:szCs w:val="24"/>
+                <w:lang w:eastAsia="en-ID"/>
+              </w:rPr>
+              <w:lastRenderedPageBreak/>
+              <w:drawing>
+                <wp:inline distT="0" distB="0" distL="0" distR="0" wp14:anchorId="4EE079DE" wp14:editId="14B0173D">
+                  <wp:extent cx="4184865" cy="2660787"/>
+                  <wp:effectExtent l="0" t="0" r="6350" b="6350"/>
+                  <wp:docPr id="422682778" name="Picture 1"/>
+                  <wp:cNvGraphicFramePr>
+                    <a:graphicFrameLocks xmlns:a="http://schemas.openxmlformats.org/drawingml/2006/main" noChangeAspect="1"/>
+                  </wp:cNvGraphicFramePr>
+                  <a:graphic xmlns:a="http://schemas.openxmlformats.org/drawingml/2006/main">
+                    <a:graphicData uri="http://schemas.openxmlformats.org/drawingml/2006/picture">
+                      <pic:pic xmlns:pic="http://schemas.openxmlformats.org/drawingml/2006/picture">
+                        <pic:nvPicPr>
+                          <pic:cNvPr id="422682778" name=""/>
+                          <pic:cNvPicPr/>
+                        </pic:nvPicPr>
+                        <pic:blipFill>
+                          <a:blip r:embed="rId40"/>
+                          <a:stretch>
+                            <a:fillRect/>
+                          </a:stretch>
+                        </pic:blipFill>
+                        <pic:spPr>
+                          <a:xfrm>
+                            <a:off x="0" y="0"/>
+                            <a:ext cx="4184865" cy="2660787"/>
+                          </a:xfrm>
+                          <a:prstGeom prst="rect">
+                            <a:avLst/>
+                          </a:prstGeom>
+                        </pic:spPr>
+                      </pic:pic>
+                    </a:graphicData>
+                  </a:graphic>
+                </wp:inline>
+              </w:drawing>
+            </w:r>
+          </w:p>
+          <w:p>
+            <w:pPr>
+              <w:spacing w:before="60" w:line="360" w:lineRule="auto"/>
+              <w:ind w:left="360" w:firstLine="0"/>
+              <w:rPr>
+                <w:rFonts w:eastAsia="Times New Roman" w:cs="Times New Roman"/>
+                <w:szCs w:val="24"/>
+                <w:lang w:eastAsia="en-ID"/>
+              </w:rPr>
+            </w:pPr>
+            <w:r>
+              <w:rPr>
+                <w:rFonts w:eastAsia="Times New Roman" w:cs="Times New Roman"/>
+                <w:szCs w:val="24"/>
+                <w:lang w:eastAsia="en-ID"/>
+              </w:rPr>
+              <w:drawing>
+                <wp:inline distT="0" distB="0" distL="0" distR="0" wp14:anchorId="78EA9E31" wp14:editId="5BC3B35D">
+                  <wp:extent cx="4032457" cy="793791"/>
+                  <wp:effectExtent l="0" t="0" r="6350" b="6350"/>
+                  <wp:docPr id="732636922" name="Picture 1"/>
+                  <wp:cNvGraphicFramePr>
+                    <a:graphicFrameLocks xmlns:a="http://schemas.openxmlformats.org/drawingml/2006/main" noChangeAspect="1"/>
+                  </wp:cNvGraphicFramePr>
+                  <a:graphic xmlns:a="http://schemas.openxmlformats.org/drawingml/2006/main">
+                    <a:graphicData uri="http://schemas.openxmlformats.org/drawingml/2006/picture">
+                      <pic:pic xmlns:pic="http://schemas.openxmlformats.org/drawingml/2006/picture">
+                        <pic:nvPicPr>
+                          <pic:cNvPr id="732636922" name=""/>
+                          <pic:cNvPicPr/>
+                        </pic:nvPicPr>
+                        <pic:blipFill>
+                          <a:blip r:embed="rId41"/>
+                          <a:stretch>
+                            <a:fillRect/>
+                          </a:stretch>
+                        </pic:blipFill>
+                        <pic:spPr>
+                          <a:xfrm>
+                            <a:off x="0" y="0"/>
+                            <a:ext cx="4032457" cy="793791"/>
+                          </a:xfrm>
+                          <a:prstGeom prst="rect">
+                            <a:avLst/>
+                          </a:prstGeom>
+                        </pic:spPr>
+                      </pic:pic>
+                    </a:graphicData>
+                  </a:graphic>
+                </wp:inline>
+              </w:drawing>
+            </w:r>
+          </w:p>
+          <w:p>
+            <w:pPr>
+              <w:spacing w:before="60" w:line="360" w:lineRule="auto"/>
+              <w:ind w:left="360" w:firstLine="0"/>
+              <w:rPr>
+                <w:rFonts w:eastAsia="Times New Roman" w:cs="Times New Roman"/>
+                <w:szCs w:val="24"/>
+                <w:lang w:eastAsia="en-ID"/>
+              </w:rPr>
+            </w:pPr>
+            <w:r>
+              <w:rPr>
+                <w:rFonts w:eastAsia="Times New Roman" w:cs="Times New Roman"/>
+                <w:szCs w:val="24"/>
+                <w:lang w:eastAsia="en-ID"/>
+              </w:rPr>
+              <w:drawing>
+                <wp:inline distT="0" distB="0" distL="0" distR="0" wp14:anchorId="11F954A7" wp14:editId="25314890">
+                  <wp:extent cx="5259705" cy="1926590"/>
+                  <wp:effectExtent l="0" t="0" r="0" b="0"/>
+                  <wp:docPr id="166427965" name="Picture 1"/>
+                  <wp:cNvGraphicFramePr>
+                    <a:graphicFrameLocks xmlns:a="http://schemas.openxmlformats.org/drawingml/2006/main" noChangeAspect="1"/>
+                  </wp:cNvGraphicFramePr>
+                  <a:graphic xmlns:a="http://schemas.openxmlformats.org/drawingml/2006/main">
+                    <a:graphicData uri="http://schemas.openxmlformats.org/drawingml/2006/picture">
+                      <pic:pic xmlns:pic="http://schemas.openxmlformats.org/drawingml/2006/picture">
+                        <pic:nvPicPr>
+                          <pic:cNvPr id="166427965" name=""/>
+                          <pic:cNvPicPr/>
+                        </pic:nvPicPr>
+                        <pic:blipFill>
+                          <a:blip r:embed="rId42"/>
+                          <a:stretch>
+                            <a:fillRect/>
+                          </a:stretch>
+                        </pic:blipFill>
+                        <pic:spPr>
+                          <a:xfrm>
+                            <a:off x="0" y="0"/>
+                            <a:ext cx="5259705" cy="1926590"/>
+                          </a:xfrm>
+                          <a:prstGeom prst="rect">
+                            <a:avLst/>
+                          </a:prstGeom>
+                        </pic:spPr>
+                      </pic:pic>
+                    </a:graphicData>
+                  </a:graphic>
+                </wp:inline>
+              </w:drawing>
+            </w:r>
+          </w:p>
+          <w:p>
+            <w:pPr>
+              <w:pStyle w:val="ListParagraph"/>
+              <w:numPr>
+                <w:ilvl w:val="0"/>
+                <w:numId w:val="33"/>
+              </w:numPr>
+              <w:spacing w:before="60" w:line="360" w:lineRule="auto"/>
+              <w:rPr>
+                <w:rFonts w:eastAsia="Times New Roman" w:cs="Times New Roman"/>
+                <w:szCs w:val="24"/>
+                <w:lang w:eastAsia="en-ID"/>
+              </w:rPr>
+            </w:pPr>
+            <w:r>
+              <w:rPr>
+                <w:rFonts w:eastAsia="Times New Roman" w:cs="Times New Roman"/>
+                <w:szCs w:val="24"/>
+                <w:lang w:eastAsia="en-ID"/>
+              </w:rPr>
+              <w:t>t_penjualan</w:t>
+            </w:r>
+          </w:p>
+          <w:p>
+            <w:pPr>
+              <w:spacing w:before="60" w:line="360" w:lineRule="auto"/>
+              <w:ind w:left="360" w:firstLine="0"/>
+              <w:rPr>
+                <w:rFonts w:eastAsia="Times New Roman" w:cs="Times New Roman"/>
+                <w:szCs w:val="24"/>
+                <w:lang w:eastAsia="en-ID"/>
+              </w:rPr>
+            </w:pPr>
+            <w:r>
+              <w:rPr>
+                <w:lang w:eastAsia="en-ID"/>
+              </w:rPr>
+              <w:drawing>
+                <wp:inline distT="0" distB="0" distL="0" distR="0" wp14:anchorId="359F6822" wp14:editId="3F6AB399">
+                  <wp:extent cx="5259705" cy="485140"/>
+                  <wp:effectExtent l="0" t="0" r="0" b="0"/>
+                  <wp:docPr id="1366452673" name="Picture 1"/>
+                  <wp:cNvGraphicFramePr>
+                    <a:graphicFrameLocks xmlns:a="http://schemas.openxmlformats.org/drawingml/2006/main" noChangeAspect="1"/>
+                  </wp:cNvGraphicFramePr>
+                  <a:graphic xmlns:a="http://schemas.openxmlformats.org/drawingml/2006/main">
+                    <a:graphicData uri="http://schemas.openxmlformats.org/drawingml/2006/picture">
+                      <pic:pic xmlns:pic="http://schemas.openxmlformats.org/drawingml/2006/picture">
+                        <pic:nvPicPr>
+                          <pic:cNvPr id="1366452673" name=""/>
+                          <pic:cNvPicPr/>
+                        </pic:nvPicPr>
+                        <pic:blipFill>
+                          <a:blip r:embed="rId43"/>
+                          <a:stretch>
+                            <a:fillRect/>
+                          </a:stretch>
+                        </pic:blipFill>
+                        <pic:spPr>
+                          <a:xfrm>
+                            <a:off x="0" y="0"/>
+                            <a:ext cx="5259705" cy="485140"/>
+                          </a:xfrm>
+                          <a:prstGeom prst="rect">
+                            <a:avLst/>
+                          </a:prstGeom>
+                        </pic:spPr>
+                      </pic:pic>
+                    </a:graphicData>
+                  </a:graphic>
+                </wp:inline>
+              </w:drawing>
+            </w:r>
+          </w:p>
+          <w:p>
+            <w:pPr>
+              <w:spacing w:before="60" w:line="360" w:lineRule="auto"/>
+              <w:ind w:firstLine="0"/>
+              <w:rPr>
+                <w:rFonts w:eastAsia="Times New Roman" w:cs="Times New Roman"/>
+                <w:szCs w:val="24"/>
+                <w:lang w:eastAsia="en-ID"/>
+              </w:rPr>
+            </w:pPr>
+            <w:r>
+              <w:rPr>
+                <w:lang w:eastAsia="en-ID"/>
+              </w:rPr>
+              <w:lastRenderedPageBreak/>
+              <w:drawing>
+                <wp:inline distT="0" distB="0" distL="0" distR="0" wp14:anchorId="6A9F9154" wp14:editId="069740F3">
+                  <wp:extent cx="5259705" cy="3917950"/>
+                  <wp:effectExtent l="0" t="0" r="0" b="6350"/>
+                  <wp:docPr id="929108940" name="Picture 1"/>
+                  <wp:cNvGraphicFramePr>
+                    <a:graphicFrameLocks xmlns:a="http://schemas.openxmlformats.org/drawingml/2006/main" noChangeAspect="1"/>
+                  </wp:cNvGraphicFramePr>
+                  <a:graphic xmlns:a="http://schemas.openxmlformats.org/drawingml/2006/main">
+                    <a:graphicData uri="http://schemas.openxmlformats.org/drawingml/2006/picture">
+                      <pic:pic xmlns:pic="http://schemas.openxmlformats.org/drawingml/2006/picture">
+                        <pic:nvPicPr>
+                          <pic:cNvPr id="929108940" name=""/>
+                          <pic:cNvPicPr/>
+                        </pic:nvPicPr>
+                        <pic:blipFill>
+                          <a:blip r:embed="rId44"/>
+                          <a:stretch>
+                            <a:fillRect/>
+                          </a:stretch>
+                        </pic:blipFill>
+                        <pic:spPr>
+                          <a:xfrm>
+                            <a:off x="0" y="0"/>
+                            <a:ext cx="5259705" cy="3917950"/>
+                          </a:xfrm>
+                          <a:prstGeom prst="rect">
+                            <a:avLst/>
+                          </a:prstGeom>
+                        </pic:spPr>
+                      </pic:pic>
+                    </a:graphicData>
+                  </a:graphic>
+                </wp:inline>
+              </w:drawing>
+            </w:r>
+          </w:p>
+          <w:p>
+            <w:pPr>
+              <w:spacing w:before="60" w:line="360" w:lineRule="auto"/>
+              <w:ind w:firstLine="0"/>
+              <w:rPr>
+                <w:rFonts w:eastAsia="Times New Roman" w:cs="Times New Roman"/>
+                <w:szCs w:val="24"/>
+                <w:lang w:eastAsia="en-ID"/>
+              </w:rPr>
+            </w:pPr>
+            <w:r>
+              <w:rPr>
+                <w:rFonts w:eastAsia="Times New Roman" w:cs="Times New Roman"/>
+                <w:szCs w:val="24"/>
+                <w:lang w:eastAsia="en-ID"/>
+              </w:rPr>
+              <w:drawing>
+                <wp:inline distT="0" distB="0" distL="0" distR="0" wp14:anchorId="18DD6E0F" wp14:editId="01D40181">
+                  <wp:extent cx="4324572" cy="565179"/>
+                  <wp:effectExtent l="0" t="0" r="0" b="6350"/>
+                  <wp:docPr id="897425531" name="Picture 1"/>
+                  <wp:cNvGraphicFramePr>
+                    <a:graphicFrameLocks xmlns:a="http://schemas.openxmlformats.org/drawingml/2006/main" noChangeAspect="1"/>
+                  </wp:cNvGraphicFramePr>
+                  <a:graphic xmlns:a="http://schemas.openxmlformats.org/drawingml/2006/main">
+                    <a:graphicData uri="http://schemas.openxmlformats.org/drawingml/2006/picture">
+                      <pic:pic xmlns:pic="http://schemas.openxmlformats.org/drawingml/2006/picture">
+                        <pic:nvPicPr>
+                          <pic:cNvPr id="897425531" name=""/>
+                          <pic:cNvPicPr/>
+                        </pic:nvPicPr>
+                        <pic:blipFill>
+                          <a:blip r:embed="rId45"/>
+                          <a:stretch>
+                            <a:fillRect/>
+                          </a:stretch>
+                        </pic:blipFill>
+                        <pic:spPr>
+                          <a:xfrm>
+                            <a:off x="0" y="0"/>
+                            <a:ext cx="4324572" cy="565179"/>
+                          </a:xfrm>
+                          <a:prstGeom prst="rect">
+                            <a:avLst/>
+                          </a:prstGeom>
+                        </pic:spPr>
+                      </pic:pic>
+                    </a:graphicData>
+                  </a:graphic>
+                </wp:inline>
+              </w:drawing>
+            </w:r>
+          </w:p>
+          <w:p>
+            <w:pPr>
+              <w:spacing w:before="60" w:line="360" w:lineRule="auto"/>
+              <w:ind w:firstLine="0"/>
+              <w:rPr>
+                <w:rFonts w:eastAsia="Times New Roman" w:cs="Times New Roman"/>
+                <w:szCs w:val="24"/>
+                <w:lang w:eastAsia="en-ID"/>
+              </w:rPr>
+            </w:pPr>
+            <w:r>
+              <w:rPr>
+                <w:rFonts w:eastAsia="Times New Roman" w:cs="Times New Roman"/>
+                <w:szCs w:val="24"/>
+                <w:lang w:eastAsia="en-ID"/>
+              </w:rPr>
+              <w:drawing>
+                <wp:inline distT="0" distB="0" distL="0" distR="0" wp14:anchorId="4D021035" wp14:editId="63348DE7">
+                  <wp:extent cx="5259705" cy="1783715"/>
+                  <wp:effectExtent l="0" t="0" r="0" b="6985"/>
+                  <wp:docPr id="1177418695" name="Picture 1"/>
+                  <wp:cNvGraphicFramePr>
+                    <a:graphicFrameLocks xmlns:a="http://schemas.openxmlformats.org/drawingml/2006/main" noChangeAspect="1"/>
+                  </wp:cNvGraphicFramePr>
+                  <a:graphic xmlns:a="http://schemas.openxmlformats.org/drawingml/2006/main">
+                    <a:graphicData uri="http://schemas.openxmlformats.org/drawingml/2006/picture">
+                      <pic:pic xmlns:pic="http://schemas.openxmlformats.org/drawingml/2006/picture">
+                        <pic:nvPicPr>
+                          <pic:cNvPr id="1177418695" name=""/>
+                          <pic:cNvPicPr/>
+                        </pic:nvPicPr>
+                        <pic:blipFill>
+                          <a:blip r:embed="rId46"/>
+                          <a:stretch>
+                            <a:fillRect/>
+                          </a:stretch>
+                        </pic:blipFill>
+                        <pic:spPr>
+                          <a:xfrm>
+                            <a:off x="0" y="0"/>
+                            <a:ext cx="5259705" cy="1783715"/>
+                          </a:xfrm>
+                          <a:prstGeom prst="rect">
+                            <a:avLst/>
+                          </a:prstGeom>
+                        </pic:spPr>
+                      </pic:pic>
+                    </a:graphicData>
+                  </a:graphic>
+                </wp:inline>
+              </w:drawing>
+            </w:r>
+          </w:p>
+          <w:p>
+            <w:pPr>
+              <w:pStyle w:val="ListParagraph"/>
+              <w:numPr>
+                <w:ilvl w:val="0"/>
+                <w:numId w:val="33"/>
+              </w:numPr>
+              <w:spacing w:before="60" w:line="360" w:lineRule="auto"/>
+              <w:rPr>
+                <w:rFonts w:eastAsia="Times New Roman" w:cs="Times New Roman"/>
+                <w:szCs w:val="24"/>
+                <w:lang w:eastAsia="en-ID"/>
+              </w:rPr>
+            </w:pPr>
+            <w:r>
+              <w:rPr>
+                <w:rFonts w:eastAsia="Times New Roman" w:cs="Times New Roman"/>
+                <w:szCs w:val="24"/>
+                <w:lang w:eastAsia="en-ID"/>
+              </w:rPr>
+              <w:t>t_detail_penjualan</w:t>
+            </w:r>
+          </w:p>
+          <w:p>
+            <w:pPr>
+              <w:spacing w:before="60" w:line="360" w:lineRule="auto"/>
+              <w:ind w:left="360" w:firstLine="0"/>
+              <w:rPr>
+                <w:rFonts w:eastAsia="Times New Roman" w:cs="Times New Roman"/>
+                <w:szCs w:val="24"/>
+                <w:lang w:eastAsia="en-ID"/>
+              </w:rPr>
+            </w:pPr>
+            <w:r>
+              <w:rPr>
+                <w:lang w:eastAsia="en-ID"/>
+              </w:rPr>
+              <w:drawing>
+                <wp:inline distT="0" distB="0" distL="0" distR="0" wp14:anchorId="3F3E978A" wp14:editId="5F486511">
+                  <wp:extent cx="5259705" cy="408940"/>
+                  <wp:effectExtent l="0" t="0" r="0" b="0"/>
+                  <wp:docPr id="1301020872" name="Picture 1"/>
+                  <wp:cNvGraphicFramePr>
+                    <a:graphicFrameLocks xmlns:a="http://schemas.openxmlformats.org/drawingml/2006/main" noChangeAspect="1"/>
+                  </wp:cNvGraphicFramePr>
+                  <a:graphic xmlns:a="http://schemas.openxmlformats.org/drawingml/2006/main">
+                    <a:graphicData uri="http://schemas.openxmlformats.org/drawingml/2006/picture">
+                      <pic:pic xmlns:pic="http://schemas.openxmlformats.org/drawingml/2006/picture">
+                        <pic:nvPicPr>
+                          <pic:cNvPr id="1301020872" name=""/>
+                          <pic:cNvPicPr/>
+                        </pic:nvPicPr>
+                        <pic:blipFill>
+                          <a:blip r:embed="rId47"/>
+                          <a:stretch>
+                            <a:fillRect/>
+                          </a:stretch>
+                        </pic:blipFill>
+                        <pic:spPr>
+                          <a:xfrm>
+                            <a:off x="0" y="0"/>
+                            <a:ext cx="5259705" cy="408940"/>
+                          </a:xfrm>
+                          <a:prstGeom prst="rect">
+                            <a:avLst/>
+                          </a:prstGeom>
+                        </pic:spPr>
+                      </pic:pic>
+                    </a:graphicData>
+                  </a:graphic>
+                </wp:inline>
+              </w:drawing>
+            </w:r>
+          </w:p>
+          <w:p>
+            <w:pPr>
+              <w:spacing w:before="60" w:line="360" w:lineRule="auto"/>
+              <w:ind w:left="360" w:firstLine="0"/>
+              <w:rPr>
+                <w:rFonts w:eastAsia="Times New Roman" w:cs="Times New Roman"/>
+                <w:szCs w:val="24"/>
+                <w:lang w:eastAsia="en-ID"/>
+              </w:rPr>
+            </w:pPr>
+            <w:r>
+              <w:rPr>
+                <w:rFonts w:eastAsia="Times New Roman" w:cs="Times New Roman"/>
+                <w:szCs w:val="24"/>
+                <w:lang w:eastAsia="en-ID"/>
+              </w:rPr>
+              <w:lastRenderedPageBreak/>
+              <w:drawing>
+                <wp:inline distT="0" distB="0" distL="0" distR="0" wp14:anchorId="14D4A8F1" wp14:editId="3D61D1C2">
+                  <wp:extent cx="5259705" cy="4093845"/>
+                  <wp:effectExtent l="0" t="0" r="0" b="1905"/>
+                  <wp:docPr id="926289454" name="Picture 1"/>
+                  <wp:cNvGraphicFramePr>
+                    <a:graphicFrameLocks xmlns:a="http://schemas.openxmlformats.org/drawingml/2006/main" noChangeAspect="1"/>
+                  </wp:cNvGraphicFramePr>
+                  <a:graphic xmlns:a="http://schemas.openxmlformats.org/drawingml/2006/main">
+                    <a:graphicData uri="http://schemas.openxmlformats.org/drawingml/2006/picture">
+                      <pic:pic xmlns:pic="http://schemas.openxmlformats.org/drawingml/2006/picture">
+                        <pic:nvPicPr>
+                          <pic:cNvPr id="926289454" name=""/>
+                          <pic:cNvPicPr/>
+                        </pic:nvPicPr>
+                        <pic:blipFill>
+                          <a:blip r:embed="rId48"/>
+                          <a:stretch>
+                            <a:fillRect/>
+                          </a:stretch>
+                        </pic:blipFill>
+                        <pic:spPr>
+                          <a:xfrm>
+                            <a:off x="0" y="0"/>
+                            <a:ext cx="5259705" cy="4093845"/>
+                          </a:xfrm>
+                          <a:prstGeom prst="rect">
+                            <a:avLst/>
+                          </a:prstGeom>
+                        </pic:spPr>
+                      </pic:pic>
+                    </a:graphicData>
+                  </a:graphic>
+                </wp:inline>
+              </w:drawing>
+            </w:r>
+          </w:p>
+          <w:p>
+            <w:pPr>
+              <w:spacing w:before="60" w:line="360" w:lineRule="auto"/>
+              <w:ind w:left="360" w:firstLine="0"/>
+              <w:rPr>
+                <w:rFonts w:eastAsia="Times New Roman" w:cs="Times New Roman"/>
+                <w:szCs w:val="24"/>
+                <w:lang w:eastAsia="en-ID"/>
+              </w:rPr>
+            </w:pPr>
+            <w:r>
+              <w:rPr>
+                <w:rFonts w:eastAsia="Times New Roman" w:cs="Times New Roman"/>
+                <w:szCs w:val="24"/>
+                <w:lang w:eastAsia="en-ID"/>
+              </w:rPr>
+              <w:drawing>
+                <wp:inline distT="0" distB="0" distL="0" distR="0" wp14:anchorId="7E46BFEC" wp14:editId="7B3DB6E5">
+                  <wp:extent cx="4705592" cy="711237"/>
+                  <wp:effectExtent l="0" t="0" r="0" b="0"/>
+                  <wp:docPr id="199068980" name="Picture 1"/>
+                  <wp:cNvGraphicFramePr>
+                    <a:graphicFrameLocks xmlns:a="http://schemas.openxmlformats.org/drawingml/2006/main" noChangeAspect="1"/>
+                  </wp:cNvGraphicFramePr>
+                  <a:graphic xmlns:a="http://schemas.openxmlformats.org/drawingml/2006/main">
+                    <a:graphicData uri="http://schemas.openxmlformats.org/drawingml/2006/picture">
+                      <pic:pic xmlns:pic="http://schemas.openxmlformats.org/drawingml/2006/picture">
+                        <pic:nvPicPr>
+                          <pic:cNvPr id="199068980" name=""/>
+                          <pic:cNvPicPr/>
+                        </pic:nvPicPr>
+                        <pic:blipFill>
+                          <a:blip r:embed="rId49"/>
+                          <a:stretch>
+                            <a:fillRect/>
+                          </a:stretch>
+                        </pic:blipFill>
+                        <pic:spPr>
+                          <a:xfrm>
+                            <a:off x="0" y="0"/>
+                            <a:ext cx="4705592" cy="711237"/>
+                          </a:xfrm>
+                          <a:prstGeom prst="rect">
+                            <a:avLst/>
+                          </a:prstGeom>
+                        </pic:spPr>
+                      </pic:pic>
+                    </a:graphicData>
+                  </a:graphic>
+                </wp:inline>
+              </w:drawing>
+            </w:r>
+          </w:p>
+          <w:p>
+            <w:pPr>
+              <w:spacing w:before="60" w:line="360" w:lineRule="auto"/>
+              <w:ind w:left="360" w:firstLine="0"/>
+              <w:rPr>
+                <w:rFonts w:eastAsia="Times New Roman" w:cs="Times New Roman"/>
+                <w:szCs w:val="24"/>
+                <w:lang w:eastAsia="en-ID"/>
+              </w:rPr>
+            </w:pPr>
+            <w:r>
+              <w:rPr>
+                <w:rFonts w:eastAsia="Times New Roman" w:cs="Times New Roman"/>
+                <w:szCs w:val="24"/>
+                <w:lang w:eastAsia="en-ID"/>
+              </w:rPr>
+              <w:drawing>
+                <wp:inline distT="0" distB="0" distL="0" distR="0" wp14:anchorId="171A0E69" wp14:editId="5356B10D">
+                  <wp:extent cx="5063812" cy="1168842"/>
+                  <wp:effectExtent l="0" t="0" r="3810" b="0"/>
+                  <wp:docPr id="1647379071" name="Picture 1"/>
+                  <wp:cNvGraphicFramePr>
+                    <a:graphicFrameLocks xmlns:a="http://schemas.openxmlformats.org/drawingml/2006/main" noChangeAspect="1"/>
+                  </wp:cNvGraphicFramePr>
+                  <a:graphic xmlns:a="http://schemas.openxmlformats.org/drawingml/2006/main">
+                    <a:graphicData uri="http://schemas.openxmlformats.org/drawingml/2006/picture">
+                      <pic:pic xmlns:pic="http://schemas.openxmlformats.org/drawingml/2006/picture">
+                        <pic:nvPicPr>
+                          <pic:cNvPr id="1647379071" name=""/>
+                          <pic:cNvPicPr/>
+                        </pic:nvPicPr>
+                        <pic:blipFill rotWithShape="1">
+                          <a:blip r:embed="rId50"/>
+                          <a:srcRect b="75163"/>
+                          <a:stretch>
+                            <a:fillRect/>
+                          </a:stretch>
+                        </pic:blipFill>
+                        <pic:spPr bwMode="auto">
+                          <a:xfrm>
+                            <a:off x="0" y="0"/>
+                            <a:ext cx="5069882" cy="1170243"/>
+                          </a:xfrm>
+                          <a:prstGeom prst="rect">
+                            <a:avLst/>
+                          </a:prstGeom>
+                          <a:ln>
+                            <a:noFill/>
+                          </a:ln>
+                          <a:extLst>
+                            <a:ext uri="{53640926-AAD7-44D8-BBD7-CCE9431645EC}">
+                              <a14:shadowObscured xmlns:a14="http://schemas.microsoft.com/office/drawing/2010/main"/>
+                            </a:ext>
+                          </a:extLst>
+                        </pic:spPr>
+                      </pic:pic>
+                    </a:graphicData>
+                  </a:graphic>
+                </wp:inline>
+              </w:drawing>
+            </w:r>
           </w:p>
         </w:tc>
       </w:tr>
@@ -1211,67 +4606,7 @@
           <w:bCs/>
           <w:kern w:val="0"/>
           <w:szCs w:val="24"/>
-          <w:lang w:val="sv-SE" w:eastAsia="en-ID"/>
-          <w14:ligatures w14:val="none"/>
-        </w:rPr>
-      </w:pPr>
-    </w:p>
-    <w:p>
-      <w:pPr>
-        <w:spacing w:before="60" w:line="360" w:lineRule="auto"/>
-        <w:ind w:firstLine="0"/>
-        <w:rPr>
-          <w:rFonts w:eastAsia="Times New Roman" w:cs="Times New Roman"/>
-          <w:b/>
-          <w:bCs/>
-          <w:kern w:val="0"/>
-          <w:szCs w:val="24"/>
-          <w:lang w:val="sv-SE" w:eastAsia="en-ID"/>
-          <w14:ligatures w14:val="none"/>
-        </w:rPr>
-      </w:pPr>
-    </w:p>
-    <w:p>
-      <w:pPr>
-        <w:spacing w:before="60" w:line="360" w:lineRule="auto"/>
-        <w:ind w:firstLine="0"/>
-        <w:rPr>
-          <w:rFonts w:eastAsia="Times New Roman" w:cs="Times New Roman"/>
-          <w:b/>
-          <w:bCs/>
-          <w:kern w:val="0"/>
-          <w:szCs w:val="24"/>
-          <w:lang w:val="sv-SE" w:eastAsia="en-ID"/>
-          <w14:ligatures w14:val="none"/>
-        </w:rPr>
-      </w:pPr>
-    </w:p>
-    <w:p>
-      <w:pPr>
-        <w:spacing w:before="60" w:line="360" w:lineRule="auto"/>
-        <w:ind w:firstLine="0"/>
-        <w:rPr>
-          <w:rFonts w:eastAsia="Times New Roman" w:cs="Times New Roman"/>
-          <w:b/>
-          <w:bCs/>
-          <w:kern w:val="0"/>
-          <w:szCs w:val="24"/>
-          <w:lang w:val="sv-SE" w:eastAsia="en-ID"/>
-          <w14:ligatures w14:val="none"/>
-        </w:rPr>
-      </w:pPr>
-    </w:p>
-    <w:p>
-      <w:pPr>
-        <w:spacing w:before="60" w:line="360" w:lineRule="auto"/>
-        <w:ind w:firstLine="0"/>
-        <w:rPr>
-          <w:rFonts w:eastAsia="Times New Roman" w:cs="Times New Roman"/>
-          <w:b/>
-          <w:bCs/>
-          <w:kern w:val="0"/>
-          <w:szCs w:val="24"/>
-          <w:lang w:val="sv-SE" w:eastAsia="en-ID"/>
+          <w:lang w:val="en-US" w:eastAsia="en-ID"/>
           <w14:ligatures w14:val="none"/>
         </w:rPr>
       </w:pPr>
@@ -1300,7 +4635,2529 @@
           <w:lang w:eastAsia="en-ID"/>
           <w14:ligatures w14:val="none"/>
         </w:rPr>
-        <w:lastRenderedPageBreak/>
+        <w:t>Praktikum Ke-</w:t>
+      </w:r>
+      <w:r>
+        <w:rPr>
+          <w:rFonts w:eastAsia="Times New Roman" w:cs="Times New Roman"/>
+          <w:b/>
+          <w:bCs/>
+          <w:kern w:val="0"/>
+          <w:szCs w:val="24"/>
+          <w:lang w:eastAsia="en-ID"/>
+          <w14:ligatures w14:val="none"/>
+        </w:rPr>
+        <w:t>4</w:t>
+      </w:r>
+    </w:p>
+    <w:tbl>
+      <w:tblPr>
+        <w:tblStyle w:val="TableGrid"/>
+        <w:tblW w:w="5000" w:type="pct"/>
+        <w:tblLayout w:type="fixed"/>
+        <w:tblLook w:val="04A0" w:firstRow="1" w:lastRow="0" w:firstColumn="1" w:lastColumn="0" w:noHBand="0" w:noVBand="1"/>
+      </w:tblPr>
+      <w:tblGrid>
+        <w:gridCol w:w="1129"/>
+        <w:gridCol w:w="8499"/>
+      </w:tblGrid>
+      <w:tr>
+        <w:tc>
+          <w:tcPr>
+            <w:tcW w:w="1129" w:type="dxa"/>
+          </w:tcPr>
+          <w:p>
+            <w:pPr>
+              <w:spacing w:before="60" w:line="360" w:lineRule="auto"/>
+              <w:ind w:firstLine="0"/>
+              <w:jc w:val="center"/>
+              <w:rPr>
+                <w:rFonts w:eastAsia="Times New Roman" w:cs="Times New Roman"/>
+                <w:b/>
+                <w:bCs/>
+                <w:sz w:val="22"/>
+                <w:lang w:eastAsia="en-ID"/>
+              </w:rPr>
+            </w:pPr>
+            <w:r>
+              <w:rPr>
+                <w:rFonts w:eastAsia="Times New Roman" w:cs="Times New Roman"/>
+                <w:b/>
+                <w:bCs/>
+                <w:sz w:val="22"/>
+                <w:lang w:eastAsia="en-ID"/>
+              </w:rPr>
+              <w:t>Langkah</w:t>
+            </w:r>
+          </w:p>
+        </w:tc>
+        <w:tc>
+          <w:tcPr>
+            <w:tcW w:w="8499" w:type="dxa"/>
+          </w:tcPr>
+          <w:p>
+            <w:pPr>
+              <w:spacing w:before="60" w:line="360" w:lineRule="auto"/>
+              <w:ind w:firstLine="0"/>
+              <w:rPr>
+                <w:rFonts w:eastAsia="Times New Roman" w:cs="Times New Roman"/>
+                <w:b/>
+                <w:bCs/>
+                <w:sz w:val="22"/>
+                <w:lang w:eastAsia="en-ID"/>
+              </w:rPr>
+            </w:pPr>
+            <w:r>
+              <w:rPr>
+                <w:rFonts w:eastAsia="Times New Roman" w:cs="Times New Roman"/>
+                <w:b/>
+                <w:bCs/>
+                <w:sz w:val="22"/>
+                <w:lang w:eastAsia="en-ID"/>
+              </w:rPr>
+              <w:t>Jawaban/Deskripsi</w:t>
+            </w:r>
+          </w:p>
+        </w:tc>
+      </w:tr>
+      <w:tr>
+        <w:tc>
+          <w:tcPr>
+            <w:tcW w:w="1129" w:type="dxa"/>
+          </w:tcPr>
+          <w:p>
+            <w:pPr>
+              <w:spacing w:before="60" w:line="360" w:lineRule="auto"/>
+              <w:ind w:firstLine="0"/>
+              <w:jc w:val="center"/>
+              <w:rPr>
+                <w:rFonts w:eastAsia="Times New Roman" w:cs="Times New Roman"/>
+                <w:szCs w:val="24"/>
+                <w:lang w:eastAsia="en-ID"/>
+              </w:rPr>
+            </w:pPr>
+            <w:r>
+              <w:rPr>
+                <w:rFonts w:eastAsia="Times New Roman" w:cs="Times New Roman"/>
+                <w:szCs w:val="24"/>
+                <w:lang w:eastAsia="en-ID"/>
+              </w:rPr>
+              <w:t>1</w:t>
+            </w:r>
+          </w:p>
+        </w:tc>
+        <w:tc>
+          <w:tcPr>
+            <w:tcW w:w="8499" w:type="dxa"/>
+          </w:tcPr>
+          <w:p>
+            <w:pPr>
+              <w:spacing w:before="60" w:line="360" w:lineRule="auto"/>
+              <w:ind w:firstLine="0"/>
+              <w:rPr>
+                <w:rFonts w:eastAsia="Times New Roman" w:cs="Times New Roman"/>
+                <w:szCs w:val="24"/>
+                <w:lang w:val="en-ID" w:eastAsia="en-ID"/>
+              </w:rPr>
+            </w:pPr>
+            <w:r>
+              <w:rPr>
+                <w:rFonts w:eastAsia="Times New Roman" w:cs="Times New Roman"/>
+                <w:szCs w:val="24"/>
+                <w:lang w:val="en-ID" w:eastAsia="en-ID"/>
+              </w:rPr>
+              <w:t>Kita buat controller dahulu untuk mengelola data pada table m_level</w:t>
+            </w:r>
+          </w:p>
+          <w:p>
+            <w:pPr>
+              <w:spacing w:before="60" w:line="360" w:lineRule="auto"/>
+              <w:ind w:firstLine="0"/>
+              <w:rPr>
+                <w:rFonts w:eastAsia="Times New Roman" w:cs="Times New Roman"/>
+                <w:szCs w:val="24"/>
+                <w:lang w:eastAsia="en-ID"/>
+              </w:rPr>
+            </w:pPr>
+            <w:r>
+              <w:rPr>
+                <w:rFonts w:eastAsia="Times New Roman" w:cs="Times New Roman"/>
+                <w:szCs w:val="24"/>
+                <w:lang w:eastAsia="en-ID"/>
+              </w:rPr>
+              <w:lastRenderedPageBreak/>
+              <w:drawing>
+                <wp:inline distT="0" distB="0" distL="0" distR="0" wp14:anchorId="155FF4DB" wp14:editId="1D414296">
+                  <wp:extent cx="5175516" cy="692186"/>
+                  <wp:effectExtent l="0" t="0" r="6350" b="0"/>
+                  <wp:docPr id="664831822" name="Picture 1"/>
+                  <wp:cNvGraphicFramePr>
+                    <a:graphicFrameLocks xmlns:a="http://schemas.openxmlformats.org/drawingml/2006/main" noChangeAspect="1"/>
+                  </wp:cNvGraphicFramePr>
+                  <a:graphic xmlns:a="http://schemas.openxmlformats.org/drawingml/2006/main">
+                    <a:graphicData uri="http://schemas.openxmlformats.org/drawingml/2006/picture">
+                      <pic:pic xmlns:pic="http://schemas.openxmlformats.org/drawingml/2006/picture">
+                        <pic:nvPicPr>
+                          <pic:cNvPr id="664831822" name=""/>
+                          <pic:cNvPicPr/>
+                        </pic:nvPicPr>
+                        <pic:blipFill>
+                          <a:blip r:embed="rId51"/>
+                          <a:stretch>
+                            <a:fillRect/>
+                          </a:stretch>
+                        </pic:blipFill>
+                        <pic:spPr>
+                          <a:xfrm>
+                            <a:off x="0" y="0"/>
+                            <a:ext cx="5175516" cy="692186"/>
+                          </a:xfrm>
+                          <a:prstGeom prst="rect">
+                            <a:avLst/>
+                          </a:prstGeom>
+                        </pic:spPr>
+                      </pic:pic>
+                    </a:graphicData>
+                  </a:graphic>
+                </wp:inline>
+              </w:drawing>
+            </w:r>
+          </w:p>
+        </w:tc>
+      </w:tr>
+      <w:tr>
+        <w:tc>
+          <w:tcPr>
+            <w:tcW w:w="1129" w:type="dxa"/>
+          </w:tcPr>
+          <w:p>
+            <w:pPr>
+              <w:spacing w:before="60" w:line="360" w:lineRule="auto"/>
+              <w:ind w:firstLine="0"/>
+              <w:jc w:val="center"/>
+              <w:rPr>
+                <w:rFonts w:eastAsia="Times New Roman" w:cs="Times New Roman"/>
+                <w:szCs w:val="24"/>
+                <w:lang w:eastAsia="en-ID"/>
+              </w:rPr>
+            </w:pPr>
+            <w:r>
+              <w:rPr>
+                <w:rFonts w:eastAsia="Times New Roman" w:cs="Times New Roman"/>
+                <w:szCs w:val="24"/>
+                <w:lang w:eastAsia="en-ID"/>
+              </w:rPr>
+              <w:lastRenderedPageBreak/>
+              <w:t>2</w:t>
+            </w:r>
+          </w:p>
+        </w:tc>
+        <w:tc>
+          <w:tcPr>
+            <w:tcW w:w="8499" w:type="dxa"/>
+          </w:tcPr>
+          <w:p>
+            <w:pPr>
+              <w:spacing w:before="60" w:line="360" w:lineRule="auto"/>
+              <w:ind w:firstLine="0"/>
+              <w:rPr>
+                <w:rFonts w:eastAsia="Times New Roman" w:cs="Times New Roman"/>
+                <w:szCs w:val="24"/>
+                <w:lang w:val="en-ID" w:eastAsia="en-ID"/>
+              </w:rPr>
+            </w:pPr>
+            <w:r>
+              <w:rPr>
+                <w:rFonts w:eastAsia="Times New Roman" w:cs="Times New Roman"/>
+                <w:szCs w:val="24"/>
+                <w:lang w:val="en-ID" w:eastAsia="en-ID"/>
+              </w:rPr>
+              <w:t>Kita modifikasi dulu untuk routing-nya, ada di PWL_POS/routes/web.php</w:t>
+            </w:r>
+          </w:p>
+          <w:p>
+            <w:pPr>
+              <w:spacing w:before="60" w:line="360" w:lineRule="auto"/>
+              <w:ind w:firstLine="0"/>
+              <w:rPr>
+                <w:rFonts w:eastAsia="Times New Roman" w:cs="Times New Roman"/>
+                <w:szCs w:val="24"/>
+                <w:lang w:eastAsia="en-ID"/>
+              </w:rPr>
+            </w:pPr>
+            <w:r>
+              <w:rPr>
+                <w:rFonts w:eastAsia="Times New Roman" w:cs="Times New Roman"/>
+                <w:szCs w:val="24"/>
+                <w:lang w:eastAsia="en-ID"/>
+              </w:rPr>
+              <w:drawing>
+                <wp:inline distT="0" distB="0" distL="0" distR="0" wp14:anchorId="7D229757" wp14:editId="3314E1BD">
+                  <wp:extent cx="3772094" cy="1752690"/>
+                  <wp:effectExtent l="0" t="0" r="0" b="0"/>
+                  <wp:docPr id="705065097" name="Picture 1"/>
+                  <wp:cNvGraphicFramePr>
+                    <a:graphicFrameLocks xmlns:a="http://schemas.openxmlformats.org/drawingml/2006/main" noChangeAspect="1"/>
+                  </wp:cNvGraphicFramePr>
+                  <a:graphic xmlns:a="http://schemas.openxmlformats.org/drawingml/2006/main">
+                    <a:graphicData uri="http://schemas.openxmlformats.org/drawingml/2006/picture">
+                      <pic:pic xmlns:pic="http://schemas.openxmlformats.org/drawingml/2006/picture">
+                        <pic:nvPicPr>
+                          <pic:cNvPr id="705065097" name=""/>
+                          <pic:cNvPicPr/>
+                        </pic:nvPicPr>
+                        <pic:blipFill>
+                          <a:blip r:embed="rId52"/>
+                          <a:stretch>
+                            <a:fillRect/>
+                          </a:stretch>
+                        </pic:blipFill>
+                        <pic:spPr>
+                          <a:xfrm>
+                            <a:off x="0" y="0"/>
+                            <a:ext cx="3772094" cy="1752690"/>
+                          </a:xfrm>
+                          <a:prstGeom prst="rect">
+                            <a:avLst/>
+                          </a:prstGeom>
+                        </pic:spPr>
+                      </pic:pic>
+                    </a:graphicData>
+                  </a:graphic>
+                </wp:inline>
+              </w:drawing>
+            </w:r>
+          </w:p>
+        </w:tc>
+      </w:tr>
+      <w:tr>
+        <w:tc>
+          <w:tcPr>
+            <w:tcW w:w="1129" w:type="dxa"/>
+          </w:tcPr>
+          <w:p>
+            <w:pPr>
+              <w:spacing w:before="60" w:line="360" w:lineRule="auto"/>
+              <w:ind w:firstLine="0"/>
+              <w:jc w:val="center"/>
+              <w:rPr>
+                <w:rFonts w:eastAsia="Times New Roman" w:cs="Times New Roman"/>
+                <w:szCs w:val="24"/>
+                <w:lang w:eastAsia="en-ID"/>
+              </w:rPr>
+            </w:pPr>
+            <w:r>
+              <w:rPr>
+                <w:rFonts w:eastAsia="Times New Roman" w:cs="Times New Roman"/>
+                <w:szCs w:val="24"/>
+                <w:lang w:eastAsia="en-ID"/>
+              </w:rPr>
+              <w:t>3</w:t>
+            </w:r>
+          </w:p>
+        </w:tc>
+        <w:tc>
+          <w:tcPr>
+            <w:tcW w:w="8499" w:type="dxa"/>
+          </w:tcPr>
+          <w:p>
+            <w:pPr>
+              <w:spacing w:before="60" w:line="360" w:lineRule="auto"/>
+              <w:ind w:firstLine="0"/>
+              <w:rPr>
+                <w:rFonts w:eastAsia="Times New Roman" w:cs="Times New Roman"/>
+                <w:szCs w:val="24"/>
+                <w:lang w:val="en-ID" w:eastAsia="en-ID"/>
+              </w:rPr>
+            </w:pPr>
+            <w:r>
+              <w:rPr>
+                <w:rFonts w:eastAsia="Times New Roman" w:cs="Times New Roman"/>
+                <w:szCs w:val="24"/>
+                <w:lang w:val="en-ID" w:eastAsia="en-ID"/>
+              </w:rPr>
+              <w:t>Selanjutnya, kita modifikasi file LevelController untuk menambahkan 1 data ke table m_level</w:t>
+            </w:r>
+          </w:p>
+          <w:p>
+            <w:pPr>
+              <w:spacing w:before="60" w:line="360" w:lineRule="auto"/>
+              <w:ind w:firstLine="0"/>
+              <w:rPr>
+                <w:rFonts w:eastAsia="Times New Roman" w:cs="Times New Roman"/>
+                <w:szCs w:val="24"/>
+                <w:lang w:eastAsia="en-ID"/>
+              </w:rPr>
+            </w:pPr>
+            <w:r>
+              <w:rPr>
+                <w:rFonts w:eastAsia="Times New Roman" w:cs="Times New Roman"/>
+                <w:szCs w:val="24"/>
+                <w:lang w:eastAsia="en-ID"/>
+              </w:rPr>
+              <w:drawing>
+                <wp:inline distT="0" distB="0" distL="0" distR="0" wp14:anchorId="2694C0F9" wp14:editId="33BBD697">
+                  <wp:extent cx="5259705" cy="1637665"/>
+                  <wp:effectExtent l="0" t="0" r="0" b="635"/>
+                  <wp:docPr id="91158807" name="Picture 1"/>
+                  <wp:cNvGraphicFramePr>
+                    <a:graphicFrameLocks xmlns:a="http://schemas.openxmlformats.org/drawingml/2006/main" noChangeAspect="1"/>
+                  </wp:cNvGraphicFramePr>
+                  <a:graphic xmlns:a="http://schemas.openxmlformats.org/drawingml/2006/main">
+                    <a:graphicData uri="http://schemas.openxmlformats.org/drawingml/2006/picture">
+                      <pic:pic xmlns:pic="http://schemas.openxmlformats.org/drawingml/2006/picture">
+                        <pic:nvPicPr>
+                          <pic:cNvPr id="91158807" name=""/>
+                          <pic:cNvPicPr/>
+                        </pic:nvPicPr>
+                        <pic:blipFill>
+                          <a:blip r:embed="rId53"/>
+                          <a:stretch>
+                            <a:fillRect/>
+                          </a:stretch>
+                        </pic:blipFill>
+                        <pic:spPr>
+                          <a:xfrm>
+                            <a:off x="0" y="0"/>
+                            <a:ext cx="5259705" cy="1637665"/>
+                          </a:xfrm>
+                          <a:prstGeom prst="rect">
+                            <a:avLst/>
+                          </a:prstGeom>
+                        </pic:spPr>
+                      </pic:pic>
+                    </a:graphicData>
+                  </a:graphic>
+                </wp:inline>
+              </w:drawing>
+            </w:r>
+          </w:p>
+        </w:tc>
+      </w:tr>
+      <w:tr>
+        <w:tc>
+          <w:tcPr>
+            <w:tcW w:w="1129" w:type="dxa"/>
+          </w:tcPr>
+          <w:p>
+            <w:pPr>
+              <w:spacing w:before="60" w:line="360" w:lineRule="auto"/>
+              <w:ind w:firstLine="0"/>
+              <w:jc w:val="center"/>
+              <w:rPr>
+                <w:rFonts w:eastAsia="Times New Roman" w:cs="Times New Roman"/>
+                <w:szCs w:val="24"/>
+                <w:lang w:eastAsia="en-ID"/>
+              </w:rPr>
+            </w:pPr>
+            <w:r>
+              <w:rPr>
+                <w:rFonts w:eastAsia="Times New Roman" w:cs="Times New Roman"/>
+                <w:szCs w:val="24"/>
+                <w:lang w:eastAsia="en-ID"/>
+              </w:rPr>
+              <w:t>4</w:t>
+            </w:r>
+          </w:p>
+        </w:tc>
+        <w:tc>
+          <w:tcPr>
+            <w:tcW w:w="8499" w:type="dxa"/>
+          </w:tcPr>
+          <w:p>
+            <w:pPr>
+              <w:spacing w:before="60" w:line="360" w:lineRule="auto"/>
+              <w:ind w:firstLine="0"/>
+              <w:rPr>
+                <w:rFonts w:eastAsia="Times New Roman" w:cs="Times New Roman"/>
+                <w:szCs w:val="24"/>
+                <w:lang w:eastAsia="en-ID"/>
+              </w:rPr>
+            </w:pPr>
+            <w:r>
+              <w:rPr>
+                <w:rFonts w:eastAsia="Times New Roman" w:cs="Times New Roman"/>
+                <w:szCs w:val="24"/>
+                <w:lang w:eastAsia="en-ID"/>
+              </w:rPr>
+              <w:t>Kita coba jalankan di browser dengan url localhost/PWL_POS/public/level dan amati apa yang terjadi pada table m_level di database, screenshot perubahan yang ada pada table m_level</w:t>
+            </w:r>
+          </w:p>
+          <w:p>
+            <w:pPr>
+              <w:spacing w:before="60" w:line="360" w:lineRule="auto"/>
+              <w:ind w:firstLine="0"/>
+              <w:rPr>
+                <w:rFonts w:eastAsia="Times New Roman" w:cs="Times New Roman"/>
+                <w:szCs w:val="24"/>
+                <w:lang w:eastAsia="en-ID"/>
+              </w:rPr>
+            </w:pPr>
+            <w:r>
+              <w:rPr>
+                <w:rFonts w:eastAsia="Times New Roman" w:cs="Times New Roman"/>
+                <w:szCs w:val="24"/>
+                <w:lang w:eastAsia="en-ID"/>
+              </w:rPr>
+              <w:drawing>
+                <wp:inline distT="0" distB="0" distL="0" distR="0" wp14:anchorId="4255F16D" wp14:editId="761BC546">
+                  <wp:extent cx="5258070" cy="1085906"/>
+                  <wp:effectExtent l="0" t="0" r="0" b="0"/>
+                  <wp:docPr id="669085971" name="Picture 1"/>
+                  <wp:cNvGraphicFramePr>
+                    <a:graphicFrameLocks xmlns:a="http://schemas.openxmlformats.org/drawingml/2006/main" noChangeAspect="1"/>
+                  </wp:cNvGraphicFramePr>
+                  <a:graphic xmlns:a="http://schemas.openxmlformats.org/drawingml/2006/main">
+                    <a:graphicData uri="http://schemas.openxmlformats.org/drawingml/2006/picture">
+                      <pic:pic xmlns:pic="http://schemas.openxmlformats.org/drawingml/2006/picture">
+                        <pic:nvPicPr>
+                          <pic:cNvPr id="669085971" name=""/>
+                          <pic:cNvPicPr/>
+                        </pic:nvPicPr>
+                        <pic:blipFill>
+                          <a:blip r:embed="rId54"/>
+                          <a:stretch>
+                            <a:fillRect/>
+                          </a:stretch>
+                        </pic:blipFill>
+                        <pic:spPr>
+                          <a:xfrm>
+                            <a:off x="0" y="0"/>
+                            <a:ext cx="5258070" cy="1085906"/>
+                          </a:xfrm>
+                          <a:prstGeom prst="rect">
+                            <a:avLst/>
+                          </a:prstGeom>
+                        </pic:spPr>
+                      </pic:pic>
+                    </a:graphicData>
+                  </a:graphic>
+                </wp:inline>
+              </w:drawing>
+            </w:r>
+          </w:p>
+        </w:tc>
+      </w:tr>
+      <w:tr>
+        <w:tc>
+          <w:tcPr>
+            <w:tcW w:w="1129" w:type="dxa"/>
+          </w:tcPr>
+          <w:p>
+            <w:pPr>
+              <w:spacing w:before="60" w:line="360" w:lineRule="auto"/>
+              <w:ind w:firstLine="0"/>
+              <w:jc w:val="center"/>
+              <w:rPr>
+                <w:rFonts w:eastAsia="Times New Roman" w:cs="Times New Roman"/>
+                <w:szCs w:val="24"/>
+                <w:lang w:eastAsia="en-ID"/>
+              </w:rPr>
+            </w:pPr>
+            <w:r>
+              <w:rPr>
+                <w:rFonts w:eastAsia="Times New Roman" w:cs="Times New Roman"/>
+                <w:szCs w:val="24"/>
+                <w:lang w:eastAsia="en-ID"/>
+              </w:rPr>
+              <w:t>5</w:t>
+            </w:r>
+          </w:p>
+        </w:tc>
+        <w:tc>
+          <w:tcPr>
+            <w:tcW w:w="8499" w:type="dxa"/>
+          </w:tcPr>
+          <w:p>
+            <w:pPr>
+              <w:spacing w:before="60" w:line="360" w:lineRule="auto"/>
+              <w:ind w:firstLine="0"/>
+              <w:rPr>
+                <w:rFonts w:eastAsia="Times New Roman" w:cs="Times New Roman"/>
+                <w:szCs w:val="24"/>
+                <w:lang w:val="en-ID" w:eastAsia="en-ID"/>
+              </w:rPr>
+            </w:pPr>
+            <w:r>
+              <w:rPr>
+                <w:rFonts w:eastAsia="Times New Roman" w:cs="Times New Roman"/>
+                <w:szCs w:val="24"/>
+                <w:lang w:val="en-ID" w:eastAsia="en-ID"/>
+              </w:rPr>
+              <w:t>Selanjutnya, kita modifikasi lagi file LevelController untuk meng-update data di table m_level seperti berikut</w:t>
+            </w:r>
+          </w:p>
+          <w:p>
+            <w:pPr>
+              <w:spacing w:before="60" w:line="360" w:lineRule="auto"/>
+              <w:ind w:firstLine="0"/>
+              <w:rPr>
+                <w:rFonts w:eastAsia="Times New Roman" w:cs="Times New Roman"/>
+                <w:szCs w:val="24"/>
+                <w:lang w:val="en-ID" w:eastAsia="en-ID"/>
+              </w:rPr>
+            </w:pPr>
+            <w:r>
+              <w:rPr>
+                <w:rFonts w:eastAsia="Times New Roman" w:cs="Times New Roman"/>
+                <w:szCs w:val="24"/>
+                <w:lang w:val="en-ID" w:eastAsia="en-ID"/>
+              </w:rPr>
+              <w:lastRenderedPageBreak/>
+              <w:drawing>
+                <wp:inline distT="0" distB="0" distL="0" distR="0" wp14:anchorId="7159987D" wp14:editId="153BE6F4">
+                  <wp:extent cx="5259705" cy="1167130"/>
+                  <wp:effectExtent l="0" t="0" r="0" b="0"/>
+                  <wp:docPr id="14215813" name="Picture 1"/>
+                  <wp:cNvGraphicFramePr>
+                    <a:graphicFrameLocks xmlns:a="http://schemas.openxmlformats.org/drawingml/2006/main" noChangeAspect="1"/>
+                  </wp:cNvGraphicFramePr>
+                  <a:graphic xmlns:a="http://schemas.openxmlformats.org/drawingml/2006/main">
+                    <a:graphicData uri="http://schemas.openxmlformats.org/drawingml/2006/picture">
+                      <pic:pic xmlns:pic="http://schemas.openxmlformats.org/drawingml/2006/picture">
+                        <pic:nvPicPr>
+                          <pic:cNvPr id="14215813" name=""/>
+                          <pic:cNvPicPr/>
+                        </pic:nvPicPr>
+                        <pic:blipFill>
+                          <a:blip r:embed="rId55"/>
+                          <a:stretch>
+                            <a:fillRect/>
+                          </a:stretch>
+                        </pic:blipFill>
+                        <pic:spPr>
+                          <a:xfrm>
+                            <a:off x="0" y="0"/>
+                            <a:ext cx="5259705" cy="1167130"/>
+                          </a:xfrm>
+                          <a:prstGeom prst="rect">
+                            <a:avLst/>
+                          </a:prstGeom>
+                        </pic:spPr>
+                      </pic:pic>
+                    </a:graphicData>
+                  </a:graphic>
+                </wp:inline>
+              </w:drawing>
+            </w:r>
+          </w:p>
+        </w:tc>
+      </w:tr>
+      <w:tr>
+        <w:tc>
+          <w:tcPr>
+            <w:tcW w:w="1129" w:type="dxa"/>
+          </w:tcPr>
+          <w:p>
+            <w:pPr>
+              <w:spacing w:before="60" w:line="360" w:lineRule="auto"/>
+              <w:ind w:firstLine="0"/>
+              <w:jc w:val="center"/>
+              <w:rPr>
+                <w:rFonts w:eastAsia="Times New Roman" w:cs="Times New Roman"/>
+                <w:szCs w:val="24"/>
+                <w:lang w:eastAsia="en-ID"/>
+              </w:rPr>
+            </w:pPr>
+            <w:r>
+              <w:rPr>
+                <w:rFonts w:eastAsia="Times New Roman" w:cs="Times New Roman"/>
+                <w:szCs w:val="24"/>
+                <w:lang w:eastAsia="en-ID"/>
+              </w:rPr>
+              <w:lastRenderedPageBreak/>
+              <w:t>6</w:t>
+            </w:r>
+          </w:p>
+        </w:tc>
+        <w:tc>
+          <w:tcPr>
+            <w:tcW w:w="8499" w:type="dxa"/>
+          </w:tcPr>
+          <w:p>
+            <w:pPr>
+              <w:spacing w:before="60" w:line="360" w:lineRule="auto"/>
+              <w:ind w:firstLine="0"/>
+              <w:rPr>
+                <w:rFonts w:eastAsia="Times New Roman" w:cs="Times New Roman"/>
+                <w:szCs w:val="24"/>
+                <w:lang w:eastAsia="en-ID"/>
+              </w:rPr>
+            </w:pPr>
+            <w:r>
+              <w:rPr>
+                <w:rFonts w:eastAsia="Times New Roman" w:cs="Times New Roman"/>
+                <w:szCs w:val="24"/>
+                <w:lang w:eastAsia="en-ID"/>
+              </w:rPr>
+              <w:t>Kita coba jalankan di browser dengan url localhost/PWL_POS/public/level lagi dan amati apa yang terjadi pada table m_level di database, screenshot perubahan yang ada pada table m_level</w:t>
+            </w:r>
+          </w:p>
+          <w:p>
+            <w:pPr>
+              <w:spacing w:before="60" w:line="360" w:lineRule="auto"/>
+              <w:ind w:firstLine="0"/>
+              <w:rPr>
+                <w:rFonts w:eastAsia="Times New Roman" w:cs="Times New Roman"/>
+                <w:szCs w:val="24"/>
+                <w:lang w:val="en-ID" w:eastAsia="en-ID"/>
+              </w:rPr>
+            </w:pPr>
+            <w:r>
+              <w:rPr>
+                <w:rFonts w:eastAsia="Times New Roman" w:cs="Times New Roman"/>
+                <w:szCs w:val="24"/>
+                <w:lang w:eastAsia="en-ID"/>
+              </w:rPr>
+              <w:drawing>
+                <wp:inline distT="0" distB="0" distL="0" distR="0" wp14:anchorId="7498E6F7" wp14:editId="28E186EC">
+                  <wp:extent cx="3086259" cy="730288"/>
+                  <wp:effectExtent l="0" t="0" r="0" b="0"/>
+                  <wp:docPr id="1829071259" name="Picture 1"/>
+                  <wp:cNvGraphicFramePr>
+                    <a:graphicFrameLocks xmlns:a="http://schemas.openxmlformats.org/drawingml/2006/main" noChangeAspect="1"/>
+                  </wp:cNvGraphicFramePr>
+                  <a:graphic xmlns:a="http://schemas.openxmlformats.org/drawingml/2006/main">
+                    <a:graphicData uri="http://schemas.openxmlformats.org/drawingml/2006/picture">
+                      <pic:pic xmlns:pic="http://schemas.openxmlformats.org/drawingml/2006/picture">
+                        <pic:nvPicPr>
+                          <pic:cNvPr id="1829071259" name=""/>
+                          <pic:cNvPicPr/>
+                        </pic:nvPicPr>
+                        <pic:blipFill>
+                          <a:blip r:embed="rId56"/>
+                          <a:stretch>
+                            <a:fillRect/>
+                          </a:stretch>
+                        </pic:blipFill>
+                        <pic:spPr>
+                          <a:xfrm>
+                            <a:off x="0" y="0"/>
+                            <a:ext cx="3086259" cy="730288"/>
+                          </a:xfrm>
+                          <a:prstGeom prst="rect">
+                            <a:avLst/>
+                          </a:prstGeom>
+                        </pic:spPr>
+                      </pic:pic>
+                    </a:graphicData>
+                  </a:graphic>
+                </wp:inline>
+              </w:drawing>
+            </w:r>
+          </w:p>
+          <w:p>
+            <w:pPr>
+              <w:spacing w:before="60" w:line="360" w:lineRule="auto"/>
+              <w:ind w:firstLine="0"/>
+              <w:rPr>
+                <w:rFonts w:eastAsia="Times New Roman" w:cs="Times New Roman"/>
+                <w:szCs w:val="24"/>
+                <w:lang w:eastAsia="en-ID"/>
+              </w:rPr>
+            </w:pPr>
+            <w:r>
+              <w:rPr>
+                <w:rFonts w:eastAsia="Times New Roman" w:cs="Times New Roman"/>
+                <w:b/>
+                <w:bCs/>
+                <w:szCs w:val="24"/>
+                <w:lang w:eastAsia="en-ID"/>
+              </w:rPr>
+              <w:drawing>
+                <wp:inline distT="0" distB="0" distL="0" distR="0" wp14:anchorId="29125E2C" wp14:editId="40B37608">
+                  <wp:extent cx="5259705" cy="1191260"/>
+                  <wp:effectExtent l="0" t="0" r="0" b="8890"/>
+                  <wp:docPr id="84275043" name="Picture 1"/>
+                  <wp:cNvGraphicFramePr>
+                    <a:graphicFrameLocks xmlns:a="http://schemas.openxmlformats.org/drawingml/2006/main" noChangeAspect="1"/>
+                  </wp:cNvGraphicFramePr>
+                  <a:graphic xmlns:a="http://schemas.openxmlformats.org/drawingml/2006/main">
+                    <a:graphicData uri="http://schemas.openxmlformats.org/drawingml/2006/picture">
+                      <pic:pic xmlns:pic="http://schemas.openxmlformats.org/drawingml/2006/picture">
+                        <pic:nvPicPr>
+                          <pic:cNvPr id="84275043" name=""/>
+                          <pic:cNvPicPr/>
+                        </pic:nvPicPr>
+                        <pic:blipFill>
+                          <a:blip r:embed="rId57"/>
+                          <a:stretch>
+                            <a:fillRect/>
+                          </a:stretch>
+                        </pic:blipFill>
+                        <pic:spPr>
+                          <a:xfrm>
+                            <a:off x="0" y="0"/>
+                            <a:ext cx="5259705" cy="1191260"/>
+                          </a:xfrm>
+                          <a:prstGeom prst="rect">
+                            <a:avLst/>
+                          </a:prstGeom>
+                        </pic:spPr>
+                      </pic:pic>
+                    </a:graphicData>
+                  </a:graphic>
+                </wp:inline>
+              </w:drawing>
+            </w:r>
+          </w:p>
+        </w:tc>
+      </w:tr>
+      <w:tr>
+        <w:tc>
+          <w:tcPr>
+            <w:tcW w:w="1129" w:type="dxa"/>
+          </w:tcPr>
+          <w:p>
+            <w:pPr>
+              <w:spacing w:before="60" w:line="360" w:lineRule="auto"/>
+              <w:ind w:firstLine="0"/>
+              <w:jc w:val="center"/>
+              <w:rPr>
+                <w:rFonts w:eastAsia="Times New Roman" w:cs="Times New Roman"/>
+                <w:szCs w:val="24"/>
+                <w:lang w:eastAsia="en-ID"/>
+              </w:rPr>
+            </w:pPr>
+            <w:r>
+              <w:rPr>
+                <w:rFonts w:eastAsia="Times New Roman" w:cs="Times New Roman"/>
+                <w:szCs w:val="24"/>
+                <w:lang w:eastAsia="en-ID"/>
+              </w:rPr>
+              <w:t>7</w:t>
+            </w:r>
+          </w:p>
+        </w:tc>
+        <w:tc>
+          <w:tcPr>
+            <w:tcW w:w="8499" w:type="dxa"/>
+          </w:tcPr>
+          <w:p>
+            <w:pPr>
+              <w:spacing w:before="60" w:line="360" w:lineRule="auto"/>
+              <w:ind w:firstLine="0"/>
+              <w:rPr>
+                <w:rFonts w:eastAsia="Times New Roman" w:cs="Times New Roman"/>
+                <w:szCs w:val="24"/>
+                <w:lang w:val="en-ID" w:eastAsia="en-ID"/>
+              </w:rPr>
+            </w:pPr>
+            <w:r>
+              <w:rPr>
+                <w:rFonts w:eastAsia="Times New Roman" w:cs="Times New Roman"/>
+                <w:szCs w:val="24"/>
+                <w:lang w:val="en-ID" w:eastAsia="en-ID"/>
+              </w:rPr>
+              <w:t>Kita coba modifikasi lagi file LevelController untuk melakukan proses hapus data</w:t>
+            </w:r>
+          </w:p>
+          <w:p>
+            <w:pPr>
+              <w:spacing w:before="60" w:line="360" w:lineRule="auto"/>
+              <w:ind w:firstLine="0"/>
+              <w:rPr>
+                <w:rFonts w:eastAsia="Times New Roman" w:cs="Times New Roman"/>
+                <w:szCs w:val="24"/>
+                <w:lang w:eastAsia="en-ID"/>
+              </w:rPr>
+            </w:pPr>
+            <w:r>
+              <w:rPr>
+                <w:rFonts w:eastAsia="Times New Roman" w:cs="Times New Roman"/>
+                <w:szCs w:val="24"/>
+                <w:lang w:eastAsia="en-ID"/>
+              </w:rPr>
+              <w:drawing>
+                <wp:inline distT="0" distB="0" distL="0" distR="0" wp14:anchorId="241167F7" wp14:editId="4ACE3F5A">
+                  <wp:extent cx="5259705" cy="1518285"/>
+                  <wp:effectExtent l="0" t="0" r="0" b="5715"/>
+                  <wp:docPr id="1673168991" name="Picture 1"/>
+                  <wp:cNvGraphicFramePr>
+                    <a:graphicFrameLocks xmlns:a="http://schemas.openxmlformats.org/drawingml/2006/main" noChangeAspect="1"/>
+                  </wp:cNvGraphicFramePr>
+                  <a:graphic xmlns:a="http://schemas.openxmlformats.org/drawingml/2006/main">
+                    <a:graphicData uri="http://schemas.openxmlformats.org/drawingml/2006/picture">
+                      <pic:pic xmlns:pic="http://schemas.openxmlformats.org/drawingml/2006/picture">
+                        <pic:nvPicPr>
+                          <pic:cNvPr id="1673168991" name=""/>
+                          <pic:cNvPicPr/>
+                        </pic:nvPicPr>
+                        <pic:blipFill>
+                          <a:blip r:embed="rId58"/>
+                          <a:stretch>
+                            <a:fillRect/>
+                          </a:stretch>
+                        </pic:blipFill>
+                        <pic:spPr>
+                          <a:xfrm>
+                            <a:off x="0" y="0"/>
+                            <a:ext cx="5259705" cy="1518285"/>
+                          </a:xfrm>
+                          <a:prstGeom prst="rect">
+                            <a:avLst/>
+                          </a:prstGeom>
+                        </pic:spPr>
+                      </pic:pic>
+                    </a:graphicData>
+                  </a:graphic>
+                </wp:inline>
+              </w:drawing>
+            </w:r>
+          </w:p>
+          <w:p>
+            <w:pPr>
+              <w:spacing w:before="60" w:line="360" w:lineRule="auto"/>
+              <w:ind w:firstLine="0"/>
+              <w:rPr>
+                <w:rFonts w:eastAsia="Times New Roman" w:cs="Times New Roman"/>
+                <w:szCs w:val="24"/>
+                <w:lang w:eastAsia="en-ID"/>
+              </w:rPr>
+            </w:pPr>
+            <w:r>
+              <w:rPr>
+                <w:rFonts w:eastAsia="Times New Roman" w:cs="Times New Roman"/>
+                <w:szCs w:val="24"/>
+                <w:lang w:eastAsia="en-ID"/>
+              </w:rPr>
+              <w:drawing>
+                <wp:inline distT="0" distB="0" distL="0" distR="0" wp14:anchorId="0A2B009C" wp14:editId="2EC30A69">
+                  <wp:extent cx="3067208" cy="730288"/>
+                  <wp:effectExtent l="0" t="0" r="0" b="0"/>
+                  <wp:docPr id="2007919770" name="Picture 1"/>
+                  <wp:cNvGraphicFramePr>
+                    <a:graphicFrameLocks xmlns:a="http://schemas.openxmlformats.org/drawingml/2006/main" noChangeAspect="1"/>
+                  </wp:cNvGraphicFramePr>
+                  <a:graphic xmlns:a="http://schemas.openxmlformats.org/drawingml/2006/main">
+                    <a:graphicData uri="http://schemas.openxmlformats.org/drawingml/2006/picture">
+                      <pic:pic xmlns:pic="http://schemas.openxmlformats.org/drawingml/2006/picture">
+                        <pic:nvPicPr>
+                          <pic:cNvPr id="2007919770" name=""/>
+                          <pic:cNvPicPr/>
+                        </pic:nvPicPr>
+                        <pic:blipFill>
+                          <a:blip r:embed="rId59"/>
+                          <a:stretch>
+                            <a:fillRect/>
+                          </a:stretch>
+                        </pic:blipFill>
+                        <pic:spPr>
+                          <a:xfrm>
+                            <a:off x="0" y="0"/>
+                            <a:ext cx="3067208" cy="730288"/>
+                          </a:xfrm>
+                          <a:prstGeom prst="rect">
+                            <a:avLst/>
+                          </a:prstGeom>
+                        </pic:spPr>
+                      </pic:pic>
+                    </a:graphicData>
+                  </a:graphic>
+                </wp:inline>
+              </w:drawing>
+            </w:r>
+          </w:p>
+          <w:p>
+            <w:pPr>
+              <w:spacing w:before="60" w:line="360" w:lineRule="auto"/>
+              <w:ind w:firstLine="0"/>
+              <w:rPr>
+                <w:rFonts w:eastAsia="Times New Roman" w:cs="Times New Roman"/>
+                <w:szCs w:val="24"/>
+                <w:lang w:eastAsia="en-ID"/>
+              </w:rPr>
+            </w:pPr>
+            <w:r>
+              <w:rPr>
+                <w:rFonts w:eastAsia="Times New Roman" w:cs="Times New Roman"/>
+                <w:szCs w:val="24"/>
+                <w:lang w:eastAsia="en-ID"/>
+              </w:rPr>
+              <w:drawing>
+                <wp:inline distT="0" distB="0" distL="0" distR="0" wp14:anchorId="4C074CF5" wp14:editId="4F20274C">
+                  <wp:extent cx="4889751" cy="908097"/>
+                  <wp:effectExtent l="0" t="0" r="6350" b="6350"/>
+                  <wp:docPr id="1135504801" name="Picture 1"/>
+                  <wp:cNvGraphicFramePr>
+                    <a:graphicFrameLocks xmlns:a="http://schemas.openxmlformats.org/drawingml/2006/main" noChangeAspect="1"/>
+                  </wp:cNvGraphicFramePr>
+                  <a:graphic xmlns:a="http://schemas.openxmlformats.org/drawingml/2006/main">
+                    <a:graphicData uri="http://schemas.openxmlformats.org/drawingml/2006/picture">
+                      <pic:pic xmlns:pic="http://schemas.openxmlformats.org/drawingml/2006/picture">
+                        <pic:nvPicPr>
+                          <pic:cNvPr id="1135504801" name=""/>
+                          <pic:cNvPicPr/>
+                        </pic:nvPicPr>
+                        <pic:blipFill>
+                          <a:blip r:embed="rId60"/>
+                          <a:stretch>
+                            <a:fillRect/>
+                          </a:stretch>
+                        </pic:blipFill>
+                        <pic:spPr>
+                          <a:xfrm>
+                            <a:off x="0" y="0"/>
+                            <a:ext cx="4889751" cy="908097"/>
+                          </a:xfrm>
+                          <a:prstGeom prst="rect">
+                            <a:avLst/>
+                          </a:prstGeom>
+                        </pic:spPr>
+                      </pic:pic>
+                    </a:graphicData>
+                  </a:graphic>
+                </wp:inline>
+              </w:drawing>
+            </w:r>
+          </w:p>
+        </w:tc>
+      </w:tr>
+      <w:tr>
+        <w:tc>
+          <w:tcPr>
+            <w:tcW w:w="1129" w:type="dxa"/>
+          </w:tcPr>
+          <w:p>
+            <w:pPr>
+              <w:spacing w:before="60" w:line="360" w:lineRule="auto"/>
+              <w:ind w:firstLine="0"/>
+              <w:jc w:val="center"/>
+              <w:rPr>
+                <w:rFonts w:eastAsia="Times New Roman" w:cs="Times New Roman"/>
+                <w:szCs w:val="24"/>
+                <w:lang w:eastAsia="en-ID"/>
+              </w:rPr>
+            </w:pPr>
+            <w:r>
+              <w:rPr>
+                <w:rFonts w:eastAsia="Times New Roman" w:cs="Times New Roman"/>
+                <w:szCs w:val="24"/>
+                <w:lang w:eastAsia="en-ID"/>
+              </w:rPr>
+              <w:lastRenderedPageBreak/>
+              <w:t>8</w:t>
+            </w:r>
+          </w:p>
+        </w:tc>
+        <w:tc>
+          <w:tcPr>
+            <w:tcW w:w="8499" w:type="dxa"/>
+          </w:tcPr>
+          <w:p>
+            <w:pPr>
+              <w:spacing w:before="60" w:line="360" w:lineRule="auto"/>
+              <w:ind w:firstLine="0"/>
+              <w:rPr>
+                <w:rFonts w:eastAsia="Times New Roman" w:cs="Times New Roman"/>
+                <w:szCs w:val="24"/>
+                <w:lang w:eastAsia="en-ID"/>
+              </w:rPr>
+            </w:pPr>
+            <w:r>
+              <w:rPr>
+                <w:rFonts w:eastAsia="Times New Roman" w:cs="Times New Roman"/>
+                <w:szCs w:val="24"/>
+                <w:lang w:eastAsia="en-ID"/>
+              </w:rPr>
+              <w:t>Method terakhir yang kita coba adalah untuk menampilkan data yang ada di table m_level. Kita modifikasi file LevelController seperti berikut</w:t>
+            </w:r>
+          </w:p>
+          <w:p>
+            <w:pPr>
+              <w:spacing w:before="60" w:line="360" w:lineRule="auto"/>
+              <w:ind w:firstLine="0"/>
+              <w:rPr>
+                <w:rFonts w:eastAsia="Times New Roman" w:cs="Times New Roman"/>
+                <w:szCs w:val="24"/>
+                <w:lang w:eastAsia="en-ID"/>
+              </w:rPr>
+            </w:pPr>
+            <w:r>
+              <w:rPr>
+                <w:rFonts w:eastAsia="Times New Roman" w:cs="Times New Roman"/>
+                <w:szCs w:val="24"/>
+                <w:lang w:eastAsia="en-ID"/>
+              </w:rPr>
+              <w:drawing>
+                <wp:inline distT="0" distB="0" distL="0" distR="0" wp14:anchorId="1C94526B" wp14:editId="012A824E">
+                  <wp:extent cx="3499030" cy="2768742"/>
+                  <wp:effectExtent l="0" t="0" r="6350" b="0"/>
+                  <wp:docPr id="588049163" name="Picture 1"/>
+                  <wp:cNvGraphicFramePr>
+                    <a:graphicFrameLocks xmlns:a="http://schemas.openxmlformats.org/drawingml/2006/main" noChangeAspect="1"/>
+                  </wp:cNvGraphicFramePr>
+                  <a:graphic xmlns:a="http://schemas.openxmlformats.org/drawingml/2006/main">
+                    <a:graphicData uri="http://schemas.openxmlformats.org/drawingml/2006/picture">
+                      <pic:pic xmlns:pic="http://schemas.openxmlformats.org/drawingml/2006/picture">
+                        <pic:nvPicPr>
+                          <pic:cNvPr id="588049163" name=""/>
+                          <pic:cNvPicPr/>
+                        </pic:nvPicPr>
+                        <pic:blipFill>
+                          <a:blip r:embed="rId61"/>
+                          <a:stretch>
+                            <a:fillRect/>
+                          </a:stretch>
+                        </pic:blipFill>
+                        <pic:spPr>
+                          <a:xfrm>
+                            <a:off x="0" y="0"/>
+                            <a:ext cx="3499030" cy="2768742"/>
+                          </a:xfrm>
+                          <a:prstGeom prst="rect">
+                            <a:avLst/>
+                          </a:prstGeom>
+                        </pic:spPr>
+                      </pic:pic>
+                    </a:graphicData>
+                  </a:graphic>
+                </wp:inline>
+              </w:drawing>
+            </w:r>
+          </w:p>
+        </w:tc>
+      </w:tr>
+      <w:tr>
+        <w:tc>
+          <w:tcPr>
+            <w:tcW w:w="1129" w:type="dxa"/>
+          </w:tcPr>
+          <w:p>
+            <w:pPr>
+              <w:spacing w:before="60" w:line="360" w:lineRule="auto"/>
+              <w:ind w:firstLine="0"/>
+              <w:jc w:val="center"/>
+              <w:rPr>
+                <w:rFonts w:eastAsia="Times New Roman" w:cs="Times New Roman"/>
+                <w:szCs w:val="24"/>
+                <w:lang w:eastAsia="en-ID"/>
+              </w:rPr>
+            </w:pPr>
+            <w:r>
+              <w:rPr>
+                <w:rFonts w:eastAsia="Times New Roman" w:cs="Times New Roman"/>
+                <w:szCs w:val="24"/>
+                <w:lang w:eastAsia="en-ID"/>
+              </w:rPr>
+              <w:t>9</w:t>
+            </w:r>
+          </w:p>
+        </w:tc>
+        <w:tc>
+          <w:tcPr>
+            <w:tcW w:w="8499" w:type="dxa"/>
+          </w:tcPr>
+          <w:p>
+            <w:pPr>
+              <w:spacing w:before="60" w:line="360" w:lineRule="auto"/>
+              <w:ind w:firstLine="0"/>
+              <w:rPr>
+                <w:rFonts w:eastAsia="Times New Roman" w:cs="Times New Roman"/>
+                <w:szCs w:val="24"/>
+                <w:lang w:eastAsia="en-ID"/>
+              </w:rPr>
+            </w:pPr>
+            <w:r>
+              <w:rPr>
+                <w:rFonts w:eastAsia="Times New Roman" w:cs="Times New Roman"/>
+                <w:szCs w:val="24"/>
+                <w:lang w:eastAsia="en-ID"/>
+              </w:rPr>
+              <w:t>Coba kita perhatikan kode yang diberi tanda kotak merah, berhubung kode tersebut memanggil view(‘level’), maka kita buat file view pada VSCode di PWL_POS/resources/view/level.blade.php</w:t>
+            </w:r>
+          </w:p>
+          <w:p>
+            <w:pPr>
+              <w:spacing w:before="60" w:line="360" w:lineRule="auto"/>
+              <w:ind w:firstLine="0"/>
+              <w:rPr>
+                <w:rFonts w:eastAsia="Times New Roman" w:cs="Times New Roman"/>
+                <w:szCs w:val="24"/>
+                <w:lang w:eastAsia="en-ID"/>
+              </w:rPr>
+            </w:pPr>
+            <w:r>
+              <w:rPr>
+                <w:rFonts w:eastAsia="Times New Roman" w:cs="Times New Roman"/>
+                <w:szCs w:val="24"/>
+                <w:lang w:eastAsia="en-ID"/>
+              </w:rPr>
+              <w:drawing>
+                <wp:inline distT="0" distB="0" distL="0" distR="0" wp14:anchorId="2B49A6FF" wp14:editId="43985A21">
+                  <wp:extent cx="3905451" cy="3530781"/>
+                  <wp:effectExtent l="0" t="0" r="0" b="0"/>
+                  <wp:docPr id="1181509802" name="Picture 1"/>
+                  <wp:cNvGraphicFramePr>
+                    <a:graphicFrameLocks xmlns:a="http://schemas.openxmlformats.org/drawingml/2006/main" noChangeAspect="1"/>
+                  </wp:cNvGraphicFramePr>
+                  <a:graphic xmlns:a="http://schemas.openxmlformats.org/drawingml/2006/main">
+                    <a:graphicData uri="http://schemas.openxmlformats.org/drawingml/2006/picture">
+                      <pic:pic xmlns:pic="http://schemas.openxmlformats.org/drawingml/2006/picture">
+                        <pic:nvPicPr>
+                          <pic:cNvPr id="1181509802" name=""/>
+                          <pic:cNvPicPr/>
+                        </pic:nvPicPr>
+                        <pic:blipFill>
+                          <a:blip r:embed="rId62"/>
+                          <a:stretch>
+                            <a:fillRect/>
+                          </a:stretch>
+                        </pic:blipFill>
+                        <pic:spPr>
+                          <a:xfrm>
+                            <a:off x="0" y="0"/>
+                            <a:ext cx="3905451" cy="3530781"/>
+                          </a:xfrm>
+                          <a:prstGeom prst="rect">
+                            <a:avLst/>
+                          </a:prstGeom>
+                        </pic:spPr>
+                      </pic:pic>
+                    </a:graphicData>
+                  </a:graphic>
+                </wp:inline>
+              </w:drawing>
+            </w:r>
+          </w:p>
+        </w:tc>
+      </w:tr>
+      <w:tr>
+        <w:tc>
+          <w:tcPr>
+            <w:tcW w:w="1129" w:type="dxa"/>
+          </w:tcPr>
+          <w:p>
+            <w:pPr>
+              <w:spacing w:before="60" w:line="360" w:lineRule="auto"/>
+              <w:ind w:firstLine="0"/>
+              <w:jc w:val="center"/>
+              <w:rPr>
+                <w:rFonts w:eastAsia="Times New Roman" w:cs="Times New Roman"/>
+                <w:szCs w:val="24"/>
+                <w:lang w:eastAsia="en-ID"/>
+              </w:rPr>
+            </w:pPr>
+            <w:r>
+              <w:rPr>
+                <w:rFonts w:eastAsia="Times New Roman" w:cs="Times New Roman"/>
+                <w:szCs w:val="24"/>
+                <w:lang w:eastAsia="en-ID"/>
+              </w:rPr>
+              <w:lastRenderedPageBreak/>
+              <w:t>10</w:t>
+            </w:r>
+          </w:p>
+        </w:tc>
+        <w:tc>
+          <w:tcPr>
+            <w:tcW w:w="8499" w:type="dxa"/>
+          </w:tcPr>
+          <w:p>
+            <w:pPr>
+              <w:spacing w:before="60" w:line="360" w:lineRule="auto"/>
+              <w:ind w:firstLine="0"/>
+              <w:rPr>
+                <w:rFonts w:eastAsia="Times New Roman" w:cs="Times New Roman"/>
+                <w:szCs w:val="24"/>
+                <w:lang w:eastAsia="en-ID"/>
+              </w:rPr>
+            </w:pPr>
+            <w:r>
+              <w:rPr>
+                <w:rFonts w:eastAsia="Times New Roman" w:cs="Times New Roman"/>
+                <w:szCs w:val="24"/>
+                <w:lang w:val="en-ID" w:eastAsia="en-ID"/>
+              </w:rPr>
+              <w:t>Silahkan dicoba pada browser</w:t>
+            </w:r>
+          </w:p>
+          <w:p>
+            <w:pPr>
+              <w:spacing w:before="60" w:line="360" w:lineRule="auto"/>
+              <w:ind w:firstLine="0"/>
+              <w:rPr>
+                <w:rFonts w:eastAsia="Times New Roman" w:cs="Times New Roman"/>
+                <w:szCs w:val="24"/>
+                <w:lang w:eastAsia="en-ID"/>
+              </w:rPr>
+            </w:pPr>
+            <w:r>
+              <w:rPr>
+                <w:rFonts w:eastAsia="Times New Roman" w:cs="Times New Roman"/>
+                <w:szCs w:val="24"/>
+                <w:lang w:eastAsia="en-ID"/>
+              </w:rPr>
+              <w:drawing>
+                <wp:inline distT="0" distB="0" distL="0" distR="0" wp14:anchorId="749018BE" wp14:editId="57122AEE">
+                  <wp:extent cx="2952902" cy="2197213"/>
+                  <wp:effectExtent l="0" t="0" r="0" b="0"/>
+                  <wp:docPr id="1731445686" name="Picture 1"/>
+                  <wp:cNvGraphicFramePr>
+                    <a:graphicFrameLocks xmlns:a="http://schemas.openxmlformats.org/drawingml/2006/main" noChangeAspect="1"/>
+                  </wp:cNvGraphicFramePr>
+                  <a:graphic xmlns:a="http://schemas.openxmlformats.org/drawingml/2006/main">
+                    <a:graphicData uri="http://schemas.openxmlformats.org/drawingml/2006/picture">
+                      <pic:pic xmlns:pic="http://schemas.openxmlformats.org/drawingml/2006/picture">
+                        <pic:nvPicPr>
+                          <pic:cNvPr id="1731445686" name=""/>
+                          <pic:cNvPicPr/>
+                        </pic:nvPicPr>
+                        <pic:blipFill>
+                          <a:blip r:embed="rId63"/>
+                          <a:stretch>
+                            <a:fillRect/>
+                          </a:stretch>
+                        </pic:blipFill>
+                        <pic:spPr>
+                          <a:xfrm>
+                            <a:off x="0" y="0"/>
+                            <a:ext cx="2952902" cy="2197213"/>
+                          </a:xfrm>
+                          <a:prstGeom prst="rect">
+                            <a:avLst/>
+                          </a:prstGeom>
+                        </pic:spPr>
+                      </pic:pic>
+                    </a:graphicData>
+                  </a:graphic>
+                </wp:inline>
+              </w:drawing>
+            </w:r>
+          </w:p>
+        </w:tc>
+      </w:tr>
+    </w:tbl>
+    <w:p>
+      <w:pPr>
+        <w:spacing w:before="60" w:line="360" w:lineRule="auto"/>
+        <w:ind w:firstLine="0"/>
+        <w:rPr>
+          <w:rFonts w:eastAsia="Times New Roman" w:cs="Times New Roman"/>
+          <w:b/>
+          <w:bCs/>
+          <w:kern w:val="0"/>
+          <w:szCs w:val="24"/>
+          <w:lang w:val="id-ID" w:eastAsia="en-ID"/>
+          <w14:ligatures w14:val="none"/>
+        </w:rPr>
+      </w:pPr>
+    </w:p>
+    <w:p>
+      <w:pPr>
+        <w:spacing w:before="60" w:line="360" w:lineRule="auto"/>
+        <w:ind w:firstLine="0"/>
+        <w:rPr>
+          <w:rFonts w:eastAsia="Times New Roman" w:cs="Times New Roman"/>
+          <w:b/>
+          <w:bCs/>
+          <w:kern w:val="0"/>
+          <w:szCs w:val="24"/>
+          <w:lang w:eastAsia="en-ID"/>
+          <w14:ligatures w14:val="none"/>
+        </w:rPr>
+      </w:pPr>
+      <w:r>
+        <w:rPr>
+          <w:rFonts w:eastAsia="Times New Roman" w:cs="Times New Roman"/>
+          <w:b/>
+          <w:bCs/>
+          <w:kern w:val="0"/>
+          <w:szCs w:val="24"/>
+          <w:lang w:eastAsia="en-ID"/>
+          <w14:ligatures w14:val="none"/>
+        </w:rPr>
+        <w:t>Praktikum Ke-</w:t>
+      </w:r>
+    </w:p>
+    <w:tbl>
+      <w:tblPr>
+        <w:tblStyle w:val="TableGrid"/>
+        <w:tblW w:w="5000" w:type="pct"/>
+        <w:tblLayout w:type="fixed"/>
+        <w:tblLook w:val="04A0" w:firstRow="1" w:lastRow="0" w:firstColumn="1" w:lastColumn="0" w:noHBand="0" w:noVBand="1"/>
+      </w:tblPr>
+      <w:tblGrid>
+        <w:gridCol w:w="1129"/>
+        <w:gridCol w:w="8499"/>
+      </w:tblGrid>
+      <w:tr>
+        <w:tc>
+          <w:tcPr>
+            <w:tcW w:w="1129" w:type="dxa"/>
+          </w:tcPr>
+          <w:p>
+            <w:pPr>
+              <w:spacing w:before="60" w:line="360" w:lineRule="auto"/>
+              <w:ind w:firstLine="0"/>
+              <w:jc w:val="center"/>
+              <w:rPr>
+                <w:rFonts w:eastAsia="Times New Roman" w:cs="Times New Roman"/>
+                <w:b/>
+                <w:bCs/>
+                <w:sz w:val="22"/>
+                <w:lang w:eastAsia="en-ID"/>
+              </w:rPr>
+            </w:pPr>
+            <w:r>
+              <w:rPr>
+                <w:rFonts w:eastAsia="Times New Roman" w:cs="Times New Roman"/>
+                <w:b/>
+                <w:bCs/>
+                <w:sz w:val="22"/>
+                <w:lang w:eastAsia="en-ID"/>
+              </w:rPr>
+              <w:t>Langkah</w:t>
+            </w:r>
+          </w:p>
+        </w:tc>
+        <w:tc>
+          <w:tcPr>
+            <w:tcW w:w="8499" w:type="dxa"/>
+          </w:tcPr>
+          <w:p>
+            <w:pPr>
+              <w:spacing w:before="60" w:line="360" w:lineRule="auto"/>
+              <w:ind w:firstLine="0"/>
+              <w:rPr>
+                <w:rFonts w:eastAsia="Times New Roman" w:cs="Times New Roman"/>
+                <w:b/>
+                <w:bCs/>
+                <w:sz w:val="22"/>
+                <w:lang w:eastAsia="en-ID"/>
+              </w:rPr>
+            </w:pPr>
+            <w:r>
+              <w:rPr>
+                <w:rFonts w:eastAsia="Times New Roman" w:cs="Times New Roman"/>
+                <w:b/>
+                <w:bCs/>
+                <w:sz w:val="22"/>
+                <w:lang w:eastAsia="en-ID"/>
+              </w:rPr>
+              <w:t>Jawaban/Deskripsi</w:t>
+            </w:r>
+          </w:p>
+        </w:tc>
+      </w:tr>
+      <w:tr>
+        <w:tc>
+          <w:tcPr>
+            <w:tcW w:w="1129" w:type="dxa"/>
+          </w:tcPr>
+          <w:p>
+            <w:pPr>
+              <w:spacing w:before="60" w:line="360" w:lineRule="auto"/>
+              <w:ind w:firstLine="0"/>
+              <w:jc w:val="center"/>
+              <w:rPr>
+                <w:rFonts w:eastAsia="Times New Roman" w:cs="Times New Roman"/>
+                <w:szCs w:val="24"/>
+                <w:lang w:eastAsia="en-ID"/>
+              </w:rPr>
+            </w:pPr>
+            <w:r>
+              <w:rPr>
+                <w:rFonts w:eastAsia="Times New Roman" w:cs="Times New Roman"/>
+                <w:szCs w:val="24"/>
+                <w:lang w:eastAsia="en-ID"/>
+              </w:rPr>
+              <w:t>1</w:t>
+            </w:r>
+          </w:p>
+        </w:tc>
+        <w:tc>
+          <w:tcPr>
+            <w:tcW w:w="8499" w:type="dxa"/>
+          </w:tcPr>
+          <w:p>
+            <w:pPr>
+              <w:spacing w:before="60" w:line="360" w:lineRule="auto"/>
+              <w:ind w:firstLine="0"/>
+              <w:rPr>
+                <w:rFonts w:eastAsia="Times New Roman" w:cs="Times New Roman"/>
+                <w:szCs w:val="24"/>
+                <w:lang w:val="sv-SE" w:eastAsia="en-ID"/>
+              </w:rPr>
+            </w:pPr>
+            <w:r>
+              <w:rPr>
+                <w:rFonts w:eastAsia="Times New Roman" w:cs="Times New Roman"/>
+                <w:szCs w:val="24"/>
+                <w:lang w:val="sv-SE" w:eastAsia="en-ID"/>
+              </w:rPr>
+              <w:t>Kita buat controller dahuku untuk mengelola data pada table m_kategori</w:t>
+            </w:r>
+          </w:p>
+          <w:p>
+            <w:pPr>
+              <w:spacing w:before="60" w:line="360" w:lineRule="auto"/>
+              <w:ind w:firstLine="0"/>
+              <w:rPr>
+                <w:rFonts w:eastAsia="Times New Roman" w:cs="Times New Roman"/>
+                <w:szCs w:val="24"/>
+                <w:lang w:val="sv-SE" w:eastAsia="en-ID"/>
+              </w:rPr>
+            </w:pPr>
+            <w:r>
+              <w:rPr>
+                <w:rFonts w:eastAsia="Times New Roman" w:cs="Times New Roman"/>
+                <w:szCs w:val="24"/>
+                <w:lang w:val="sv-SE" w:eastAsia="en-ID"/>
+              </w:rPr>
+              <w:drawing>
+                <wp:inline distT="0" distB="0" distL="0" distR="0" wp14:anchorId="45367D5C" wp14:editId="5674151A">
+                  <wp:extent cx="5259705" cy="654685"/>
+                  <wp:effectExtent l="0" t="0" r="0" b="0"/>
+                  <wp:docPr id="1354138200" name="Picture 1"/>
+                  <wp:cNvGraphicFramePr>
+                    <a:graphicFrameLocks xmlns:a="http://schemas.openxmlformats.org/drawingml/2006/main" noChangeAspect="1"/>
+                  </wp:cNvGraphicFramePr>
+                  <a:graphic xmlns:a="http://schemas.openxmlformats.org/drawingml/2006/main">
+                    <a:graphicData uri="http://schemas.openxmlformats.org/drawingml/2006/picture">
+                      <pic:pic xmlns:pic="http://schemas.openxmlformats.org/drawingml/2006/picture">
+                        <pic:nvPicPr>
+                          <pic:cNvPr id="1354138200" name=""/>
+                          <pic:cNvPicPr/>
+                        </pic:nvPicPr>
+                        <pic:blipFill>
+                          <a:blip r:embed="rId64"/>
+                          <a:stretch>
+                            <a:fillRect/>
+                          </a:stretch>
+                        </pic:blipFill>
+                        <pic:spPr>
+                          <a:xfrm>
+                            <a:off x="0" y="0"/>
+                            <a:ext cx="5259705" cy="654685"/>
+                          </a:xfrm>
+                          <a:prstGeom prst="rect">
+                            <a:avLst/>
+                          </a:prstGeom>
+                        </pic:spPr>
+                      </pic:pic>
+                    </a:graphicData>
+                  </a:graphic>
+                </wp:inline>
+              </w:drawing>
+            </w:r>
+          </w:p>
+        </w:tc>
+      </w:tr>
+      <w:tr>
+        <w:tc>
+          <w:tcPr>
+            <w:tcW w:w="1129" w:type="dxa"/>
+          </w:tcPr>
+          <w:p>
+            <w:pPr>
+              <w:spacing w:before="60" w:line="360" w:lineRule="auto"/>
+              <w:ind w:firstLine="0"/>
+              <w:jc w:val="center"/>
+              <w:rPr>
+                <w:rFonts w:eastAsia="Times New Roman" w:cs="Times New Roman"/>
+                <w:szCs w:val="24"/>
+                <w:lang w:eastAsia="en-ID"/>
+              </w:rPr>
+            </w:pPr>
+            <w:r>
+              <w:rPr>
+                <w:rFonts w:eastAsia="Times New Roman" w:cs="Times New Roman"/>
+                <w:szCs w:val="24"/>
+                <w:lang w:eastAsia="en-ID"/>
+              </w:rPr>
+              <w:t>2</w:t>
+            </w:r>
+          </w:p>
+        </w:tc>
+        <w:tc>
+          <w:tcPr>
+            <w:tcW w:w="8499" w:type="dxa"/>
+          </w:tcPr>
+          <w:p>
+            <w:pPr>
+              <w:spacing w:before="60" w:line="360" w:lineRule="auto"/>
+              <w:ind w:firstLine="0"/>
+              <w:rPr>
+                <w:rFonts w:eastAsia="Times New Roman" w:cs="Times New Roman"/>
+                <w:szCs w:val="24"/>
+                <w:lang w:val="sv-SE" w:eastAsia="en-ID"/>
+              </w:rPr>
+            </w:pPr>
+            <w:r>
+              <w:rPr>
+                <w:rFonts w:eastAsia="Times New Roman" w:cs="Times New Roman"/>
+                <w:szCs w:val="24"/>
+                <w:lang w:val="en-ID" w:eastAsia="en-ID"/>
+              </w:rPr>
+              <w:t>Kita modifikasi dulu untuk routing-nya, ada di PWL_POS/routes/web.php</w:t>
+            </w:r>
+          </w:p>
+          <w:p>
+            <w:pPr>
+              <w:spacing w:before="60" w:line="360" w:lineRule="auto"/>
+              <w:ind w:firstLine="0"/>
+              <w:rPr>
+                <w:rFonts w:eastAsia="Times New Roman" w:cs="Times New Roman"/>
+                <w:szCs w:val="24"/>
+                <w:lang w:val="sv-SE" w:eastAsia="en-ID"/>
+              </w:rPr>
+            </w:pPr>
+            <w:r>
+              <w:rPr>
+                <w:rFonts w:eastAsia="Times New Roman" w:cs="Times New Roman"/>
+                <w:szCs w:val="24"/>
+                <w:lang w:val="sv-SE" w:eastAsia="en-ID"/>
+              </w:rPr>
+              <w:drawing>
+                <wp:inline distT="0" distB="0" distL="0" distR="0" wp14:anchorId="0395F503" wp14:editId="2AE52552">
+                  <wp:extent cx="4788146" cy="2070206"/>
+                  <wp:effectExtent l="0" t="0" r="0" b="6350"/>
+                  <wp:docPr id="845966999" name="Picture 1"/>
+                  <wp:cNvGraphicFramePr>
+                    <a:graphicFrameLocks xmlns:a="http://schemas.openxmlformats.org/drawingml/2006/main" noChangeAspect="1"/>
+                  </wp:cNvGraphicFramePr>
+                  <a:graphic xmlns:a="http://schemas.openxmlformats.org/drawingml/2006/main">
+                    <a:graphicData uri="http://schemas.openxmlformats.org/drawingml/2006/picture">
+                      <pic:pic xmlns:pic="http://schemas.openxmlformats.org/drawingml/2006/picture">
+                        <pic:nvPicPr>
+                          <pic:cNvPr id="845966999" name=""/>
+                          <pic:cNvPicPr/>
+                        </pic:nvPicPr>
+                        <pic:blipFill>
+                          <a:blip r:embed="rId65"/>
+                          <a:stretch>
+                            <a:fillRect/>
+                          </a:stretch>
+                        </pic:blipFill>
+                        <pic:spPr>
+                          <a:xfrm>
+                            <a:off x="0" y="0"/>
+                            <a:ext cx="4788146" cy="2070206"/>
+                          </a:xfrm>
+                          <a:prstGeom prst="rect">
+                            <a:avLst/>
+                          </a:prstGeom>
+                        </pic:spPr>
+                      </pic:pic>
+                    </a:graphicData>
+                  </a:graphic>
+                </wp:inline>
+              </w:drawing>
+            </w:r>
+          </w:p>
+        </w:tc>
+      </w:tr>
+      <w:tr>
+        <w:tc>
+          <w:tcPr>
+            <w:tcW w:w="1129" w:type="dxa"/>
+          </w:tcPr>
+          <w:p>
+            <w:pPr>
+              <w:spacing w:before="60" w:line="360" w:lineRule="auto"/>
+              <w:ind w:firstLine="0"/>
+              <w:jc w:val="center"/>
+              <w:rPr>
+                <w:rFonts w:eastAsia="Times New Roman" w:cs="Times New Roman"/>
+                <w:szCs w:val="24"/>
+                <w:lang w:eastAsia="en-ID"/>
+              </w:rPr>
+            </w:pPr>
+            <w:r>
+              <w:rPr>
+                <w:rFonts w:eastAsia="Times New Roman" w:cs="Times New Roman"/>
+                <w:szCs w:val="24"/>
+                <w:lang w:eastAsia="en-ID"/>
+              </w:rPr>
+              <w:t>3</w:t>
+            </w:r>
+          </w:p>
+        </w:tc>
+        <w:tc>
+          <w:tcPr>
+            <w:tcW w:w="8499" w:type="dxa"/>
+          </w:tcPr>
+          <w:p>
+            <w:pPr>
+              <w:spacing w:before="60" w:line="360" w:lineRule="auto"/>
+              <w:ind w:firstLine="0"/>
+              <w:rPr>
+                <w:rFonts w:eastAsia="Times New Roman" w:cs="Times New Roman"/>
+                <w:szCs w:val="24"/>
+                <w:lang w:val="sv-SE" w:eastAsia="en-ID"/>
+              </w:rPr>
+            </w:pPr>
+            <w:r>
+              <w:rPr>
+                <w:rFonts w:eastAsia="Times New Roman" w:cs="Times New Roman"/>
+                <w:szCs w:val="24"/>
+                <w:lang w:val="sv-SE" w:eastAsia="en-ID"/>
+              </w:rPr>
+              <w:t>Selanjutnya, kita modifikasi file KategoriController untuk menambahkan 1 data ke table m_kategori</w:t>
+            </w:r>
+          </w:p>
+          <w:p>
+            <w:pPr>
+              <w:spacing w:before="60" w:line="360" w:lineRule="auto"/>
+              <w:ind w:firstLine="0"/>
+              <w:rPr>
+                <w:rFonts w:eastAsia="Times New Roman" w:cs="Times New Roman"/>
+                <w:szCs w:val="24"/>
+                <w:lang w:val="sv-SE" w:eastAsia="en-ID"/>
+              </w:rPr>
+            </w:pPr>
+            <w:r>
+              <w:rPr>
+                <w:rFonts w:eastAsia="Times New Roman" w:cs="Times New Roman"/>
+                <w:szCs w:val="24"/>
+                <w:lang w:val="sv-SE" w:eastAsia="en-ID"/>
+              </w:rPr>
+              <w:lastRenderedPageBreak/>
+              <w:drawing>
+                <wp:inline distT="0" distB="0" distL="0" distR="0" wp14:anchorId="4DBB61A2" wp14:editId="289D72E6">
+                  <wp:extent cx="3454578" cy="3111660"/>
+                  <wp:effectExtent l="0" t="0" r="0" b="0"/>
+                  <wp:docPr id="1150420128" name="Picture 1"/>
+                  <wp:cNvGraphicFramePr>
+                    <a:graphicFrameLocks xmlns:a="http://schemas.openxmlformats.org/drawingml/2006/main" noChangeAspect="1"/>
+                  </wp:cNvGraphicFramePr>
+                  <a:graphic xmlns:a="http://schemas.openxmlformats.org/drawingml/2006/main">
+                    <a:graphicData uri="http://schemas.openxmlformats.org/drawingml/2006/picture">
+                      <pic:pic xmlns:pic="http://schemas.openxmlformats.org/drawingml/2006/picture">
+                        <pic:nvPicPr>
+                          <pic:cNvPr id="1150420128" name=""/>
+                          <pic:cNvPicPr/>
+                        </pic:nvPicPr>
+                        <pic:blipFill>
+                          <a:blip r:embed="rId66"/>
+                          <a:stretch>
+                            <a:fillRect/>
+                          </a:stretch>
+                        </pic:blipFill>
+                        <pic:spPr>
+                          <a:xfrm>
+                            <a:off x="0" y="0"/>
+                            <a:ext cx="3454578" cy="3111660"/>
+                          </a:xfrm>
+                          <a:prstGeom prst="rect">
+                            <a:avLst/>
+                          </a:prstGeom>
+                        </pic:spPr>
+                      </pic:pic>
+                    </a:graphicData>
+                  </a:graphic>
+                </wp:inline>
+              </w:drawing>
+            </w:r>
+          </w:p>
+        </w:tc>
+      </w:tr>
+      <w:tr>
+        <w:tc>
+          <w:tcPr>
+            <w:tcW w:w="1129" w:type="dxa"/>
+          </w:tcPr>
+          <w:p>
+            <w:pPr>
+              <w:spacing w:before="60" w:line="360" w:lineRule="auto"/>
+              <w:ind w:firstLine="0"/>
+              <w:jc w:val="center"/>
+              <w:rPr>
+                <w:rFonts w:eastAsia="Times New Roman" w:cs="Times New Roman"/>
+                <w:szCs w:val="24"/>
+                <w:lang w:eastAsia="en-ID"/>
+              </w:rPr>
+            </w:pPr>
+            <w:r>
+              <w:rPr>
+                <w:rFonts w:eastAsia="Times New Roman" w:cs="Times New Roman"/>
+                <w:szCs w:val="24"/>
+                <w:lang w:eastAsia="en-ID"/>
+              </w:rPr>
+              <w:lastRenderedPageBreak/>
+              <w:t>4</w:t>
+            </w:r>
+          </w:p>
+        </w:tc>
+        <w:tc>
+          <w:tcPr>
+            <w:tcW w:w="8499" w:type="dxa"/>
+          </w:tcPr>
+          <w:p>
+            <w:pPr>
+              <w:spacing w:before="60" w:line="360" w:lineRule="auto"/>
+              <w:ind w:firstLine="0"/>
+              <w:rPr>
+                <w:rFonts w:eastAsia="Times New Roman" w:cs="Times New Roman"/>
+                <w:szCs w:val="24"/>
+                <w:lang w:val="sv-SE" w:eastAsia="en-ID"/>
+              </w:rPr>
+            </w:pPr>
+            <w:r>
+              <w:rPr>
+                <w:rFonts w:eastAsia="Times New Roman" w:cs="Times New Roman"/>
+                <w:szCs w:val="24"/>
+                <w:lang w:val="en-ID" w:eastAsia="en-ID"/>
+              </w:rPr>
+              <w:t>Kita coba jalankan di browser</w:t>
+            </w:r>
+          </w:p>
+          <w:p>
+            <w:pPr>
+              <w:spacing w:before="60" w:line="360" w:lineRule="auto"/>
+              <w:ind w:firstLine="0"/>
+              <w:rPr>
+                <w:rFonts w:eastAsia="Times New Roman" w:cs="Times New Roman"/>
+                <w:szCs w:val="24"/>
+                <w:lang w:val="sv-SE" w:eastAsia="en-ID"/>
+              </w:rPr>
+            </w:pPr>
+            <w:r>
+              <w:rPr>
+                <w:rFonts w:eastAsia="Times New Roman" w:cs="Times New Roman"/>
+                <w:szCs w:val="24"/>
+                <w:lang w:val="sv-SE" w:eastAsia="en-ID"/>
+              </w:rPr>
+              <w:drawing>
+                <wp:inline distT="0" distB="0" distL="0" distR="0" wp14:anchorId="635D1DC0" wp14:editId="064B4A9C">
+                  <wp:extent cx="3194214" cy="984301"/>
+                  <wp:effectExtent l="0" t="0" r="6350" b="6350"/>
+                  <wp:docPr id="1238946150" name="Picture 1"/>
+                  <wp:cNvGraphicFramePr>
+                    <a:graphicFrameLocks xmlns:a="http://schemas.openxmlformats.org/drawingml/2006/main" noChangeAspect="1"/>
+                  </wp:cNvGraphicFramePr>
+                  <a:graphic xmlns:a="http://schemas.openxmlformats.org/drawingml/2006/main">
+                    <a:graphicData uri="http://schemas.openxmlformats.org/drawingml/2006/picture">
+                      <pic:pic xmlns:pic="http://schemas.openxmlformats.org/drawingml/2006/picture">
+                        <pic:nvPicPr>
+                          <pic:cNvPr id="1238946150" name=""/>
+                          <pic:cNvPicPr/>
+                        </pic:nvPicPr>
+                        <pic:blipFill>
+                          <a:blip r:embed="rId67"/>
+                          <a:stretch>
+                            <a:fillRect/>
+                          </a:stretch>
+                        </pic:blipFill>
+                        <pic:spPr>
+                          <a:xfrm>
+                            <a:off x="0" y="0"/>
+                            <a:ext cx="3194214" cy="984301"/>
+                          </a:xfrm>
+                          <a:prstGeom prst="rect">
+                            <a:avLst/>
+                          </a:prstGeom>
+                        </pic:spPr>
+                      </pic:pic>
+                    </a:graphicData>
+                  </a:graphic>
+                </wp:inline>
+              </w:drawing>
+            </w:r>
+          </w:p>
+          <w:p>
+            <w:pPr>
+              <w:spacing w:before="60" w:line="360" w:lineRule="auto"/>
+              <w:ind w:firstLine="0"/>
+              <w:rPr>
+                <w:rFonts w:eastAsia="Times New Roman" w:cs="Times New Roman"/>
+                <w:szCs w:val="24"/>
+                <w:lang w:val="sv-SE" w:eastAsia="en-ID"/>
+              </w:rPr>
+            </w:pPr>
+            <w:r>
+              <w:rPr>
+                <w:rFonts w:eastAsia="Times New Roman" w:cs="Times New Roman"/>
+                <w:szCs w:val="24"/>
+                <w:lang w:val="sv-SE" w:eastAsia="en-ID"/>
+              </w:rPr>
+              <w:drawing>
+                <wp:inline distT="0" distB="0" distL="0" distR="0" wp14:anchorId="2AA37743" wp14:editId="5C232060">
+                  <wp:extent cx="5259705" cy="1322070"/>
+                  <wp:effectExtent l="0" t="0" r="0" b="0"/>
+                  <wp:docPr id="1566104347" name="Picture 1"/>
+                  <wp:cNvGraphicFramePr>
+                    <a:graphicFrameLocks xmlns:a="http://schemas.openxmlformats.org/drawingml/2006/main" noChangeAspect="1"/>
+                  </wp:cNvGraphicFramePr>
+                  <a:graphic xmlns:a="http://schemas.openxmlformats.org/drawingml/2006/main">
+                    <a:graphicData uri="http://schemas.openxmlformats.org/drawingml/2006/picture">
+                      <pic:pic xmlns:pic="http://schemas.openxmlformats.org/drawingml/2006/picture">
+                        <pic:nvPicPr>
+                          <pic:cNvPr id="1566104347" name=""/>
+                          <pic:cNvPicPr/>
+                        </pic:nvPicPr>
+                        <pic:blipFill>
+                          <a:blip r:embed="rId68"/>
+                          <a:stretch>
+                            <a:fillRect/>
+                          </a:stretch>
+                        </pic:blipFill>
+                        <pic:spPr>
+                          <a:xfrm>
+                            <a:off x="0" y="0"/>
+                            <a:ext cx="5259705" cy="1322070"/>
+                          </a:xfrm>
+                          <a:prstGeom prst="rect">
+                            <a:avLst/>
+                          </a:prstGeom>
+                        </pic:spPr>
+                      </pic:pic>
+                    </a:graphicData>
+                  </a:graphic>
+                </wp:inline>
+              </w:drawing>
+            </w:r>
+          </w:p>
+        </w:tc>
+      </w:tr>
+      <w:tr>
+        <w:tc>
+          <w:tcPr>
+            <w:tcW w:w="1129" w:type="dxa"/>
+          </w:tcPr>
+          <w:p>
+            <w:pPr>
+              <w:spacing w:before="60" w:line="360" w:lineRule="auto"/>
+              <w:ind w:firstLine="0"/>
+              <w:jc w:val="center"/>
+              <w:rPr>
+                <w:rFonts w:eastAsia="Times New Roman" w:cs="Times New Roman"/>
+                <w:szCs w:val="24"/>
+                <w:lang w:eastAsia="en-ID"/>
+              </w:rPr>
+            </w:pPr>
+            <w:r>
+              <w:rPr>
+                <w:rFonts w:eastAsia="Times New Roman" w:cs="Times New Roman"/>
+                <w:szCs w:val="24"/>
+                <w:lang w:eastAsia="en-ID"/>
+              </w:rPr>
+              <w:t>5</w:t>
+            </w:r>
+          </w:p>
+        </w:tc>
+        <w:tc>
+          <w:tcPr>
+            <w:tcW w:w="8499" w:type="dxa"/>
+          </w:tcPr>
+          <w:p>
+            <w:pPr>
+              <w:spacing w:before="60" w:line="360" w:lineRule="auto"/>
+              <w:ind w:firstLine="0"/>
+              <w:rPr>
+                <w:rFonts w:eastAsia="Times New Roman" w:cs="Times New Roman"/>
+                <w:szCs w:val="24"/>
+                <w:lang w:val="sv-SE" w:eastAsia="en-ID"/>
+              </w:rPr>
+            </w:pPr>
+            <w:r>
+              <w:rPr>
+                <w:rFonts w:eastAsia="Times New Roman" w:cs="Times New Roman"/>
+                <w:szCs w:val="24"/>
+                <w:lang w:val="sv-SE" w:eastAsia="en-ID"/>
+              </w:rPr>
+              <w:t>Selanjutnya, kita modifikasi lagi file KategoriController untuk meng-update data di table m_kategori seperti berikut</w:t>
+            </w:r>
+          </w:p>
+          <w:p>
+            <w:pPr>
+              <w:spacing w:before="60" w:line="360" w:lineRule="auto"/>
+              <w:ind w:firstLine="0"/>
+              <w:rPr>
+                <w:rFonts w:eastAsia="Times New Roman" w:cs="Times New Roman"/>
+                <w:szCs w:val="24"/>
+                <w:lang w:val="sv-SE" w:eastAsia="en-ID"/>
+              </w:rPr>
+            </w:pPr>
+            <w:r>
+              <w:rPr>
+                <w:rFonts w:eastAsia="Times New Roman" w:cs="Times New Roman"/>
+                <w:szCs w:val="24"/>
+                <w:lang w:val="sv-SE" w:eastAsia="en-ID"/>
+              </w:rPr>
+              <w:lastRenderedPageBreak/>
+              <w:drawing>
+                <wp:inline distT="0" distB="0" distL="0" distR="0" wp14:anchorId="2CEB7F5D" wp14:editId="6181D71E">
+                  <wp:extent cx="5259705" cy="1844040"/>
+                  <wp:effectExtent l="0" t="0" r="0" b="3810"/>
+                  <wp:docPr id="476784592" name="Picture 1"/>
+                  <wp:cNvGraphicFramePr>
+                    <a:graphicFrameLocks xmlns:a="http://schemas.openxmlformats.org/drawingml/2006/main" noChangeAspect="1"/>
+                  </wp:cNvGraphicFramePr>
+                  <a:graphic xmlns:a="http://schemas.openxmlformats.org/drawingml/2006/main">
+                    <a:graphicData uri="http://schemas.openxmlformats.org/drawingml/2006/picture">
+                      <pic:pic xmlns:pic="http://schemas.openxmlformats.org/drawingml/2006/picture">
+                        <pic:nvPicPr>
+                          <pic:cNvPr id="476784592" name=""/>
+                          <pic:cNvPicPr/>
+                        </pic:nvPicPr>
+                        <pic:blipFill>
+                          <a:blip r:embed="rId69"/>
+                          <a:stretch>
+                            <a:fillRect/>
+                          </a:stretch>
+                        </pic:blipFill>
+                        <pic:spPr>
+                          <a:xfrm>
+                            <a:off x="0" y="0"/>
+                            <a:ext cx="5259705" cy="1844040"/>
+                          </a:xfrm>
+                          <a:prstGeom prst="rect">
+                            <a:avLst/>
+                          </a:prstGeom>
+                        </pic:spPr>
+                      </pic:pic>
+                    </a:graphicData>
+                  </a:graphic>
+                </wp:inline>
+              </w:drawing>
+            </w:r>
+          </w:p>
+        </w:tc>
+      </w:tr>
+      <w:tr>
+        <w:tc>
+          <w:tcPr>
+            <w:tcW w:w="1129" w:type="dxa"/>
+          </w:tcPr>
+          <w:p>
+            <w:pPr>
+              <w:spacing w:before="60" w:line="360" w:lineRule="auto"/>
+              <w:ind w:firstLine="0"/>
+              <w:jc w:val="center"/>
+              <w:rPr>
+                <w:rFonts w:eastAsia="Times New Roman" w:cs="Times New Roman"/>
+                <w:szCs w:val="24"/>
+                <w:lang w:eastAsia="en-ID"/>
+              </w:rPr>
+            </w:pPr>
+            <w:r>
+              <w:rPr>
+                <w:rFonts w:eastAsia="Times New Roman" w:cs="Times New Roman"/>
+                <w:szCs w:val="24"/>
+                <w:lang w:eastAsia="en-ID"/>
+              </w:rPr>
+              <w:lastRenderedPageBreak/>
+              <w:t>6</w:t>
+            </w:r>
+          </w:p>
+        </w:tc>
+        <w:tc>
+          <w:tcPr>
+            <w:tcW w:w="8499" w:type="dxa"/>
+          </w:tcPr>
+          <w:p>
+            <w:pPr>
+              <w:spacing w:before="60" w:line="360" w:lineRule="auto"/>
+              <w:ind w:firstLine="0"/>
+              <w:rPr>
+                <w:rFonts w:eastAsia="Times New Roman" w:cs="Times New Roman"/>
+                <w:szCs w:val="24"/>
+                <w:lang w:val="sv-SE" w:eastAsia="en-ID"/>
+              </w:rPr>
+            </w:pPr>
+            <w:r>
+              <w:rPr>
+                <w:rFonts w:eastAsia="Times New Roman" w:cs="Times New Roman"/>
+                <w:szCs w:val="24"/>
+                <w:lang w:val="en-ID" w:eastAsia="en-ID"/>
+              </w:rPr>
+              <w:t>Kita coba jalankan di browser</w:t>
+            </w:r>
+          </w:p>
+          <w:p>
+            <w:pPr>
+              <w:spacing w:before="60" w:line="360" w:lineRule="auto"/>
+              <w:ind w:firstLine="0"/>
+              <w:rPr>
+                <w:rFonts w:eastAsia="Times New Roman" w:cs="Times New Roman"/>
+                <w:szCs w:val="24"/>
+                <w:lang w:val="sv-SE" w:eastAsia="en-ID"/>
+              </w:rPr>
+            </w:pPr>
+            <w:r>
+              <w:rPr>
+                <w:rFonts w:eastAsia="Times New Roman" w:cs="Times New Roman"/>
+                <w:szCs w:val="24"/>
+                <w:lang w:val="sv-SE" w:eastAsia="en-ID"/>
+              </w:rPr>
+              <w:drawing>
+                <wp:inline distT="0" distB="0" distL="0" distR="0" wp14:anchorId="4016771F" wp14:editId="38E4AB6A">
+                  <wp:extent cx="3626036" cy="730288"/>
+                  <wp:effectExtent l="0" t="0" r="0" b="0"/>
+                  <wp:docPr id="1722777744" name="Picture 1"/>
+                  <wp:cNvGraphicFramePr>
+                    <a:graphicFrameLocks xmlns:a="http://schemas.openxmlformats.org/drawingml/2006/main" noChangeAspect="1"/>
+                  </wp:cNvGraphicFramePr>
+                  <a:graphic xmlns:a="http://schemas.openxmlformats.org/drawingml/2006/main">
+                    <a:graphicData uri="http://schemas.openxmlformats.org/drawingml/2006/picture">
+                      <pic:pic xmlns:pic="http://schemas.openxmlformats.org/drawingml/2006/picture">
+                        <pic:nvPicPr>
+                          <pic:cNvPr id="1722777744" name=""/>
+                          <pic:cNvPicPr/>
+                        </pic:nvPicPr>
+                        <pic:blipFill>
+                          <a:blip r:embed="rId70"/>
+                          <a:stretch>
+                            <a:fillRect/>
+                          </a:stretch>
+                        </pic:blipFill>
+                        <pic:spPr>
+                          <a:xfrm>
+                            <a:off x="0" y="0"/>
+                            <a:ext cx="3626036" cy="730288"/>
+                          </a:xfrm>
+                          <a:prstGeom prst="rect">
+                            <a:avLst/>
+                          </a:prstGeom>
+                        </pic:spPr>
+                      </pic:pic>
+                    </a:graphicData>
+                  </a:graphic>
+                </wp:inline>
+              </w:drawing>
+            </w:r>
+          </w:p>
+          <w:p>
+            <w:pPr>
+              <w:spacing w:before="60" w:line="360" w:lineRule="auto"/>
+              <w:ind w:firstLine="0"/>
+              <w:rPr>
+                <w:rFonts w:eastAsia="Times New Roman" w:cs="Times New Roman"/>
+                <w:szCs w:val="24"/>
+                <w:lang w:val="sv-SE" w:eastAsia="en-ID"/>
+              </w:rPr>
+            </w:pPr>
+            <w:r>
+              <w:rPr>
+                <w:rFonts w:eastAsia="Times New Roman" w:cs="Times New Roman"/>
+                <w:szCs w:val="24"/>
+                <w:lang w:val="sv-SE" w:eastAsia="en-ID"/>
+              </w:rPr>
+              <w:drawing>
+                <wp:inline distT="0" distB="0" distL="0" distR="0" wp14:anchorId="11AD02CB" wp14:editId="3550D04E">
+                  <wp:extent cx="5259705" cy="1437005"/>
+                  <wp:effectExtent l="0" t="0" r="0" b="0"/>
+                  <wp:docPr id="140567840" name="Picture 1"/>
+                  <wp:cNvGraphicFramePr>
+                    <a:graphicFrameLocks xmlns:a="http://schemas.openxmlformats.org/drawingml/2006/main" noChangeAspect="1"/>
+                  </wp:cNvGraphicFramePr>
+                  <a:graphic xmlns:a="http://schemas.openxmlformats.org/drawingml/2006/main">
+                    <a:graphicData uri="http://schemas.openxmlformats.org/drawingml/2006/picture">
+                      <pic:pic xmlns:pic="http://schemas.openxmlformats.org/drawingml/2006/picture">
+                        <pic:nvPicPr>
+                          <pic:cNvPr id="140567840" name=""/>
+                          <pic:cNvPicPr/>
+                        </pic:nvPicPr>
+                        <pic:blipFill>
+                          <a:blip r:embed="rId71"/>
+                          <a:stretch>
+                            <a:fillRect/>
+                          </a:stretch>
+                        </pic:blipFill>
+                        <pic:spPr>
+                          <a:xfrm>
+                            <a:off x="0" y="0"/>
+                            <a:ext cx="5259705" cy="1437005"/>
+                          </a:xfrm>
+                          <a:prstGeom prst="rect">
+                            <a:avLst/>
+                          </a:prstGeom>
+                        </pic:spPr>
+                      </pic:pic>
+                    </a:graphicData>
+                  </a:graphic>
+                </wp:inline>
+              </w:drawing>
+            </w:r>
+            <w:r>
+              <w:rPr>
+                <w:rFonts w:eastAsia="Times New Roman" w:cs="Times New Roman"/>
+                <w:szCs w:val="24"/>
+                <w:lang w:val="sv-SE" w:eastAsia="en-ID"/>
+              </w:rPr>
+              <w:t xml:space="preserve"> </w:t>
+            </w:r>
+          </w:p>
+        </w:tc>
+      </w:tr>
+      <w:tr>
+        <w:tc>
+          <w:tcPr>
+            <w:tcW w:w="1129" w:type="dxa"/>
+          </w:tcPr>
+          <w:p>
+            <w:pPr>
+              <w:spacing w:before="60" w:line="360" w:lineRule="auto"/>
+              <w:ind w:firstLine="0"/>
+              <w:jc w:val="center"/>
+              <w:rPr>
+                <w:rFonts w:eastAsia="Times New Roman" w:cs="Times New Roman"/>
+                <w:szCs w:val="24"/>
+                <w:lang w:eastAsia="en-ID"/>
+              </w:rPr>
+            </w:pPr>
+            <w:r>
+              <w:rPr>
+                <w:rFonts w:eastAsia="Times New Roman" w:cs="Times New Roman"/>
+                <w:szCs w:val="24"/>
+                <w:lang w:eastAsia="en-ID"/>
+              </w:rPr>
+              <w:t>7</w:t>
+            </w:r>
+          </w:p>
+        </w:tc>
+        <w:tc>
+          <w:tcPr>
+            <w:tcW w:w="8499" w:type="dxa"/>
+          </w:tcPr>
+          <w:p>
+            <w:pPr>
+              <w:spacing w:before="60" w:line="360" w:lineRule="auto"/>
+              <w:ind w:firstLine="0"/>
+              <w:rPr>
+                <w:rFonts w:eastAsia="Times New Roman" w:cs="Times New Roman"/>
+                <w:szCs w:val="24"/>
+                <w:lang w:val="en-ID" w:eastAsia="en-ID"/>
+              </w:rPr>
+            </w:pPr>
+            <w:r>
+              <w:rPr>
+                <w:rFonts w:eastAsia="Times New Roman" w:cs="Times New Roman"/>
+                <w:szCs w:val="24"/>
+                <w:lang w:val="sv-SE" w:eastAsia="en-ID"/>
+              </w:rPr>
+              <w:t xml:space="preserve">Method terakhir yang kita coba adalah untuk menampilkan data yang ada di table m_kategori. </w:t>
+            </w:r>
+            <w:r>
+              <w:rPr>
+                <w:rFonts w:eastAsia="Times New Roman" w:cs="Times New Roman"/>
+                <w:szCs w:val="24"/>
+                <w:lang w:val="en-ID" w:eastAsia="en-ID"/>
+              </w:rPr>
+              <w:t xml:space="preserve">Kita modifikasi file KategoriController seperti berikut </w:t>
+            </w:r>
+          </w:p>
+          <w:p>
+            <w:pPr>
+              <w:spacing w:before="60" w:line="360" w:lineRule="auto"/>
+              <w:ind w:firstLine="0"/>
+              <w:rPr>
+                <w:rFonts w:eastAsia="Times New Roman" w:cs="Times New Roman"/>
+                <w:szCs w:val="24"/>
+                <w:lang w:val="sv-SE" w:eastAsia="en-ID"/>
+              </w:rPr>
+            </w:pPr>
+            <w:r>
+              <w:rPr>
+                <w:rFonts w:eastAsia="Times New Roman" w:cs="Times New Roman"/>
+                <w:szCs w:val="24"/>
+                <w:lang w:val="sv-SE" w:eastAsia="en-ID"/>
+              </w:rPr>
+              <w:drawing>
+                <wp:inline distT="0" distB="0" distL="0" distR="0" wp14:anchorId="4D4A7914" wp14:editId="3D13DA8B">
+                  <wp:extent cx="5259705" cy="2070735"/>
+                  <wp:effectExtent l="0" t="0" r="0" b="5715"/>
+                  <wp:docPr id="1977015526" name="Picture 1"/>
+                  <wp:cNvGraphicFramePr>
+                    <a:graphicFrameLocks xmlns:a="http://schemas.openxmlformats.org/drawingml/2006/main" noChangeAspect="1"/>
+                  </wp:cNvGraphicFramePr>
+                  <a:graphic xmlns:a="http://schemas.openxmlformats.org/drawingml/2006/main">
+                    <a:graphicData uri="http://schemas.openxmlformats.org/drawingml/2006/picture">
+                      <pic:pic xmlns:pic="http://schemas.openxmlformats.org/drawingml/2006/picture">
+                        <pic:nvPicPr>
+                          <pic:cNvPr id="1977015526" name=""/>
+                          <pic:cNvPicPr/>
+                        </pic:nvPicPr>
+                        <pic:blipFill>
+                          <a:blip r:embed="rId72"/>
+                          <a:stretch>
+                            <a:fillRect/>
+                          </a:stretch>
+                        </pic:blipFill>
+                        <pic:spPr>
+                          <a:xfrm>
+                            <a:off x="0" y="0"/>
+                            <a:ext cx="5259705" cy="2070735"/>
+                          </a:xfrm>
+                          <a:prstGeom prst="rect">
+                            <a:avLst/>
+                          </a:prstGeom>
+                        </pic:spPr>
+                      </pic:pic>
+                    </a:graphicData>
+                  </a:graphic>
+                </wp:inline>
+              </w:drawing>
+            </w:r>
+          </w:p>
+        </w:tc>
+      </w:tr>
+      <w:tr>
+        <w:tc>
+          <w:tcPr>
+            <w:tcW w:w="1129" w:type="dxa"/>
+          </w:tcPr>
+          <w:p>
+            <w:pPr>
+              <w:spacing w:before="60" w:line="360" w:lineRule="auto"/>
+              <w:ind w:firstLine="0"/>
+              <w:jc w:val="center"/>
+              <w:rPr>
+                <w:rFonts w:eastAsia="Times New Roman" w:cs="Times New Roman"/>
+                <w:szCs w:val="24"/>
+                <w:lang w:eastAsia="en-ID"/>
+              </w:rPr>
+            </w:pPr>
+            <w:r>
+              <w:rPr>
+                <w:rFonts w:eastAsia="Times New Roman" w:cs="Times New Roman"/>
+                <w:szCs w:val="24"/>
+                <w:lang w:eastAsia="en-ID"/>
+              </w:rPr>
+              <w:lastRenderedPageBreak/>
+              <w:t>8</w:t>
+            </w:r>
+          </w:p>
+        </w:tc>
+        <w:tc>
+          <w:tcPr>
+            <w:tcW w:w="8499" w:type="dxa"/>
+          </w:tcPr>
+          <w:p>
+            <w:pPr>
+              <w:spacing w:before="60" w:line="360" w:lineRule="auto"/>
+              <w:ind w:firstLine="0"/>
+              <w:rPr>
+                <w:rFonts w:eastAsia="Times New Roman" w:cs="Times New Roman"/>
+                <w:szCs w:val="24"/>
+                <w:lang w:eastAsia="en-ID"/>
+              </w:rPr>
+            </w:pPr>
+            <w:r>
+              <w:rPr>
+                <w:rFonts w:eastAsia="Times New Roman" w:cs="Times New Roman"/>
+                <w:szCs w:val="24"/>
+                <w:lang w:eastAsia="en-ID"/>
+              </w:rPr>
+              <w:t>Coba kita perhatikan kode yang diberi tanda kotak merah, berhubung kode tersebut memanggil view(‘kategori’), maka kita buat file view pada VSCode di PWL_POS/resources/view/kategori.blade.php</w:t>
+            </w:r>
+          </w:p>
+          <w:p>
+            <w:pPr>
+              <w:spacing w:before="60" w:line="360" w:lineRule="auto"/>
+              <w:ind w:firstLine="0"/>
+              <w:rPr>
+                <w:rFonts w:eastAsia="Times New Roman" w:cs="Times New Roman"/>
+                <w:szCs w:val="24"/>
+                <w:lang w:eastAsia="en-ID"/>
+              </w:rPr>
+            </w:pPr>
+            <w:r>
+              <w:rPr>
+                <w:rFonts w:eastAsia="Times New Roman" w:cs="Times New Roman"/>
+                <w:szCs w:val="24"/>
+                <w:lang w:eastAsia="en-ID"/>
+              </w:rPr>
+              <w:drawing>
+                <wp:inline distT="0" distB="0" distL="0" distR="0" wp14:anchorId="25DDB351" wp14:editId="4534FDAC">
+                  <wp:extent cx="3968954" cy="3537132"/>
+                  <wp:effectExtent l="0" t="0" r="0" b="6350"/>
+                  <wp:docPr id="1374713324" name="Picture 1"/>
+                  <wp:cNvGraphicFramePr>
+                    <a:graphicFrameLocks xmlns:a="http://schemas.openxmlformats.org/drawingml/2006/main" noChangeAspect="1"/>
+                  </wp:cNvGraphicFramePr>
+                  <a:graphic xmlns:a="http://schemas.openxmlformats.org/drawingml/2006/main">
+                    <a:graphicData uri="http://schemas.openxmlformats.org/drawingml/2006/picture">
+                      <pic:pic xmlns:pic="http://schemas.openxmlformats.org/drawingml/2006/picture">
+                        <pic:nvPicPr>
+                          <pic:cNvPr id="1374713324" name=""/>
+                          <pic:cNvPicPr/>
+                        </pic:nvPicPr>
+                        <pic:blipFill>
+                          <a:blip r:embed="rId73"/>
+                          <a:stretch>
+                            <a:fillRect/>
+                          </a:stretch>
+                        </pic:blipFill>
+                        <pic:spPr>
+                          <a:xfrm>
+                            <a:off x="0" y="0"/>
+                            <a:ext cx="3968954" cy="3537132"/>
+                          </a:xfrm>
+                          <a:prstGeom prst="rect">
+                            <a:avLst/>
+                          </a:prstGeom>
+                        </pic:spPr>
+                      </pic:pic>
+                    </a:graphicData>
+                  </a:graphic>
+                </wp:inline>
+              </w:drawing>
+            </w:r>
+          </w:p>
+        </w:tc>
+      </w:tr>
+      <w:tr>
+        <w:tc>
+          <w:tcPr>
+            <w:tcW w:w="1129" w:type="dxa"/>
+          </w:tcPr>
+          <w:p>
+            <w:pPr>
+              <w:spacing w:before="60" w:line="360" w:lineRule="auto"/>
+              <w:ind w:firstLine="0"/>
+              <w:jc w:val="center"/>
+              <w:rPr>
+                <w:rFonts w:eastAsia="Times New Roman" w:cs="Times New Roman"/>
+                <w:szCs w:val="24"/>
+                <w:lang w:eastAsia="en-ID"/>
+              </w:rPr>
+            </w:pPr>
+            <w:r>
+              <w:rPr>
+                <w:rFonts w:eastAsia="Times New Roman" w:cs="Times New Roman"/>
+                <w:szCs w:val="24"/>
+                <w:lang w:eastAsia="en-ID"/>
+              </w:rPr>
+              <w:t>9</w:t>
+            </w:r>
+          </w:p>
+        </w:tc>
+        <w:tc>
+          <w:tcPr>
+            <w:tcW w:w="8499" w:type="dxa"/>
+          </w:tcPr>
+          <w:p>
+            <w:pPr>
+              <w:spacing w:before="60" w:line="360" w:lineRule="auto"/>
+              <w:ind w:firstLine="0"/>
+              <w:rPr>
+                <w:rFonts w:eastAsia="Times New Roman" w:cs="Times New Roman"/>
+                <w:szCs w:val="24"/>
+                <w:lang w:val="sv-SE" w:eastAsia="en-ID"/>
+              </w:rPr>
+            </w:pPr>
+            <w:r>
+              <w:rPr>
+                <w:rFonts w:eastAsia="Times New Roman" w:cs="Times New Roman"/>
+                <w:szCs w:val="24"/>
+                <w:lang w:val="sv-SE" w:eastAsia="en-ID"/>
+              </w:rPr>
+              <w:t>Silahkan dicoba pada browser dan amati apa yang terjadi.</w:t>
+            </w:r>
+          </w:p>
+          <w:p>
+            <w:pPr>
+              <w:spacing w:before="60" w:line="360" w:lineRule="auto"/>
+              <w:ind w:firstLine="0"/>
+              <w:rPr>
+                <w:rFonts w:eastAsia="Times New Roman" w:cs="Times New Roman"/>
+                <w:szCs w:val="24"/>
+                <w:lang w:eastAsia="en-ID"/>
+              </w:rPr>
+            </w:pPr>
+            <w:r>
+              <w:rPr>
+                <w:rFonts w:eastAsia="Times New Roman" w:cs="Times New Roman"/>
+                <w:szCs w:val="24"/>
+                <w:lang w:eastAsia="en-ID"/>
+              </w:rPr>
+              <w:drawing>
+                <wp:inline distT="0" distB="0" distL="0" distR="0" wp14:anchorId="5BDCCFDD" wp14:editId="411F42CD">
+                  <wp:extent cx="3194214" cy="3060857"/>
+                  <wp:effectExtent l="0" t="0" r="6350" b="6350"/>
+                  <wp:docPr id="892629963" name="Picture 1"/>
+                  <wp:cNvGraphicFramePr>
+                    <a:graphicFrameLocks xmlns:a="http://schemas.openxmlformats.org/drawingml/2006/main" noChangeAspect="1"/>
+                  </wp:cNvGraphicFramePr>
+                  <a:graphic xmlns:a="http://schemas.openxmlformats.org/drawingml/2006/main">
+                    <a:graphicData uri="http://schemas.openxmlformats.org/drawingml/2006/picture">
+                      <pic:pic xmlns:pic="http://schemas.openxmlformats.org/drawingml/2006/picture">
+                        <pic:nvPicPr>
+                          <pic:cNvPr id="892629963" name=""/>
+                          <pic:cNvPicPr/>
+                        </pic:nvPicPr>
+                        <pic:blipFill>
+                          <a:blip r:embed="rId74"/>
+                          <a:stretch>
+                            <a:fillRect/>
+                          </a:stretch>
+                        </pic:blipFill>
+                        <pic:spPr>
+                          <a:xfrm>
+                            <a:off x="0" y="0"/>
+                            <a:ext cx="3194214" cy="3060857"/>
+                          </a:xfrm>
+                          <a:prstGeom prst="rect">
+                            <a:avLst/>
+                          </a:prstGeom>
+                        </pic:spPr>
+                      </pic:pic>
+                    </a:graphicData>
+                  </a:graphic>
+                </wp:inline>
+              </w:drawing>
+            </w:r>
+          </w:p>
+        </w:tc>
+      </w:tr>
+    </w:tbl>
+    <w:p>
+      <w:pPr>
+        <w:spacing w:before="60" w:line="360" w:lineRule="auto"/>
+        <w:ind w:firstLine="0"/>
+        <w:rPr>
+          <w:rFonts w:eastAsia="Times New Roman" w:cs="Times New Roman"/>
+          <w:b/>
+          <w:bCs/>
+          <w:kern w:val="0"/>
+          <w:szCs w:val="24"/>
+          <w:lang w:val="id-ID" w:eastAsia="en-ID"/>
+          <w14:ligatures w14:val="none"/>
+        </w:rPr>
+      </w:pPr>
+    </w:p>
+    <w:p>
+      <w:pPr>
+        <w:spacing w:before="60" w:line="360" w:lineRule="auto"/>
+        <w:ind w:firstLine="0"/>
+        <w:rPr>
+          <w:rFonts w:eastAsia="Times New Roman" w:cs="Times New Roman"/>
+          <w:b/>
+          <w:bCs/>
+          <w:kern w:val="0"/>
+          <w:szCs w:val="24"/>
+          <w:lang w:val="id-ID" w:eastAsia="en-ID"/>
+          <w14:ligatures w14:val="none"/>
+        </w:rPr>
+      </w:pPr>
+    </w:p>
+    <w:p>
+      <w:pPr>
+        <w:spacing w:before="60" w:line="360" w:lineRule="auto"/>
+        <w:ind w:firstLine="0"/>
+        <w:rPr>
+          <w:rFonts w:eastAsia="Times New Roman" w:cs="Times New Roman"/>
+          <w:b/>
+          <w:bCs/>
+          <w:kern w:val="0"/>
+          <w:szCs w:val="24"/>
+          <w:lang w:eastAsia="en-ID"/>
+          <w14:ligatures w14:val="none"/>
+        </w:rPr>
+      </w:pPr>
+      <w:r>
+        <w:rPr>
+          <w:rFonts w:eastAsia="Times New Roman" w:cs="Times New Roman"/>
+          <w:b/>
+          <w:bCs/>
+          <w:kern w:val="0"/>
+          <w:szCs w:val="24"/>
+          <w:lang w:eastAsia="en-ID"/>
+          <w14:ligatures w14:val="none"/>
+        </w:rPr>
         <w:t>Soal Praktikum</w:t>
       </w:r>
     </w:p>
@@ -1559,8 +7416,8 @@
       </w:pPr>
     </w:p>
     <w:sectPr>
-      <w:headerReference w:type="default" r:id="rId7"/>
-      <w:footerReference w:type="default" r:id="rId8"/>
+      <w:headerReference w:type="default" r:id="rId75"/>
+      <w:footerReference w:type="default" r:id="rId76"/>
       <w:pgSz w:w="11906" w:h="16838" w:code="9"/>
       <w:pgMar w:top="1134" w:right="1134" w:bottom="1134" w:left="1134" w:header="567" w:footer="567" w:gutter="0"/>
       <w:cols w:space="708"/>
@@ -1672,38 +7529,7 @@
                 <w:szCs w:val="20"/>
                 <w:lang w:val="sv-SE"/>
               </w:rPr>
-              <w:t>(</w:t>
-            </w:r>
-            <w:r>
-              <w:rPr>
-                <w:rFonts w:ascii="Book Antiqua" w:hAnsi="Book Antiqua"/>
-                <w:i/>
-                <w:iCs/>
-                <w:sz w:val="20"/>
-                <w:szCs w:val="20"/>
-                <w:lang w:val="sv-SE"/>
-              </w:rPr>
-              <w:t>singkatan</w:t>
-            </w:r>
-            <w:r>
-              <w:rPr>
-                <w:rFonts w:ascii="Book Antiqua" w:hAnsi="Book Antiqua"/>
-                <w:i/>
-                <w:iCs/>
-                <w:sz w:val="20"/>
-                <w:szCs w:val="20"/>
-                <w:lang w:val="sv-SE"/>
-              </w:rPr>
-              <w:t xml:space="preserve"> matkul</w:t>
-            </w:r>
-            <w:r>
-              <w:rPr>
-                <w:rFonts w:ascii="Book Antiqua" w:hAnsi="Book Antiqua"/>
-                <w:sz w:val="20"/>
-                <w:szCs w:val="20"/>
-                <w:lang w:val="sv-SE"/>
-              </w:rPr>
-              <w:t>)</w:t>
+              <w:t>PWL</w:t>
             </w:r>
             <w:r>
               <w:rPr>
@@ -2083,43 +7909,7 @@
               <w:szCs w:val="20"/>
               <w:lang w:val="en-ID"/>
             </w:rPr>
-            <w:t xml:space="preserve">Jl. Soekarno Hatta No. 9, </w:t>
-          </w:r>
-          <w:proofErr w:type="spellStart"/>
-          <w:r>
-            <w:rPr>
-              <w:sz w:val="20"/>
-              <w:szCs w:val="20"/>
-              <w:lang w:val="en-ID"/>
-            </w:rPr>
-            <w:t>Jatimulyo</w:t>
-          </w:r>
-          <w:proofErr w:type="spellEnd"/>
-          <w:r>
-            <w:rPr>
-              <w:sz w:val="20"/>
-              <w:szCs w:val="20"/>
-              <w:lang w:val="en-ID"/>
-            </w:rPr>
-            <w:t xml:space="preserve">, </w:t>
-          </w:r>
-          <w:proofErr w:type="spellStart"/>
-          <w:r>
-            <w:rPr>
-              <w:sz w:val="20"/>
-              <w:szCs w:val="20"/>
-              <w:lang w:val="en-ID"/>
-            </w:rPr>
-            <w:t>Lowokwaru</w:t>
-          </w:r>
-          <w:proofErr w:type="spellEnd"/>
-          <w:r>
-            <w:rPr>
-              <w:sz w:val="20"/>
-              <w:szCs w:val="20"/>
-              <w:lang w:val="en-ID"/>
-            </w:rPr>
-            <w:t>, Malang 65141</w:t>
+            <w:t>Jl. Soekarno Hatta No. 9, Jatimulyo, Lowokwaru, Malang 65141</w:t>
           </w:r>
         </w:p>
         <w:p>
@@ -4074,6 +9864,95 @@
     </w:lvl>
   </w:abstractNum>
   <w:abstractNum w:abstractNumId="19" w15:restartNumberingAfterBreak="0">
+    <w:nsid w:val="470B34AE"/>
+    <w:multiLevelType w:val="hybridMultilevel"/>
+    <w:tmpl w:val="4852DCA2"/>
+    <w:lvl w:ilvl="0" w:tplc="04210019">
+      <w:start w:val="1"/>
+      <w:numFmt w:val="lowerLetter"/>
+      <w:lvlText w:val="%1."/>
+      <w:lvlJc w:val="left"/>
+      <w:pPr>
+        <w:ind w:left="720" w:hanging="360"/>
+      </w:pPr>
+      <w:rPr>
+        <w:rFonts w:hint="default"/>
+      </w:rPr>
+    </w:lvl>
+    <w:lvl w:ilvl="1" w:tplc="04210019" w:tentative="1">
+      <w:start w:val="1"/>
+      <w:numFmt w:val="lowerLetter"/>
+      <w:lvlText w:val="%2."/>
+      <w:lvlJc w:val="left"/>
+      <w:pPr>
+        <w:ind w:left="1440" w:hanging="360"/>
+      </w:pPr>
+    </w:lvl>
+    <w:lvl w:ilvl="2" w:tplc="0421001B" w:tentative="1">
+      <w:start w:val="1"/>
+      <w:numFmt w:val="lowerRoman"/>
+      <w:lvlText w:val="%3."/>
+      <w:lvlJc w:val="right"/>
+      <w:pPr>
+        <w:ind w:left="2160" w:hanging="180"/>
+      </w:pPr>
+    </w:lvl>
+    <w:lvl w:ilvl="3" w:tplc="0421000F" w:tentative="1">
+      <w:start w:val="1"/>
+      <w:numFmt w:val="decimal"/>
+      <w:lvlText w:val="%4."/>
+      <w:lvlJc w:val="left"/>
+      <w:pPr>
+        <w:ind w:left="2880" w:hanging="360"/>
+      </w:pPr>
+    </w:lvl>
+    <w:lvl w:ilvl="4" w:tplc="04210019" w:tentative="1">
+      <w:start w:val="1"/>
+      <w:numFmt w:val="lowerLetter"/>
+      <w:lvlText w:val="%5."/>
+      <w:lvlJc w:val="left"/>
+      <w:pPr>
+        <w:ind w:left="3600" w:hanging="360"/>
+      </w:pPr>
+    </w:lvl>
+    <w:lvl w:ilvl="5" w:tplc="0421001B" w:tentative="1">
+      <w:start w:val="1"/>
+      <w:numFmt w:val="lowerRoman"/>
+      <w:lvlText w:val="%6."/>
+      <w:lvlJc w:val="right"/>
+      <w:pPr>
+        <w:ind w:left="4320" w:hanging="180"/>
+      </w:pPr>
+    </w:lvl>
+    <w:lvl w:ilvl="6" w:tplc="0421000F" w:tentative="1">
+      <w:start w:val="1"/>
+      <w:numFmt w:val="decimal"/>
+      <w:lvlText w:val="%7."/>
+      <w:lvlJc w:val="left"/>
+      <w:pPr>
+        <w:ind w:left="5040" w:hanging="360"/>
+      </w:pPr>
+    </w:lvl>
+    <w:lvl w:ilvl="7" w:tplc="04210019" w:tentative="1">
+      <w:start w:val="1"/>
+      <w:numFmt w:val="lowerLetter"/>
+      <w:lvlText w:val="%8."/>
+      <w:lvlJc w:val="left"/>
+      <w:pPr>
+        <w:ind w:left="5760" w:hanging="360"/>
+      </w:pPr>
+    </w:lvl>
+    <w:lvl w:ilvl="8" w:tplc="0421001B" w:tentative="1">
+      <w:start w:val="1"/>
+      <w:numFmt w:val="lowerRoman"/>
+      <w:lvlText w:val="%9."/>
+      <w:lvlJc w:val="right"/>
+      <w:pPr>
+        <w:ind w:left="6480" w:hanging="180"/>
+      </w:pPr>
+    </w:lvl>
+  </w:abstractNum>
+  <w:abstractNum w:abstractNumId="20" w15:restartNumberingAfterBreak="0">
     <w:nsid w:val="47432924"/>
     <w:multiLevelType w:val="multilevel"/>
     <w:tmpl w:val="0A745D50"/>
@@ -4186,7 +10065,7 @@
       </w:rPr>
     </w:lvl>
   </w:abstractNum>
-  <w:abstractNum w:abstractNumId="20" w15:restartNumberingAfterBreak="0">
+  <w:abstractNum w:abstractNumId="21" w15:restartNumberingAfterBreak="0">
     <w:nsid w:val="5BF45F27"/>
     <w:multiLevelType w:val="multilevel"/>
     <w:tmpl w:val="0A745D50"/>
@@ -4299,7 +10178,7 @@
       </w:rPr>
     </w:lvl>
   </w:abstractNum>
-  <w:abstractNum w:abstractNumId="21" w15:restartNumberingAfterBreak="0">
+  <w:abstractNum w:abstractNumId="22" w15:restartNumberingAfterBreak="0">
     <w:nsid w:val="60D46AC0"/>
     <w:multiLevelType w:val="hybridMultilevel"/>
     <w:tmpl w:val="60C02C6A"/>
@@ -4390,7 +10269,7 @@
       </w:pPr>
     </w:lvl>
   </w:abstractNum>
-  <w:abstractNum w:abstractNumId="22" w15:restartNumberingAfterBreak="0">
+  <w:abstractNum w:abstractNumId="23" w15:restartNumberingAfterBreak="0">
     <w:nsid w:val="6272782C"/>
     <w:multiLevelType w:val="hybridMultilevel"/>
     <w:tmpl w:val="F4588B3E"/>
@@ -4476,7 +10355,7 @@
       </w:pPr>
     </w:lvl>
   </w:abstractNum>
-  <w:abstractNum w:abstractNumId="23" w15:restartNumberingAfterBreak="0">
+  <w:abstractNum w:abstractNumId="24" w15:restartNumberingAfterBreak="0">
     <w:nsid w:val="63B26DA1"/>
     <w:multiLevelType w:val="hybridMultilevel"/>
     <w:tmpl w:val="84924514"/>
@@ -4562,7 +10441,7 @@
       </w:pPr>
     </w:lvl>
   </w:abstractNum>
-  <w:abstractNum w:abstractNumId="24" w15:restartNumberingAfterBreak="0">
+  <w:abstractNum w:abstractNumId="25" w15:restartNumberingAfterBreak="0">
     <w:nsid w:val="661D2F48"/>
     <w:multiLevelType w:val="multilevel"/>
     <w:tmpl w:val="20A4A9B6"/>
@@ -4675,7 +10554,96 @@
       </w:pPr>
     </w:lvl>
   </w:abstractNum>
-  <w:abstractNum w:abstractNumId="25" w15:restartNumberingAfterBreak="0">
+  <w:abstractNum w:abstractNumId="26" w15:restartNumberingAfterBreak="0">
+    <w:nsid w:val="684B588F"/>
+    <w:multiLevelType w:val="hybridMultilevel"/>
+    <w:tmpl w:val="BC220BEA"/>
+    <w:lvl w:ilvl="0" w:tplc="04210019">
+      <w:start w:val="1"/>
+      <w:numFmt w:val="lowerLetter"/>
+      <w:lvlText w:val="%1."/>
+      <w:lvlJc w:val="left"/>
+      <w:pPr>
+        <w:ind w:left="720" w:hanging="360"/>
+      </w:pPr>
+      <w:rPr>
+        <w:rFonts w:hint="default"/>
+      </w:rPr>
+    </w:lvl>
+    <w:lvl w:ilvl="1" w:tplc="04210019" w:tentative="1">
+      <w:start w:val="1"/>
+      <w:numFmt w:val="lowerLetter"/>
+      <w:lvlText w:val="%2."/>
+      <w:lvlJc w:val="left"/>
+      <w:pPr>
+        <w:ind w:left="1440" w:hanging="360"/>
+      </w:pPr>
+    </w:lvl>
+    <w:lvl w:ilvl="2" w:tplc="0421001B" w:tentative="1">
+      <w:start w:val="1"/>
+      <w:numFmt w:val="lowerRoman"/>
+      <w:lvlText w:val="%3."/>
+      <w:lvlJc w:val="right"/>
+      <w:pPr>
+        <w:ind w:left="2160" w:hanging="180"/>
+      </w:pPr>
+    </w:lvl>
+    <w:lvl w:ilvl="3" w:tplc="0421000F" w:tentative="1">
+      <w:start w:val="1"/>
+      <w:numFmt w:val="decimal"/>
+      <w:lvlText w:val="%4."/>
+      <w:lvlJc w:val="left"/>
+      <w:pPr>
+        <w:ind w:left="2880" w:hanging="360"/>
+      </w:pPr>
+    </w:lvl>
+    <w:lvl w:ilvl="4" w:tplc="04210019" w:tentative="1">
+      <w:start w:val="1"/>
+      <w:numFmt w:val="lowerLetter"/>
+      <w:lvlText w:val="%5."/>
+      <w:lvlJc w:val="left"/>
+      <w:pPr>
+        <w:ind w:left="3600" w:hanging="360"/>
+      </w:pPr>
+    </w:lvl>
+    <w:lvl w:ilvl="5" w:tplc="0421001B" w:tentative="1">
+      <w:start w:val="1"/>
+      <w:numFmt w:val="lowerRoman"/>
+      <w:lvlText w:val="%6."/>
+      <w:lvlJc w:val="right"/>
+      <w:pPr>
+        <w:ind w:left="4320" w:hanging="180"/>
+      </w:pPr>
+    </w:lvl>
+    <w:lvl w:ilvl="6" w:tplc="0421000F" w:tentative="1">
+      <w:start w:val="1"/>
+      <w:numFmt w:val="decimal"/>
+      <w:lvlText w:val="%7."/>
+      <w:lvlJc w:val="left"/>
+      <w:pPr>
+        <w:ind w:left="5040" w:hanging="360"/>
+      </w:pPr>
+    </w:lvl>
+    <w:lvl w:ilvl="7" w:tplc="04210019" w:tentative="1">
+      <w:start w:val="1"/>
+      <w:numFmt w:val="lowerLetter"/>
+      <w:lvlText w:val="%8."/>
+      <w:lvlJc w:val="left"/>
+      <w:pPr>
+        <w:ind w:left="5760" w:hanging="360"/>
+      </w:pPr>
+    </w:lvl>
+    <w:lvl w:ilvl="8" w:tplc="0421001B" w:tentative="1">
+      <w:start w:val="1"/>
+      <w:numFmt w:val="lowerRoman"/>
+      <w:lvlText w:val="%9."/>
+      <w:lvlJc w:val="right"/>
+      <w:pPr>
+        <w:ind w:left="6480" w:hanging="180"/>
+      </w:pPr>
+    </w:lvl>
+  </w:abstractNum>
+  <w:abstractNum w:abstractNumId="27" w15:restartNumberingAfterBreak="0">
     <w:nsid w:val="74D017F6"/>
     <w:multiLevelType w:val="multilevel"/>
     <w:tmpl w:val="0A745D50"/>
@@ -4788,7 +10756,7 @@
       </w:rPr>
     </w:lvl>
   </w:abstractNum>
-  <w:abstractNum w:abstractNumId="26" w15:restartNumberingAfterBreak="0">
+  <w:abstractNum w:abstractNumId="28" w15:restartNumberingAfterBreak="0">
     <w:nsid w:val="76916691"/>
     <w:multiLevelType w:val="hybridMultilevel"/>
     <w:tmpl w:val="C8529CB6"/>
@@ -4874,7 +10842,7 @@
       </w:pPr>
     </w:lvl>
   </w:abstractNum>
-  <w:abstractNum w:abstractNumId="27" w15:restartNumberingAfterBreak="0">
+  <w:abstractNum w:abstractNumId="29" w15:restartNumberingAfterBreak="0">
     <w:nsid w:val="77333283"/>
     <w:multiLevelType w:val="multilevel"/>
     <w:tmpl w:val="0A745D50"/>
@@ -4987,7 +10955,7 @@
       </w:rPr>
     </w:lvl>
   </w:abstractNum>
-  <w:abstractNum w:abstractNumId="28" w15:restartNumberingAfterBreak="0">
+  <w:abstractNum w:abstractNumId="30" w15:restartNumberingAfterBreak="0">
     <w:nsid w:val="7756637C"/>
     <w:multiLevelType w:val="hybridMultilevel"/>
     <w:tmpl w:val="0AAE14F8"/>
@@ -5073,7 +11041,7 @@
       </w:pPr>
     </w:lvl>
   </w:abstractNum>
-  <w:abstractNum w:abstractNumId="29" w15:restartNumberingAfterBreak="0">
+  <w:abstractNum w:abstractNumId="31" w15:restartNumberingAfterBreak="0">
     <w:nsid w:val="79CC4950"/>
     <w:multiLevelType w:val="hybridMultilevel"/>
     <w:tmpl w:val="F4588B3E"/>
@@ -5159,7 +11127,7 @@
       </w:pPr>
     </w:lvl>
   </w:abstractNum>
-  <w:abstractNum w:abstractNumId="30" w15:restartNumberingAfterBreak="0">
+  <w:abstractNum w:abstractNumId="32" w15:restartNumberingAfterBreak="0">
     <w:nsid w:val="7C355AEA"/>
     <w:multiLevelType w:val="multilevel"/>
     <w:tmpl w:val="0A745D50"/>
@@ -5276,7 +11244,7 @@
     <w:abstractNumId w:val="14"/>
   </w:num>
   <w:num w:numId="2" w16cid:durableId="820922001">
-    <w:abstractNumId w:val="21"/>
+    <w:abstractNumId w:val="22"/>
   </w:num>
   <w:num w:numId="3" w16cid:durableId="1682387436">
     <w:abstractNumId w:val="2"/>
@@ -5288,16 +11256,16 @@
     <w:abstractNumId w:val="10"/>
   </w:num>
   <w:num w:numId="6" w16cid:durableId="433206548">
-    <w:abstractNumId w:val="29"/>
+    <w:abstractNumId w:val="31"/>
   </w:num>
   <w:num w:numId="7" w16cid:durableId="673072809">
-    <w:abstractNumId w:val="26"/>
+    <w:abstractNumId w:val="28"/>
   </w:num>
   <w:num w:numId="8" w16cid:durableId="837581513">
     <w:abstractNumId w:val="6"/>
   </w:num>
   <w:num w:numId="9" w16cid:durableId="95291101">
-    <w:abstractNumId w:val="23"/>
+    <w:abstractNumId w:val="24"/>
   </w:num>
   <w:num w:numId="10" w16cid:durableId="1144547653">
     <w:abstractNumId w:val="9"/>
@@ -5309,7 +11277,7 @@
     <w:abstractNumId w:val="11"/>
   </w:num>
   <w:num w:numId="13" w16cid:durableId="1382746199">
-    <w:abstractNumId w:val="28"/>
+    <w:abstractNumId w:val="30"/>
   </w:num>
   <w:num w:numId="14" w16cid:durableId="2069766843">
     <w:abstractNumId w:val="3"/>
@@ -5318,7 +11286,7 @@
     <w:abstractNumId w:val="8"/>
   </w:num>
   <w:num w:numId="16" w16cid:durableId="40323401">
-    <w:abstractNumId w:val="22"/>
+    <w:abstractNumId w:val="23"/>
   </w:num>
   <w:num w:numId="17" w16cid:durableId="1984238359">
     <w:abstractNumId w:val="7"/>
@@ -5339,19 +11307,19 @@
     <w:abstractNumId w:val="15"/>
   </w:num>
   <w:num w:numId="23" w16cid:durableId="2057505941">
-    <w:abstractNumId w:val="27"/>
+    <w:abstractNumId w:val="29"/>
   </w:num>
   <w:num w:numId="24" w16cid:durableId="1276594119">
     <w:abstractNumId w:val="12"/>
   </w:num>
   <w:num w:numId="25" w16cid:durableId="316736731">
-    <w:abstractNumId w:val="19"/>
+    <w:abstractNumId w:val="20"/>
   </w:num>
   <w:num w:numId="26" w16cid:durableId="1789624272">
-    <w:abstractNumId w:val="25"/>
+    <w:abstractNumId w:val="27"/>
   </w:num>
   <w:num w:numId="27" w16cid:durableId="5181304">
-    <w:abstractNumId w:val="30"/>
+    <w:abstractNumId w:val="32"/>
   </w:num>
   <w:num w:numId="28" w16cid:durableId="1923298038">
     <w:abstractNumId w:val="5"/>
@@ -5360,10 +11328,16 @@
     <w:abstractNumId w:val="16"/>
   </w:num>
   <w:num w:numId="30" w16cid:durableId="942610728">
-    <w:abstractNumId w:val="20"/>
+    <w:abstractNumId w:val="21"/>
   </w:num>
   <w:num w:numId="31" w16cid:durableId="532233487">
-    <w:abstractNumId w:val="24"/>
+    <w:abstractNumId w:val="25"/>
+  </w:num>
+  <w:num w:numId="32" w16cid:durableId="857547830">
+    <w:abstractNumId w:val="26"/>
+  </w:num>
+  <w:num w:numId="33" w16cid:durableId="924144742">
+    <w:abstractNumId w:val="19"/>
   </w:num>
 </w:numbering>
 </file>
@@ -5849,7 +11823,6 @@
   <w:style w:type="character" w:default="1" w:styleId="DefaultParagraphFont">
     <w:name w:val="Default Paragraph Font"/>
     <w:uiPriority w:val="1"/>
-    <w:semiHidden/>
     <w:unhideWhenUsed/>
   </w:style>
   <w:style w:type="table" w:default="1" w:styleId="TableNormal">
